--- a/entorno_desarrollo/Resumen Tema-AdriánTiradoRamos.docx
+++ b/entorno_desarrollo/Resumen Tema-AdriánTiradoRamos.docx
@@ -1,6 +1,6 @@
 
 <file path=word/document.xml><?xml version="1.0" encoding="utf-8"?>
-<w:document xmlns:wpc="http://schemas.microsoft.com/office/word/2010/wordprocessingCanvas" xmlns:cx="http://schemas.microsoft.com/office/drawing/2014/chartex" xmlns:cx1="http://schemas.microsoft.com/office/drawing/2015/9/8/chartex" xmlns:cx2="http://schemas.microsoft.com/office/drawing/2015/10/21/chartex" xmlns:cx3="http://schemas.microsoft.com/office/drawing/2016/5/9/chartex" xmlns:cx4="http://schemas.microsoft.com/office/drawing/2016/5/10/chartex" xmlns:cx5="http://schemas.microsoft.com/office/drawing/2016/5/11/chartex" xmlns:cx6="http://schemas.microsoft.com/office/drawing/2016/5/12/chartex" xmlns:cx7="http://schemas.microsoft.com/office/drawing/2016/5/13/chartex" xmlns:cx8="http://schemas.microsoft.com/office/drawing/2016/5/14/chartex" xmlns:mc="http://schemas.openxmlformats.org/markup-compatibility/2006" xmlns:aink="http://schemas.microsoft.com/office/drawing/2016/ink" xmlns:am3d="http://schemas.microsoft.com/office/drawing/2017/model3d" xmlns:o="urn:schemas-microsoft-com:office:office" xmlns:r="http://schemas.openxmlformats.org/officeDocument/2006/relationships" xmlns:m="http://schemas.openxmlformats.org/officeDocument/2006/math" xmlns:v="urn:schemas-microsoft-com:vml" xmlns:wp14="http://schemas.microsoft.com/office/word/2010/wordprocessingDrawing" xmlns:wp="http://schemas.openxmlformats.org/drawingml/2006/wordprocessingDrawing" xmlns:w10="urn:schemas-microsoft-com:office:word" xmlns:w="http://schemas.openxmlformats.org/wordprocessingml/2006/main" xmlns:w14="http://schemas.microsoft.com/office/word/2010/wordml" xmlns:w15="http://schemas.microsoft.com/office/word/2012/wordml" xmlns:w16cid="http://schemas.microsoft.com/office/word/2016/wordml/cid" xmlns:w16se="http://schemas.microsoft.com/office/word/2015/wordml/symex" xmlns:wpg="http://schemas.microsoft.com/office/word/2010/wordprocessingGroup" xmlns:wpi="http://schemas.microsoft.com/office/word/2010/wordprocessingInk" xmlns:wne="http://schemas.microsoft.com/office/word/2006/wordml" xmlns:wps="http://schemas.microsoft.com/office/word/2010/wordprocessingShape" mc:Ignorable="w14 w15 w16se w16cid wp14">
+<w:document xmlns:wpc="http://schemas.microsoft.com/office/word/2010/wordprocessingCanvas" xmlns:cx="http://schemas.microsoft.com/office/drawing/2014/chartex" xmlns:cx1="http://schemas.microsoft.com/office/drawing/2015/9/8/chartex" xmlns:cx2="http://schemas.microsoft.com/office/drawing/2015/10/21/chartex" xmlns:cx3="http://schemas.microsoft.com/office/drawing/2016/5/9/chartex" xmlns:cx4="http://schemas.microsoft.com/office/drawing/2016/5/10/chartex" xmlns:cx5="http://schemas.microsoft.com/office/drawing/2016/5/11/chartex" xmlns:cx6="http://schemas.microsoft.com/office/drawing/2016/5/12/chartex" xmlns:cx7="http://schemas.microsoft.com/office/drawing/2016/5/13/chartex" xmlns:cx8="http://schemas.microsoft.com/office/drawing/2016/5/14/chartex" xmlns:mc="http://schemas.openxmlformats.org/markup-compatibility/2006" xmlns:aink="http://schemas.microsoft.com/office/drawing/2016/ink" xmlns:am3d="http://schemas.microsoft.com/office/drawing/2017/model3d" xmlns:o="urn:schemas-microsoft-com:office:office" xmlns:oel="http://schemas.microsoft.com/office/2019/extlst" xmlns:r="http://schemas.openxmlformats.org/officeDocument/2006/relationships" xmlns:m="http://schemas.openxmlformats.org/officeDocument/2006/math" xmlns:v="urn:schemas-microsoft-com:vml" xmlns:wp14="http://schemas.microsoft.com/office/word/2010/wordprocessingDrawing" xmlns:wp="http://schemas.openxmlformats.org/drawingml/2006/wordprocessingDrawing" xmlns:w10="urn:schemas-microsoft-com:office:word" xmlns:w="http://schemas.openxmlformats.org/wordprocessingml/2006/main" xmlns:w14="http://schemas.microsoft.com/office/word/2010/wordml" xmlns:w15="http://schemas.microsoft.com/office/word/2012/wordml" xmlns:w16cex="http://schemas.microsoft.com/office/word/2018/wordml/cex" xmlns:w16cid="http://schemas.microsoft.com/office/word/2016/wordml/cid" xmlns:w16="http://schemas.microsoft.com/office/word/2018/wordml" xmlns:w16sdtdh="http://schemas.microsoft.com/office/word/2020/wordml/sdtdatahash" xmlns:w16se="http://schemas.microsoft.com/office/word/2015/wordml/symex" xmlns:wpg="http://schemas.microsoft.com/office/word/2010/wordprocessingGroup" xmlns:wpi="http://schemas.microsoft.com/office/word/2010/wordprocessingInk" xmlns:wne="http://schemas.microsoft.com/office/word/2006/wordml" xmlns:wps="http://schemas.microsoft.com/office/word/2010/wordprocessingShape" mc:Ignorable="w14 w15 w16se w16cid w16 w16cex w16sdtdh wp14">
   <w:body>
     <w:p>
       <w:r>
@@ -14,7 +14,7 @@
         <mc:AlternateContent>
           <mc:Choice Requires="wps">
             <w:drawing>
-              <wp:anchor distT="0" distB="0" distL="114300" distR="114300" simplePos="0" relativeHeight="251666432" behindDoc="1" locked="0" layoutInCell="1" allowOverlap="1" wp14:anchorId="2934EC10" wp14:editId="6E50E818">
+              <wp:anchor distT="0" distB="0" distL="114300" distR="114300" simplePos="0" relativeHeight="251666432" behindDoc="1" locked="0" layoutInCell="1" allowOverlap="1" wp14:anchorId="3AAFC4AF" wp14:editId="6E50E818">
                 <wp:simplePos x="0" y="0"/>
                 <wp:positionH relativeFrom="margin">
                   <wp:posOffset>2763672</wp:posOffset>
@@ -98,11 +98,11 @@
           </mc:Choice>
           <mc:Fallback>
             <w:pict>
-              <v:shapetype w14:anchorId="2934EC10" id="_x0000_t202" coordsize="21600,21600" o:spt="202" path="m,l,21600r21600,l21600,xe">
+              <v:shapetype w14:anchorId="3AAFC4AF" id="_x0000_t202" coordsize="21600,21600" o:spt="202" path="m,l,21600r21600,l21600,xe">
                 <v:stroke joinstyle="miter"/>
                 <v:path gradientshapeok="t" o:connecttype="rect"/>
               </v:shapetype>
-              <v:shape id="Cuadro de texto 1" o:spid="_x0000_s1026" type="#_x0000_t202" style="position:absolute;margin-left:217.6pt;margin-top:-.55pt;width:246.15pt;height:42.8pt;z-index:-251650048;visibility:visible;mso-wrap-style:square;mso-wrap-distance-left:9pt;mso-wrap-distance-top:0;mso-wrap-distance-right:9pt;mso-wrap-distance-bottom:0;mso-position-horizontal:absolute;mso-position-horizontal-relative:margin;mso-position-vertical:absolute;mso-position-vertical-relative:text;v-text-anchor:top" o:gfxdata="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" filled="f" stroked="f">
+              <v:shape id="Cuadro de texto 1" o:spid="_x0000_s1026" type="#_x0000_t202" style="position:absolute;margin-left:217.6pt;margin-top:-.55pt;width:246.15pt;height:42.8pt;z-index:-251650048;visibility:visible;mso-wrap-style:square;mso-wrap-distance-left:9pt;mso-wrap-distance-top:0;mso-wrap-distance-right:9pt;mso-wrap-distance-bottom:0;mso-position-horizontal:absolute;mso-position-horizontal-relative:margin;mso-position-vertical:absolute;mso-position-vertical-relative:text;v-text-anchor:top" o:gfxdata="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" filled="f" stroked="f">
                 <v:textbox>
                   <w:txbxContent>
                     <w:p>
@@ -146,7 +146,7 @@
         <mc:AlternateContent>
           <mc:Choice Requires="wps">
             <w:drawing>
-              <wp:anchor distT="0" distB="0" distL="114300" distR="114300" simplePos="0" relativeHeight="251664384" behindDoc="1" locked="0" layoutInCell="1" allowOverlap="1" wp14:anchorId="632A3BAC" wp14:editId="2D86327E">
+              <wp:anchor distT="0" distB="0" distL="114300" distR="114300" simplePos="0" relativeHeight="251664384" behindDoc="1" locked="0" layoutInCell="1" allowOverlap="1" wp14:anchorId="04193296" wp14:editId="2D86327E">
                 <wp:simplePos x="0" y="0"/>
                 <wp:positionH relativeFrom="margin">
                   <wp:align>left</wp:align>
@@ -193,15 +193,6 @@
                       <wps:txbx>
                         <w:txbxContent>
                           <w:p>
-                            <w:pPr>
-                              <w:rPr>
-                                <w:b/>
-                                <w:color w:val="FFFFFF" w:themeColor="background1"/>
-                                <w:sz w:val="48"/>
-                                <w:szCs w:val="48"/>
-                                <w:u w:val="single"/>
-                              </w:rPr>
-                            </w:pPr>
                             <w:r>
                               <w:rPr>
                                 <w:b/>
@@ -210,10 +201,9 @@
                                 <w:szCs w:val="48"/>
                                 <w:u w:val="single"/>
                               </w:rPr>
-                              <w:t>Asignatura</w:t>
+                              <w:t>Entorno Desarrollo</w:t>
                             </w:r>
                           </w:p>
-                          <w:p/>
                         </w:txbxContent>
                       </wps:txbx>
                       <wps:bodyPr rot="0" spcFirstLastPara="0" vertOverflow="overflow" horzOverflow="overflow" vert="horz" wrap="square" lIns="91440" tIns="45720" rIns="91440" bIns="45720" numCol="1" spcCol="0" rtlCol="0" fromWordArt="0" anchor="t" anchorCtr="0" forceAA="0" compatLnSpc="1">
@@ -230,19 +220,10 @@
           </mc:Choice>
           <mc:Fallback>
             <w:pict>
-              <v:shape w14:anchorId="632A3BAC" id="Cuadro de texto 3" o:spid="_x0000_s1027" type="#_x0000_t202" style="position:absolute;margin-left:0;margin-top:561.85pt;width:246.15pt;height:42.8pt;z-index:-251652096;visibility:visible;mso-wrap-style:square;mso-wrap-distance-left:9pt;mso-wrap-distance-top:0;mso-wrap-distance-right:9pt;mso-wrap-distance-bottom:0;mso-position-horizontal:left;mso-position-horizontal-relative:margin;mso-position-vertical:absolute;mso-position-vertical-relative:text;v-text-anchor:top" o:gfxdata="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" filled="f" stroked="f">
+              <v:shape w14:anchorId="04193296" id="Cuadro de texto 3" o:spid="_x0000_s1027" type="#_x0000_t202" style="position:absolute;margin-left:0;margin-top:561.85pt;width:246.15pt;height:42.8pt;z-index:-251652096;visibility:visible;mso-wrap-style:square;mso-wrap-distance-left:9pt;mso-wrap-distance-top:0;mso-wrap-distance-right:9pt;mso-wrap-distance-bottom:0;mso-position-horizontal:left;mso-position-horizontal-relative:margin;mso-position-vertical:absolute;mso-position-vertical-relative:text;v-text-anchor:top" o:gfxdata="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" filled="f" stroked="f">
                 <v:textbox>
                   <w:txbxContent>
                     <w:p>
-                      <w:pPr>
-                        <w:rPr>
-                          <w:b/>
-                          <w:color w:val="FFFFFF" w:themeColor="background1"/>
-                          <w:sz w:val="48"/>
-                          <w:szCs w:val="48"/>
-                          <w:u w:val="single"/>
-                        </w:rPr>
-                      </w:pPr>
                       <w:r>
                         <w:rPr>
                           <w:b/>
@@ -251,10 +232,9 @@
                           <w:szCs w:val="48"/>
                           <w:u w:val="single"/>
                         </w:rPr>
-                        <w:t>Asignatura</w:t>
+                        <w:t>Entorno Desarrollo</w:t>
                       </w:r>
                     </w:p>
-                    <w:p/>
                   </w:txbxContent>
                 </v:textbox>
                 <w10:wrap anchorx="margin"/>
@@ -274,7 +254,7 @@
         <mc:AlternateContent>
           <mc:Choice Requires="wps">
             <w:drawing>
-              <wp:anchor distT="0" distB="0" distL="114300" distR="114300" simplePos="0" relativeHeight="251662336" behindDoc="1" locked="0" layoutInCell="1" allowOverlap="1" wp14:anchorId="6640182A" wp14:editId="7BE22592">
+              <wp:anchor distT="0" distB="0" distL="114300" distR="114300" simplePos="0" relativeHeight="251662336" behindDoc="1" locked="0" layoutInCell="1" allowOverlap="1" wp14:anchorId="55B66322" wp14:editId="7BE22592">
                 <wp:simplePos x="0" y="0"/>
                 <wp:positionH relativeFrom="margin">
                   <wp:posOffset>2717851</wp:posOffset>
@@ -358,7 +338,7 @@
           </mc:Choice>
           <mc:Fallback>
             <w:pict>
-              <v:shape w14:anchorId="6640182A" id="Cuadro de texto 2" o:spid="_x0000_s1028" type="#_x0000_t202" style="position:absolute;margin-left:214pt;margin-top:46.15pt;width:246.15pt;height:42.8pt;z-index:-251654144;visibility:visible;mso-wrap-style:square;mso-wrap-distance-left:9pt;mso-wrap-distance-top:0;mso-wrap-distance-right:9pt;mso-wrap-distance-bottom:0;mso-position-horizontal:absolute;mso-position-horizontal-relative:margin;mso-position-vertical:absolute;mso-position-vertical-relative:text;v-text-anchor:top" o:gfxdata="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" filled="f" stroked="f">
+              <v:shape w14:anchorId="55B66322" id="Cuadro de texto 2" o:spid="_x0000_s1028" type="#_x0000_t202" style="position:absolute;margin-left:214pt;margin-top:46.15pt;width:246.15pt;height:42.8pt;z-index:-251654144;visibility:visible;mso-wrap-style:square;mso-wrap-distance-left:9pt;mso-wrap-distance-top:0;mso-wrap-distance-right:9pt;mso-wrap-distance-bottom:0;mso-position-horizontal:absolute;mso-position-horizontal-relative:margin;mso-position-vertical:absolute;mso-position-vertical-relative:text;v-text-anchor:top" o:gfxdata="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" filled="f" stroked="f">
                 <v:textbox>
                   <w:txbxContent>
                     <w:p>
@@ -399,7 +379,6 @@
             <w:docPartUnique/>
           </w:docPartObj>
         </w:sdtPr>
-        <w:sdtEndPr/>
         <w:sdtContent>
           <w:r>
             <w:rPr>
@@ -408,7 +387,7 @@
             <mc:AlternateContent>
               <mc:Choice Requires="wpg">
                 <w:drawing>
-                  <wp:anchor distT="0" distB="0" distL="114300" distR="114300" simplePos="0" relativeHeight="251659264" behindDoc="1" locked="0" layoutInCell="1" allowOverlap="1" wp14:anchorId="43EBE590">
+                  <wp:anchor distT="0" distB="0" distL="114300" distR="114300" simplePos="0" relativeHeight="251659264" behindDoc="1" locked="0" layoutInCell="1" allowOverlap="1" wp14:anchorId="5105E37F">
                     <wp:simplePos x="0" y="0"/>
                     <wp:positionH relativeFrom="page">
                       <wp:align>center</wp:align>
@@ -1027,11 +1006,9 @@
                                     <w:alias w:val="Título"/>
                                     <w:tag w:val=""/>
                                     <w:id w:val="1841046763"/>
-                                    <w:showingPlcHdr/>
                                     <w:dataBinding w:prefixMappings="xmlns:ns0='http://purl.org/dc/elements/1.1/' xmlns:ns1='http://schemas.openxmlformats.org/package/2006/metadata/core-properties' " w:xpath="/ns1:coreProperties[1]/ns0:title[1]" w:storeItemID="{6C3C8BC8-F283-45AE-878A-BAB7291924A1}"/>
                                     <w:text/>
                                   </w:sdtPr>
-                                  <w:sdtEndPr/>
                                   <w:sdtContent>
                                     <w:p>
                                       <w:pPr>
@@ -1047,13 +1024,12 @@
                                       <w:r>
                                         <w:rPr>
                                           <w:rFonts w:asciiTheme="majorHAnsi" w:eastAsiaTheme="majorEastAsia" w:hAnsiTheme="majorHAnsi" w:cstheme="majorBidi"/>
-                                          <w:b/>
                                           <w:caps/>
                                           <w:color w:val="FFFFFF" w:themeColor="background1"/>
                                           <w:sz w:val="64"/>
                                           <w:szCs w:val="64"/>
                                         </w:rPr>
-                                        <w:t>[Título del documento]</w:t>
+                                        <w:t>Resumen UD1</w:t>
                                       </w:r>
                                     </w:p>
                                   </w:sdtContent>
@@ -1092,7 +1068,7 @@
               </mc:Choice>
               <mc:Fallback>
                 <w:pict>
-                  <v:group w14:anchorId="43EBE590" id="Grupo 48" o:spid="_x0000_s1029" style="position:absolute;margin-left:0;margin-top:0;width:540pt;height:10in;z-index:-251657216;mso-width-percent:882;mso-height-percent:909;mso-position-horizontal:center;mso-position-horizontal-relative:page;mso-position-vertical:center;mso-position-vertical-relative:page;mso-width-percent:882;mso-height-percent:909" coordsize="68580,91440" o:gfxdata="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">
+                  <v:group w14:anchorId="5105E37F" id="Grupo 48" o:spid="_x0000_s1029" style="position:absolute;margin-left:0;margin-top:0;width:540pt;height:10in;z-index:-251657216;mso-width-percent:882;mso-height-percent:909;mso-position-horizontal:center;mso-position-horizontal-relative:page;mso-position-vertical:center;mso-position-vertical-relative:page;mso-width-percent:882;mso-height-percent:909" coordsize="68580,91440" o:gfxdata="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">
                     <v:group id="Grupo 49" o:spid="_x0000_s1030" style="position:absolute;width:68580;height:91440" coordsize="68580,91440" o:gfxdata="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">
                       <v:rect id="Rectángulo 54" o:spid="_x0000_s1031" style="position:absolute;width:68580;height:91440;visibility:visible;mso-wrap-style:square;v-text-anchor:top" o:gfxdata="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" fillcolor="#485870 [3122]" stroked="f" strokeweight="1pt">
                         <v:fill color2="#3d4b5f [2882]" angle="348" colors="0 #88acbb;6554f #88acbb" focus="100%" type="gradient"/>
@@ -1159,11 +1135,9 @@
                               <w:alias w:val="Título"/>
                               <w:tag w:val=""/>
                               <w:id w:val="1841046763"/>
-                              <w:showingPlcHdr/>
                               <w:dataBinding w:prefixMappings="xmlns:ns0='http://purl.org/dc/elements/1.1/' xmlns:ns1='http://schemas.openxmlformats.org/package/2006/metadata/core-properties' " w:xpath="/ns1:coreProperties[1]/ns0:title[1]" w:storeItemID="{6C3C8BC8-F283-45AE-878A-BAB7291924A1}"/>
                               <w:text/>
                             </w:sdtPr>
-                            <w:sdtEndPr/>
                             <w:sdtContent>
                               <w:p>
                                 <w:pPr>
@@ -1179,13 +1153,12 @@
                                 <w:r>
                                   <w:rPr>
                                     <w:rFonts w:asciiTheme="majorHAnsi" w:eastAsiaTheme="majorEastAsia" w:hAnsiTheme="majorHAnsi" w:cstheme="majorBidi"/>
-                                    <w:b/>
                                     <w:caps/>
                                     <w:color w:val="FFFFFF" w:themeColor="background1"/>
                                     <w:sz w:val="64"/>
                                     <w:szCs w:val="64"/>
                                   </w:rPr>
-                                  <w:t>[Título del documento]</w:t>
+                                  <w:t>Resumen UD1</w:t>
                                 </w:r>
                               </w:p>
                             </w:sdtContent>
@@ -1278,9 +1251,11 @@
           <w:bCs w:val="0"/>
           <w:caps w:val="0"/>
           <w:noProof/>
+          <w:kern w:val="2"/>
           <w:sz w:val="22"/>
           <w:szCs w:val="22"/>
           <w:lang w:eastAsia="es-ES"/>
+          <w14:ligatures w14:val="standardContextual"/>
         </w:rPr>
       </w:pPr>
       <w:r>
@@ -1301,7 +1276,7 @@
         </w:rPr>
         <w:fldChar w:fldCharType="separate"/>
       </w:r>
-      <w:hyperlink w:anchor="_Toc152252676" w:history="1">
+      <w:hyperlink w:anchor="_Toc152278694" w:history="1">
         <w:r>
           <w:rPr>
             <w:rStyle w:val="Hipervnculo"/>
@@ -1328,7 +1303,7 @@
             <w:noProof/>
             <w:webHidden/>
           </w:rPr>
-          <w:instrText xml:space="preserve"> PAGEREF _Toc152252676 \h </w:instrText>
+          <w:instrText xml:space="preserve"> PAGEREF _Toc152278694 \h </w:instrText>
         </w:r>
         <w:r>
           <w:rPr>
@@ -1369,12 +1344,14 @@
           <w:rFonts w:eastAsiaTheme="minorEastAsia" w:cstheme="minorBidi"/>
           <w:smallCaps w:val="0"/>
           <w:noProof/>
+          <w:kern w:val="2"/>
           <w:sz w:val="22"/>
           <w:szCs w:val="22"/>
           <w:lang w:eastAsia="es-ES"/>
+          <w14:ligatures w14:val="standardContextual"/>
         </w:rPr>
       </w:pPr>
-      <w:hyperlink w:anchor="_Toc152252677" w:history="1">
+      <w:hyperlink w:anchor="_Toc152278695" w:history="1">
         <w:r>
           <w:rPr>
             <w:rStyle w:val="Hipervnculo"/>
@@ -1401,7 +1378,7 @@
             <w:noProof/>
             <w:webHidden/>
           </w:rPr>
-          <w:instrText xml:space="preserve"> PAGEREF _Toc152252677 \h </w:instrText>
+          <w:instrText xml:space="preserve"> PAGEREF _Toc152278695 \h </w:instrText>
         </w:r>
         <w:r>
           <w:rPr>
@@ -1442,12 +1419,14 @@
           <w:rFonts w:eastAsiaTheme="minorEastAsia" w:cstheme="minorBidi"/>
           <w:smallCaps w:val="0"/>
           <w:noProof/>
+          <w:kern w:val="2"/>
           <w:sz w:val="22"/>
           <w:szCs w:val="22"/>
           <w:lang w:eastAsia="es-ES"/>
+          <w14:ligatures w14:val="standardContextual"/>
         </w:rPr>
       </w:pPr>
-      <w:hyperlink w:anchor="_Toc152252678" w:history="1">
+      <w:hyperlink w:anchor="_Toc152278696" w:history="1">
         <w:r>
           <w:rPr>
             <w:rStyle w:val="Hipervnculo"/>
@@ -1474,7 +1453,7 @@
             <w:noProof/>
             <w:webHidden/>
           </w:rPr>
-          <w:instrText xml:space="preserve"> PAGEREF _Toc152252678 \h </w:instrText>
+          <w:instrText xml:space="preserve"> PAGEREF _Toc152278696 \h </w:instrText>
         </w:r>
         <w:r>
           <w:rPr>
@@ -1516,12 +1495,14 @@
           <w:i w:val="0"/>
           <w:iCs w:val="0"/>
           <w:noProof/>
+          <w:kern w:val="2"/>
           <w:sz w:val="22"/>
           <w:szCs w:val="22"/>
           <w:lang w:eastAsia="es-ES"/>
+          <w14:ligatures w14:val="standardContextual"/>
         </w:rPr>
       </w:pPr>
-      <w:hyperlink w:anchor="_Toc152252679" w:history="1">
+      <w:hyperlink w:anchor="_Toc152278697" w:history="1">
         <w:r>
           <w:rPr>
             <w:rStyle w:val="Hipervnculo"/>
@@ -1548,7 +1529,7 @@
             <w:noProof/>
             <w:webHidden/>
           </w:rPr>
-          <w:instrText xml:space="preserve"> PAGEREF _Toc152252679 \h </w:instrText>
+          <w:instrText xml:space="preserve"> PAGEREF _Toc152278697 \h </w:instrText>
         </w:r>
         <w:r>
           <w:rPr>
@@ -1589,12 +1570,14 @@
           <w:rFonts w:eastAsiaTheme="minorEastAsia" w:cstheme="minorBidi"/>
           <w:smallCaps w:val="0"/>
           <w:noProof/>
+          <w:kern w:val="2"/>
           <w:sz w:val="22"/>
           <w:szCs w:val="22"/>
           <w:lang w:eastAsia="es-ES"/>
+          <w14:ligatures w14:val="standardContextual"/>
         </w:rPr>
       </w:pPr>
-      <w:hyperlink w:anchor="_Toc152252680" w:history="1">
+      <w:hyperlink w:anchor="_Toc152278698" w:history="1">
         <w:r>
           <w:rPr>
             <w:rStyle w:val="Hipervnculo"/>
@@ -1621,7 +1604,7 @@
             <w:noProof/>
             <w:webHidden/>
           </w:rPr>
-          <w:instrText xml:space="preserve"> PAGEREF _Toc152252680 \h </w:instrText>
+          <w:instrText xml:space="preserve"> PAGEREF _Toc152278698 \h </w:instrText>
         </w:r>
         <w:r>
           <w:rPr>
@@ -1663,12 +1646,14 @@
           <w:i w:val="0"/>
           <w:iCs w:val="0"/>
           <w:noProof/>
+          <w:kern w:val="2"/>
           <w:sz w:val="22"/>
           <w:szCs w:val="22"/>
           <w:lang w:eastAsia="es-ES"/>
+          <w14:ligatures w14:val="standardContextual"/>
         </w:rPr>
       </w:pPr>
-      <w:hyperlink w:anchor="_Toc152252681" w:history="1">
+      <w:hyperlink w:anchor="_Toc152278699" w:history="1">
         <w:r>
           <w:rPr>
             <w:rStyle w:val="Hipervnculo"/>
@@ -1695,7 +1680,7 @@
             <w:noProof/>
             <w:webHidden/>
           </w:rPr>
-          <w:instrText xml:space="preserve"> PAGEREF _Toc152252681 \h </w:instrText>
+          <w:instrText xml:space="preserve"> PAGEREF _Toc152278699 \h </w:instrText>
         </w:r>
         <w:r>
           <w:rPr>
@@ -1737,12 +1722,14 @@
           <w:i w:val="0"/>
           <w:iCs w:val="0"/>
           <w:noProof/>
+          <w:kern w:val="2"/>
           <w:sz w:val="22"/>
           <w:szCs w:val="22"/>
           <w:lang w:eastAsia="es-ES"/>
+          <w14:ligatures w14:val="standardContextual"/>
         </w:rPr>
       </w:pPr>
-      <w:hyperlink w:anchor="_Toc152252682" w:history="1">
+      <w:hyperlink w:anchor="_Toc152278700" w:history="1">
         <w:r>
           <w:rPr>
             <w:rStyle w:val="Hipervnculo"/>
@@ -1769,7 +1756,7 @@
             <w:noProof/>
             <w:webHidden/>
           </w:rPr>
-          <w:instrText xml:space="preserve"> PAGEREF _Toc152252682 \h </w:instrText>
+          <w:instrText xml:space="preserve"> PAGEREF _Toc152278700 \h </w:instrText>
         </w:r>
         <w:r>
           <w:rPr>
@@ -1810,12 +1797,14 @@
           <w:rFonts w:eastAsiaTheme="minorEastAsia" w:cstheme="minorBidi"/>
           <w:smallCaps w:val="0"/>
           <w:noProof/>
+          <w:kern w:val="2"/>
           <w:sz w:val="22"/>
           <w:szCs w:val="22"/>
           <w:lang w:eastAsia="es-ES"/>
+          <w14:ligatures w14:val="standardContextual"/>
         </w:rPr>
       </w:pPr>
-      <w:hyperlink w:anchor="_Toc152252683" w:history="1">
+      <w:hyperlink w:anchor="_Toc152278701" w:history="1">
         <w:r>
           <w:rPr>
             <w:rStyle w:val="Hipervnculo"/>
@@ -1842,7 +1831,7 @@
             <w:noProof/>
             <w:webHidden/>
           </w:rPr>
-          <w:instrText xml:space="preserve"> PAGEREF _Toc152252683 \h </w:instrText>
+          <w:instrText xml:space="preserve"> PAGEREF _Toc152278701 \h </w:instrText>
         </w:r>
         <w:r>
           <w:rPr>
@@ -1884,12 +1873,14 @@
           <w:i w:val="0"/>
           <w:iCs w:val="0"/>
           <w:noProof/>
+          <w:kern w:val="2"/>
           <w:sz w:val="22"/>
           <w:szCs w:val="22"/>
           <w:lang w:eastAsia="es-ES"/>
+          <w14:ligatures w14:val="standardContextual"/>
         </w:rPr>
       </w:pPr>
-      <w:hyperlink w:anchor="_Toc152252684" w:history="1">
+      <w:hyperlink w:anchor="_Toc152278702" w:history="1">
         <w:r>
           <w:rPr>
             <w:rStyle w:val="Hipervnculo"/>
@@ -1916,7 +1907,7 @@
             <w:noProof/>
             <w:webHidden/>
           </w:rPr>
-          <w:instrText xml:space="preserve"> PAGEREF _Toc152252684 \h </w:instrText>
+          <w:instrText xml:space="preserve"> PAGEREF _Toc152278702 \h </w:instrText>
         </w:r>
         <w:r>
           <w:rPr>
@@ -1958,12 +1949,14 @@
           <w:i w:val="0"/>
           <w:iCs w:val="0"/>
           <w:noProof/>
+          <w:kern w:val="2"/>
           <w:sz w:val="22"/>
           <w:szCs w:val="22"/>
           <w:lang w:eastAsia="es-ES"/>
+          <w14:ligatures w14:val="standardContextual"/>
         </w:rPr>
       </w:pPr>
-      <w:hyperlink w:anchor="_Toc152252685" w:history="1">
+      <w:hyperlink w:anchor="_Toc152278703" w:history="1">
         <w:r>
           <w:rPr>
             <w:rStyle w:val="Hipervnculo"/>
@@ -1990,7 +1983,7 @@
             <w:noProof/>
             <w:webHidden/>
           </w:rPr>
-          <w:instrText xml:space="preserve"> PAGEREF _Toc152252685 \h </w:instrText>
+          <w:instrText xml:space="preserve"> PAGEREF _Toc152278703 \h </w:instrText>
         </w:r>
         <w:r>
           <w:rPr>
@@ -2031,12 +2024,14 @@
           <w:rFonts w:eastAsiaTheme="minorEastAsia" w:cstheme="minorBidi"/>
           <w:smallCaps w:val="0"/>
           <w:noProof/>
+          <w:kern w:val="2"/>
           <w:sz w:val="22"/>
           <w:szCs w:val="22"/>
           <w:lang w:eastAsia="es-ES"/>
+          <w14:ligatures w14:val="standardContextual"/>
         </w:rPr>
       </w:pPr>
-      <w:hyperlink w:anchor="_Toc152252686" w:history="1">
+      <w:hyperlink w:anchor="_Toc152278704" w:history="1">
         <w:r>
           <w:rPr>
             <w:rStyle w:val="Hipervnculo"/>
@@ -2063,7 +2058,7 @@
             <w:noProof/>
             <w:webHidden/>
           </w:rPr>
-          <w:instrText xml:space="preserve"> PAGEREF _Toc152252686 \h </w:instrText>
+          <w:instrText xml:space="preserve"> PAGEREF _Toc152278704 \h </w:instrText>
         </w:r>
         <w:r>
           <w:rPr>
@@ -2105,12 +2100,14 @@
           <w:i w:val="0"/>
           <w:iCs w:val="0"/>
           <w:noProof/>
+          <w:kern w:val="2"/>
           <w:sz w:val="22"/>
           <w:szCs w:val="22"/>
           <w:lang w:eastAsia="es-ES"/>
+          <w14:ligatures w14:val="standardContextual"/>
         </w:rPr>
       </w:pPr>
-      <w:hyperlink w:anchor="_Toc152252687" w:history="1">
+      <w:hyperlink w:anchor="_Toc152278705" w:history="1">
         <w:r>
           <w:rPr>
             <w:rStyle w:val="Hipervnculo"/>
@@ -2137,7 +2134,7 @@
             <w:noProof/>
             <w:webHidden/>
           </w:rPr>
-          <w:instrText xml:space="preserve"> PAGEREF _Toc152252687 \h </w:instrText>
+          <w:instrText xml:space="preserve"> PAGEREF _Toc152278705 \h </w:instrText>
         </w:r>
         <w:r>
           <w:rPr>
@@ -2178,12 +2175,14 @@
           <w:rFonts w:eastAsiaTheme="minorEastAsia" w:cstheme="minorBidi"/>
           <w:smallCaps w:val="0"/>
           <w:noProof/>
+          <w:kern w:val="2"/>
           <w:sz w:val="22"/>
           <w:szCs w:val="22"/>
           <w:lang w:eastAsia="es-ES"/>
+          <w14:ligatures w14:val="standardContextual"/>
         </w:rPr>
       </w:pPr>
-      <w:hyperlink w:anchor="_Toc152252688" w:history="1">
+      <w:hyperlink w:anchor="_Toc152278706" w:history="1">
         <w:r>
           <w:rPr>
             <w:rStyle w:val="Hipervnculo"/>
@@ -2210,7 +2209,7 @@
             <w:noProof/>
             <w:webHidden/>
           </w:rPr>
-          <w:instrText xml:space="preserve"> PAGEREF _Toc152252688 \h </w:instrText>
+          <w:instrText xml:space="preserve"> PAGEREF _Toc152278706 \h </w:instrText>
         </w:r>
         <w:r>
           <w:rPr>
@@ -2252,12 +2251,14 @@
           <w:i w:val="0"/>
           <w:iCs w:val="0"/>
           <w:noProof/>
+          <w:kern w:val="2"/>
           <w:sz w:val="22"/>
           <w:szCs w:val="22"/>
           <w:lang w:eastAsia="es-ES"/>
+          <w14:ligatures w14:val="standardContextual"/>
         </w:rPr>
       </w:pPr>
-      <w:hyperlink w:anchor="_Toc152252689" w:history="1">
+      <w:hyperlink w:anchor="_Toc152278707" w:history="1">
         <w:r>
           <w:rPr>
             <w:rStyle w:val="Hipervnculo"/>
@@ -2284,7 +2285,7 @@
             <w:noProof/>
             <w:webHidden/>
           </w:rPr>
-          <w:instrText xml:space="preserve"> PAGEREF _Toc152252689 \h </w:instrText>
+          <w:instrText xml:space="preserve"> PAGEREF _Toc152278707 \h </w:instrText>
         </w:r>
         <w:r>
           <w:rPr>
@@ -2326,12 +2327,14 @@
           <w:i w:val="0"/>
           <w:iCs w:val="0"/>
           <w:noProof/>
+          <w:kern w:val="2"/>
           <w:sz w:val="22"/>
           <w:szCs w:val="22"/>
           <w:lang w:eastAsia="es-ES"/>
+          <w14:ligatures w14:val="standardContextual"/>
         </w:rPr>
       </w:pPr>
-      <w:hyperlink w:anchor="_Toc152252690" w:history="1">
+      <w:hyperlink w:anchor="_Toc152278708" w:history="1">
         <w:r>
           <w:rPr>
             <w:rStyle w:val="Hipervnculo"/>
@@ -2358,7 +2361,7 @@
             <w:noProof/>
             <w:webHidden/>
           </w:rPr>
-          <w:instrText xml:space="preserve"> PAGEREF _Toc152252690 \h </w:instrText>
+          <w:instrText xml:space="preserve"> PAGEREF _Toc152278708 \h </w:instrText>
         </w:r>
         <w:r>
           <w:rPr>
@@ -2400,12 +2403,14 @@
           <w:i w:val="0"/>
           <w:iCs w:val="0"/>
           <w:noProof/>
+          <w:kern w:val="2"/>
           <w:sz w:val="22"/>
           <w:szCs w:val="22"/>
           <w:lang w:eastAsia="es-ES"/>
+          <w14:ligatures w14:val="standardContextual"/>
         </w:rPr>
       </w:pPr>
-      <w:hyperlink w:anchor="_Toc152252691" w:history="1">
+      <w:hyperlink w:anchor="_Toc152278709" w:history="1">
         <w:r>
           <w:rPr>
             <w:rStyle w:val="Hipervnculo"/>
@@ -2432,7 +2437,7 @@
             <w:noProof/>
             <w:webHidden/>
           </w:rPr>
-          <w:instrText xml:space="preserve"> PAGEREF _Toc152252691 \h </w:instrText>
+          <w:instrText xml:space="preserve"> PAGEREF _Toc152278709 \h </w:instrText>
         </w:r>
         <w:r>
           <w:rPr>
@@ -2473,12 +2478,14 @@
           <w:rFonts w:eastAsiaTheme="minorEastAsia" w:cstheme="minorBidi"/>
           <w:smallCaps w:val="0"/>
           <w:noProof/>
+          <w:kern w:val="2"/>
           <w:sz w:val="22"/>
           <w:szCs w:val="22"/>
           <w:lang w:eastAsia="es-ES"/>
+          <w14:ligatures w14:val="standardContextual"/>
         </w:rPr>
       </w:pPr>
-      <w:hyperlink w:anchor="_Toc152252692" w:history="1">
+      <w:hyperlink w:anchor="_Toc152278710" w:history="1">
         <w:r>
           <w:rPr>
             <w:rStyle w:val="Hipervnculo"/>
@@ -2505,7 +2512,7 @@
             <w:noProof/>
             <w:webHidden/>
           </w:rPr>
-          <w:instrText xml:space="preserve"> PAGEREF _Toc152252692 \h </w:instrText>
+          <w:instrText xml:space="preserve"> PAGEREF _Toc152278710 \h </w:instrText>
         </w:r>
         <w:r>
           <w:rPr>
@@ -2547,12 +2554,14 @@
           <w:i w:val="0"/>
           <w:iCs w:val="0"/>
           <w:noProof/>
+          <w:kern w:val="2"/>
           <w:sz w:val="22"/>
           <w:szCs w:val="22"/>
           <w:lang w:eastAsia="es-ES"/>
+          <w14:ligatures w14:val="standardContextual"/>
         </w:rPr>
       </w:pPr>
-      <w:hyperlink w:anchor="_Toc152252693" w:history="1">
+      <w:hyperlink w:anchor="_Toc152278711" w:history="1">
         <w:r>
           <w:rPr>
             <w:rStyle w:val="Hipervnculo"/>
@@ -2579,7 +2588,7 @@
             <w:noProof/>
             <w:webHidden/>
           </w:rPr>
-          <w:instrText xml:space="preserve"> PAGEREF _Toc152252693 \h </w:instrText>
+          <w:instrText xml:space="preserve"> PAGEREF _Toc152278711 \h </w:instrText>
         </w:r>
         <w:r>
           <w:rPr>
@@ -2621,12 +2630,14 @@
           <w:i w:val="0"/>
           <w:iCs w:val="0"/>
           <w:noProof/>
+          <w:kern w:val="2"/>
           <w:sz w:val="22"/>
           <w:szCs w:val="22"/>
           <w:lang w:eastAsia="es-ES"/>
+          <w14:ligatures w14:val="standardContextual"/>
         </w:rPr>
       </w:pPr>
-      <w:hyperlink w:anchor="_Toc152252694" w:history="1">
+      <w:hyperlink w:anchor="_Toc152278712" w:history="1">
         <w:r>
           <w:rPr>
             <w:rStyle w:val="Hipervnculo"/>
@@ -2653,7 +2664,7 @@
             <w:noProof/>
             <w:webHidden/>
           </w:rPr>
-          <w:instrText xml:space="preserve"> PAGEREF _Toc152252694 \h </w:instrText>
+          <w:instrText xml:space="preserve"> PAGEREF _Toc152278712 \h </w:instrText>
         </w:r>
         <w:r>
           <w:rPr>
@@ -2695,12 +2706,14 @@
           <w:i w:val="0"/>
           <w:iCs w:val="0"/>
           <w:noProof/>
+          <w:kern w:val="2"/>
           <w:sz w:val="22"/>
           <w:szCs w:val="22"/>
           <w:lang w:eastAsia="es-ES"/>
+          <w14:ligatures w14:val="standardContextual"/>
         </w:rPr>
       </w:pPr>
-      <w:hyperlink w:anchor="_Toc152252695" w:history="1">
+      <w:hyperlink w:anchor="_Toc152278713" w:history="1">
         <w:r>
           <w:rPr>
             <w:rStyle w:val="Hipervnculo"/>
@@ -2727,7 +2740,7 @@
             <w:noProof/>
             <w:webHidden/>
           </w:rPr>
-          <w:instrText xml:space="preserve"> PAGEREF _Toc152252695 \h </w:instrText>
+          <w:instrText xml:space="preserve"> PAGEREF _Toc152278713 \h </w:instrText>
         </w:r>
         <w:r>
           <w:rPr>
@@ -2769,12 +2782,14 @@
           <w:i w:val="0"/>
           <w:iCs w:val="0"/>
           <w:noProof/>
+          <w:kern w:val="2"/>
           <w:sz w:val="22"/>
           <w:szCs w:val="22"/>
           <w:lang w:eastAsia="es-ES"/>
+          <w14:ligatures w14:val="standardContextual"/>
         </w:rPr>
       </w:pPr>
-      <w:hyperlink w:anchor="_Toc152252696" w:history="1">
+      <w:hyperlink w:anchor="_Toc152278714" w:history="1">
         <w:r>
           <w:rPr>
             <w:rStyle w:val="Hipervnculo"/>
@@ -2801,7 +2816,7 @@
             <w:noProof/>
             <w:webHidden/>
           </w:rPr>
-          <w:instrText xml:space="preserve"> PAGEREF _Toc152252696 \h </w:instrText>
+          <w:instrText xml:space="preserve"> PAGEREF _Toc152278714 \h </w:instrText>
         </w:r>
         <w:r>
           <w:rPr>
@@ -2842,12 +2857,14 @@
           <w:rFonts w:eastAsiaTheme="minorEastAsia" w:cstheme="minorBidi"/>
           <w:smallCaps w:val="0"/>
           <w:noProof/>
+          <w:kern w:val="2"/>
           <w:sz w:val="22"/>
           <w:szCs w:val="22"/>
           <w:lang w:eastAsia="es-ES"/>
+          <w14:ligatures w14:val="standardContextual"/>
         </w:rPr>
       </w:pPr>
-      <w:hyperlink w:anchor="_Toc152252697" w:history="1">
+      <w:hyperlink w:anchor="_Toc152278715" w:history="1">
         <w:r>
           <w:rPr>
             <w:rStyle w:val="Hipervnculo"/>
@@ -2874,7 +2891,7 @@
             <w:noProof/>
             <w:webHidden/>
           </w:rPr>
-          <w:instrText xml:space="preserve"> PAGEREF _Toc152252697 \h </w:instrText>
+          <w:instrText xml:space="preserve"> PAGEREF _Toc152278715 \h </w:instrText>
         </w:r>
         <w:r>
           <w:rPr>
@@ -2894,7 +2911,7 @@
             <w:noProof/>
             <w:webHidden/>
           </w:rPr>
-          <w:t>8</w:t>
+          <w:t>9</w:t>
         </w:r>
         <w:r>
           <w:rPr>
@@ -2915,12 +2932,14 @@
           <w:rFonts w:eastAsiaTheme="minorEastAsia" w:cstheme="minorBidi"/>
           <w:smallCaps w:val="0"/>
           <w:noProof/>
+          <w:kern w:val="2"/>
           <w:sz w:val="22"/>
           <w:szCs w:val="22"/>
           <w:lang w:eastAsia="es-ES"/>
+          <w14:ligatures w14:val="standardContextual"/>
         </w:rPr>
       </w:pPr>
-      <w:hyperlink w:anchor="_Toc152252698" w:history="1">
+      <w:hyperlink w:anchor="_Toc152278716" w:history="1">
         <w:r>
           <w:rPr>
             <w:rStyle w:val="Hipervnculo"/>
@@ -2947,7 +2966,7 @@
             <w:noProof/>
             <w:webHidden/>
           </w:rPr>
-          <w:instrText xml:space="preserve"> PAGEREF _Toc152252698 \h </w:instrText>
+          <w:instrText xml:space="preserve"> PAGEREF _Toc152278716 \h </w:instrText>
         </w:r>
         <w:r>
           <w:rPr>
@@ -2967,7 +2986,7 @@
             <w:noProof/>
             <w:webHidden/>
           </w:rPr>
-          <w:t>9</w:t>
+          <w:t>10</w:t>
         </w:r>
         <w:r>
           <w:rPr>
@@ -2989,12 +3008,14 @@
           <w:i w:val="0"/>
           <w:iCs w:val="0"/>
           <w:noProof/>
+          <w:kern w:val="2"/>
           <w:sz w:val="22"/>
           <w:szCs w:val="22"/>
           <w:lang w:eastAsia="es-ES"/>
+          <w14:ligatures w14:val="standardContextual"/>
         </w:rPr>
       </w:pPr>
-      <w:hyperlink w:anchor="_Toc152252699" w:history="1">
+      <w:hyperlink w:anchor="_Toc152278717" w:history="1">
         <w:r>
           <w:rPr>
             <w:rStyle w:val="Hipervnculo"/>
@@ -3021,7 +3042,7 @@
             <w:noProof/>
             <w:webHidden/>
           </w:rPr>
-          <w:instrText xml:space="preserve"> PAGEREF _Toc152252699 \h </w:instrText>
+          <w:instrText xml:space="preserve"> PAGEREF _Toc152278717 \h </w:instrText>
         </w:r>
         <w:r>
           <w:rPr>
@@ -3041,7 +3062,7 @@
             <w:noProof/>
             <w:webHidden/>
           </w:rPr>
-          <w:t>9</w:t>
+          <w:t>10</w:t>
         </w:r>
         <w:r>
           <w:rPr>
@@ -3063,12 +3084,14 @@
           <w:i w:val="0"/>
           <w:iCs w:val="0"/>
           <w:noProof/>
+          <w:kern w:val="2"/>
           <w:sz w:val="22"/>
           <w:szCs w:val="22"/>
           <w:lang w:eastAsia="es-ES"/>
+          <w14:ligatures w14:val="standardContextual"/>
         </w:rPr>
       </w:pPr>
-      <w:hyperlink w:anchor="_Toc152252700" w:history="1">
+      <w:hyperlink w:anchor="_Toc152278718" w:history="1">
         <w:r>
           <w:rPr>
             <w:rStyle w:val="Hipervnculo"/>
@@ -3095,7 +3118,7 @@
             <w:noProof/>
             <w:webHidden/>
           </w:rPr>
-          <w:instrText xml:space="preserve"> PAGEREF _Toc152252700 \h </w:instrText>
+          <w:instrText xml:space="preserve"> PAGEREF _Toc152278718 \h </w:instrText>
         </w:r>
         <w:r>
           <w:rPr>
@@ -3115,7 +3138,7 @@
             <w:noProof/>
             <w:webHidden/>
           </w:rPr>
-          <w:t>9</w:t>
+          <w:t>10</w:t>
         </w:r>
         <w:r>
           <w:rPr>
@@ -3137,12 +3160,14 @@
           <w:i w:val="0"/>
           <w:iCs w:val="0"/>
           <w:noProof/>
+          <w:kern w:val="2"/>
           <w:sz w:val="22"/>
           <w:szCs w:val="22"/>
           <w:lang w:eastAsia="es-ES"/>
+          <w14:ligatures w14:val="standardContextual"/>
         </w:rPr>
       </w:pPr>
-      <w:hyperlink w:anchor="_Toc152252701" w:history="1">
+      <w:hyperlink w:anchor="_Toc152278719" w:history="1">
         <w:r>
           <w:rPr>
             <w:rStyle w:val="Hipervnculo"/>
@@ -3169,7 +3194,7 @@
             <w:noProof/>
             <w:webHidden/>
           </w:rPr>
-          <w:instrText xml:space="preserve"> PAGEREF _Toc152252701 \h </w:instrText>
+          <w:instrText xml:space="preserve"> PAGEREF _Toc152278719 \h </w:instrText>
         </w:r>
         <w:r>
           <w:rPr>
@@ -3189,7 +3214,7 @@
             <w:noProof/>
             <w:webHidden/>
           </w:rPr>
-          <w:t>9</w:t>
+          <w:t>10</w:t>
         </w:r>
         <w:r>
           <w:rPr>
@@ -3211,12 +3236,14 @@
           <w:i w:val="0"/>
           <w:iCs w:val="0"/>
           <w:noProof/>
+          <w:kern w:val="2"/>
           <w:sz w:val="22"/>
           <w:szCs w:val="22"/>
           <w:lang w:eastAsia="es-ES"/>
+          <w14:ligatures w14:val="standardContextual"/>
         </w:rPr>
       </w:pPr>
-      <w:hyperlink w:anchor="_Toc152252702" w:history="1">
+      <w:hyperlink w:anchor="_Toc152278720" w:history="1">
         <w:r>
           <w:rPr>
             <w:rStyle w:val="Hipervnculo"/>
@@ -3243,7 +3270,7 @@
             <w:noProof/>
             <w:webHidden/>
           </w:rPr>
-          <w:instrText xml:space="preserve"> PAGEREF _Toc152252702 \h </w:instrText>
+          <w:instrText xml:space="preserve"> PAGEREF _Toc152278720 \h </w:instrText>
         </w:r>
         <w:r>
           <w:rPr>
@@ -3263,7 +3290,912 @@
             <w:noProof/>
             <w:webHidden/>
           </w:rPr>
-          <w:t>10</w:t>
+          <w:t>11</w:t>
+        </w:r>
+        <w:r>
+          <w:rPr>
+            <w:noProof/>
+            <w:webHidden/>
+          </w:rPr>
+          <w:fldChar w:fldCharType="end"/>
+        </w:r>
+      </w:hyperlink>
+    </w:p>
+    <w:p>
+      <w:pPr>
+        <w:pStyle w:val="TDC2"/>
+        <w:tabs>
+          <w:tab w:val="right" w:leader="dot" w:pos="8494"/>
+        </w:tabs>
+        <w:rPr>
+          <w:rFonts w:eastAsiaTheme="minorEastAsia" w:cstheme="minorBidi"/>
+          <w:smallCaps w:val="0"/>
+          <w:noProof/>
+          <w:kern w:val="2"/>
+          <w:sz w:val="22"/>
+          <w:szCs w:val="22"/>
+          <w:lang w:eastAsia="es-ES"/>
+          <w14:ligatures w14:val="standardContextual"/>
+        </w:rPr>
+      </w:pPr>
+      <w:hyperlink w:anchor="_Toc152278721" w:history="1">
+        <w:r>
+          <w:rPr>
+            <w:rStyle w:val="Hipervnculo"/>
+            <w:noProof/>
+          </w:rPr>
+          <w:t>4.2 Interpretación de código</w:t>
+        </w:r>
+        <w:r>
+          <w:rPr>
+            <w:noProof/>
+            <w:webHidden/>
+          </w:rPr>
+          <w:tab/>
+        </w:r>
+        <w:r>
+          <w:rPr>
+            <w:noProof/>
+            <w:webHidden/>
+          </w:rPr>
+          <w:fldChar w:fldCharType="begin"/>
+        </w:r>
+        <w:r>
+          <w:rPr>
+            <w:noProof/>
+            <w:webHidden/>
+          </w:rPr>
+          <w:instrText xml:space="preserve"> PAGEREF _Toc152278721 \h </w:instrText>
+        </w:r>
+        <w:r>
+          <w:rPr>
+            <w:noProof/>
+            <w:webHidden/>
+          </w:rPr>
+        </w:r>
+        <w:r>
+          <w:rPr>
+            <w:noProof/>
+            <w:webHidden/>
+          </w:rPr>
+          <w:fldChar w:fldCharType="separate"/>
+        </w:r>
+        <w:r>
+          <w:rPr>
+            <w:noProof/>
+            <w:webHidden/>
+          </w:rPr>
+          <w:t>11</w:t>
+        </w:r>
+        <w:r>
+          <w:rPr>
+            <w:noProof/>
+            <w:webHidden/>
+          </w:rPr>
+          <w:fldChar w:fldCharType="end"/>
+        </w:r>
+      </w:hyperlink>
+    </w:p>
+    <w:p>
+      <w:pPr>
+        <w:pStyle w:val="TDC2"/>
+        <w:tabs>
+          <w:tab w:val="right" w:leader="dot" w:pos="8494"/>
+        </w:tabs>
+        <w:rPr>
+          <w:rFonts w:eastAsiaTheme="minorEastAsia" w:cstheme="minorBidi"/>
+          <w:smallCaps w:val="0"/>
+          <w:noProof/>
+          <w:kern w:val="2"/>
+          <w:sz w:val="22"/>
+          <w:szCs w:val="22"/>
+          <w:lang w:eastAsia="es-ES"/>
+          <w14:ligatures w14:val="standardContextual"/>
+        </w:rPr>
+      </w:pPr>
+      <w:hyperlink w:anchor="_Toc152278722" w:history="1">
+        <w:r>
+          <w:rPr>
+            <w:rStyle w:val="Hipervnculo"/>
+            <w:noProof/>
+          </w:rPr>
+          <w:t>Compilación de código</w:t>
+        </w:r>
+        <w:r>
+          <w:rPr>
+            <w:noProof/>
+            <w:webHidden/>
+          </w:rPr>
+          <w:tab/>
+        </w:r>
+        <w:r>
+          <w:rPr>
+            <w:noProof/>
+            <w:webHidden/>
+          </w:rPr>
+          <w:fldChar w:fldCharType="begin"/>
+        </w:r>
+        <w:r>
+          <w:rPr>
+            <w:noProof/>
+            <w:webHidden/>
+          </w:rPr>
+          <w:instrText xml:space="preserve"> PAGEREF _Toc152278722 \h </w:instrText>
+        </w:r>
+        <w:r>
+          <w:rPr>
+            <w:noProof/>
+            <w:webHidden/>
+          </w:rPr>
+        </w:r>
+        <w:r>
+          <w:rPr>
+            <w:noProof/>
+            <w:webHidden/>
+          </w:rPr>
+          <w:fldChar w:fldCharType="separate"/>
+        </w:r>
+        <w:r>
+          <w:rPr>
+            <w:noProof/>
+            <w:webHidden/>
+          </w:rPr>
+          <w:t>11</w:t>
+        </w:r>
+        <w:r>
+          <w:rPr>
+            <w:noProof/>
+            <w:webHidden/>
+          </w:rPr>
+          <w:fldChar w:fldCharType="end"/>
+        </w:r>
+      </w:hyperlink>
+    </w:p>
+    <w:p>
+      <w:pPr>
+        <w:pStyle w:val="TDC2"/>
+        <w:tabs>
+          <w:tab w:val="right" w:leader="dot" w:pos="8494"/>
+        </w:tabs>
+        <w:rPr>
+          <w:rFonts w:eastAsiaTheme="minorEastAsia" w:cstheme="minorBidi"/>
+          <w:smallCaps w:val="0"/>
+          <w:noProof/>
+          <w:kern w:val="2"/>
+          <w:sz w:val="22"/>
+          <w:szCs w:val="22"/>
+          <w:lang w:eastAsia="es-ES"/>
+          <w14:ligatures w14:val="standardContextual"/>
+        </w:rPr>
+      </w:pPr>
+      <w:hyperlink w:anchor="_Toc152278723" w:history="1">
+        <w:r>
+          <w:rPr>
+            <w:rStyle w:val="Hipervnculo"/>
+            <w:noProof/>
+          </w:rPr>
+          <w:t>Fases del desarrollo de una aplicación</w:t>
+        </w:r>
+        <w:r>
+          <w:rPr>
+            <w:noProof/>
+            <w:webHidden/>
+          </w:rPr>
+          <w:tab/>
+        </w:r>
+        <w:r>
+          <w:rPr>
+            <w:noProof/>
+            <w:webHidden/>
+          </w:rPr>
+          <w:fldChar w:fldCharType="begin"/>
+        </w:r>
+        <w:r>
+          <w:rPr>
+            <w:noProof/>
+            <w:webHidden/>
+          </w:rPr>
+          <w:instrText xml:space="preserve"> PAGEREF _Toc152278723 \h </w:instrText>
+        </w:r>
+        <w:r>
+          <w:rPr>
+            <w:noProof/>
+            <w:webHidden/>
+          </w:rPr>
+        </w:r>
+        <w:r>
+          <w:rPr>
+            <w:noProof/>
+            <w:webHidden/>
+          </w:rPr>
+          <w:fldChar w:fldCharType="separate"/>
+        </w:r>
+        <w:r>
+          <w:rPr>
+            <w:noProof/>
+            <w:webHidden/>
+          </w:rPr>
+          <w:t>12</w:t>
+        </w:r>
+        <w:r>
+          <w:rPr>
+            <w:noProof/>
+            <w:webHidden/>
+          </w:rPr>
+          <w:fldChar w:fldCharType="end"/>
+        </w:r>
+      </w:hyperlink>
+    </w:p>
+    <w:p>
+      <w:pPr>
+        <w:pStyle w:val="TDC3"/>
+        <w:tabs>
+          <w:tab w:val="right" w:leader="dot" w:pos="8494"/>
+        </w:tabs>
+        <w:rPr>
+          <w:rFonts w:eastAsiaTheme="minorEastAsia" w:cstheme="minorBidi"/>
+          <w:i w:val="0"/>
+          <w:iCs w:val="0"/>
+          <w:noProof/>
+          <w:kern w:val="2"/>
+          <w:sz w:val="22"/>
+          <w:szCs w:val="22"/>
+          <w:lang w:eastAsia="es-ES"/>
+          <w14:ligatures w14:val="standardContextual"/>
+        </w:rPr>
+      </w:pPr>
+      <w:hyperlink w:anchor="_Toc152278724" w:history="1">
+        <w:r>
+          <w:rPr>
+            <w:rStyle w:val="Hipervnculo"/>
+            <w:noProof/>
+          </w:rPr>
+          <w:t>Las fases más comunes:</w:t>
+        </w:r>
+        <w:r>
+          <w:rPr>
+            <w:noProof/>
+            <w:webHidden/>
+          </w:rPr>
+          <w:tab/>
+        </w:r>
+        <w:r>
+          <w:rPr>
+            <w:noProof/>
+            <w:webHidden/>
+          </w:rPr>
+          <w:fldChar w:fldCharType="begin"/>
+        </w:r>
+        <w:r>
+          <w:rPr>
+            <w:noProof/>
+            <w:webHidden/>
+          </w:rPr>
+          <w:instrText xml:space="preserve"> PAGEREF _Toc152278724 \h </w:instrText>
+        </w:r>
+        <w:r>
+          <w:rPr>
+            <w:noProof/>
+            <w:webHidden/>
+          </w:rPr>
+        </w:r>
+        <w:r>
+          <w:rPr>
+            <w:noProof/>
+            <w:webHidden/>
+          </w:rPr>
+          <w:fldChar w:fldCharType="separate"/>
+        </w:r>
+        <w:r>
+          <w:rPr>
+            <w:noProof/>
+            <w:webHidden/>
+          </w:rPr>
+          <w:t>12</w:t>
+        </w:r>
+        <w:r>
+          <w:rPr>
+            <w:noProof/>
+            <w:webHidden/>
+          </w:rPr>
+          <w:fldChar w:fldCharType="end"/>
+        </w:r>
+      </w:hyperlink>
+    </w:p>
+    <w:p>
+      <w:pPr>
+        <w:pStyle w:val="TDC2"/>
+        <w:tabs>
+          <w:tab w:val="right" w:leader="dot" w:pos="8494"/>
+        </w:tabs>
+        <w:rPr>
+          <w:rFonts w:eastAsiaTheme="minorEastAsia" w:cstheme="minorBidi"/>
+          <w:smallCaps w:val="0"/>
+          <w:noProof/>
+          <w:kern w:val="2"/>
+          <w:sz w:val="22"/>
+          <w:szCs w:val="22"/>
+          <w:lang w:eastAsia="es-ES"/>
+          <w14:ligatures w14:val="standardContextual"/>
+        </w:rPr>
+      </w:pPr>
+      <w:hyperlink w:anchor="_Toc152278725" w:history="1">
+        <w:r>
+          <w:rPr>
+            <w:rStyle w:val="Hipervnculo"/>
+            <w:noProof/>
+          </w:rPr>
+          <w:t>5.2 Documentación</w:t>
+        </w:r>
+        <w:r>
+          <w:rPr>
+            <w:noProof/>
+            <w:webHidden/>
+          </w:rPr>
+          <w:tab/>
+        </w:r>
+        <w:r>
+          <w:rPr>
+            <w:noProof/>
+            <w:webHidden/>
+          </w:rPr>
+          <w:fldChar w:fldCharType="begin"/>
+        </w:r>
+        <w:r>
+          <w:rPr>
+            <w:noProof/>
+            <w:webHidden/>
+          </w:rPr>
+          <w:instrText xml:space="preserve"> PAGEREF _Toc152278725 \h </w:instrText>
+        </w:r>
+        <w:r>
+          <w:rPr>
+            <w:noProof/>
+            <w:webHidden/>
+          </w:rPr>
+        </w:r>
+        <w:r>
+          <w:rPr>
+            <w:noProof/>
+            <w:webHidden/>
+          </w:rPr>
+          <w:fldChar w:fldCharType="separate"/>
+        </w:r>
+        <w:r>
+          <w:rPr>
+            <w:noProof/>
+            <w:webHidden/>
+          </w:rPr>
+          <w:t>14</w:t>
+        </w:r>
+        <w:r>
+          <w:rPr>
+            <w:noProof/>
+            <w:webHidden/>
+          </w:rPr>
+          <w:fldChar w:fldCharType="end"/>
+        </w:r>
+      </w:hyperlink>
+    </w:p>
+    <w:p>
+      <w:pPr>
+        <w:pStyle w:val="TDC2"/>
+        <w:tabs>
+          <w:tab w:val="right" w:leader="dot" w:pos="8494"/>
+        </w:tabs>
+        <w:rPr>
+          <w:rFonts w:eastAsiaTheme="minorEastAsia" w:cstheme="minorBidi"/>
+          <w:smallCaps w:val="0"/>
+          <w:noProof/>
+          <w:kern w:val="2"/>
+          <w:sz w:val="22"/>
+          <w:szCs w:val="22"/>
+          <w:lang w:eastAsia="es-ES"/>
+          <w14:ligatures w14:val="standardContextual"/>
+        </w:rPr>
+      </w:pPr>
+      <w:hyperlink w:anchor="_Toc152278726" w:history="1">
+        <w:r>
+          <w:rPr>
+            <w:rStyle w:val="Hipervnculo"/>
+            <w:noProof/>
+          </w:rPr>
+          <w:t>5.3 Roles del desarrollo de software</w:t>
+        </w:r>
+        <w:r>
+          <w:rPr>
+            <w:noProof/>
+            <w:webHidden/>
+          </w:rPr>
+          <w:tab/>
+        </w:r>
+        <w:r>
+          <w:rPr>
+            <w:noProof/>
+            <w:webHidden/>
+          </w:rPr>
+          <w:fldChar w:fldCharType="begin"/>
+        </w:r>
+        <w:r>
+          <w:rPr>
+            <w:noProof/>
+            <w:webHidden/>
+          </w:rPr>
+          <w:instrText xml:space="preserve"> PAGEREF _Toc152278726 \h </w:instrText>
+        </w:r>
+        <w:r>
+          <w:rPr>
+            <w:noProof/>
+            <w:webHidden/>
+          </w:rPr>
+        </w:r>
+        <w:r>
+          <w:rPr>
+            <w:noProof/>
+            <w:webHidden/>
+          </w:rPr>
+          <w:fldChar w:fldCharType="separate"/>
+        </w:r>
+        <w:r>
+          <w:rPr>
+            <w:noProof/>
+            <w:webHidden/>
+          </w:rPr>
+          <w:t>14</w:t>
+        </w:r>
+        <w:r>
+          <w:rPr>
+            <w:noProof/>
+            <w:webHidden/>
+          </w:rPr>
+          <w:fldChar w:fldCharType="end"/>
+        </w:r>
+      </w:hyperlink>
+    </w:p>
+    <w:p>
+      <w:pPr>
+        <w:pStyle w:val="TDC3"/>
+        <w:tabs>
+          <w:tab w:val="right" w:leader="dot" w:pos="8494"/>
+        </w:tabs>
+        <w:rPr>
+          <w:rFonts w:eastAsiaTheme="minorEastAsia" w:cstheme="minorBidi"/>
+          <w:i w:val="0"/>
+          <w:iCs w:val="0"/>
+          <w:noProof/>
+          <w:kern w:val="2"/>
+          <w:sz w:val="22"/>
+          <w:szCs w:val="22"/>
+          <w:lang w:eastAsia="es-ES"/>
+          <w14:ligatures w14:val="standardContextual"/>
+        </w:rPr>
+      </w:pPr>
+      <w:hyperlink w:anchor="_Toc152278727" w:history="1">
+        <w:r>
+          <w:rPr>
+            <w:rStyle w:val="Hipervnculo"/>
+            <w:noProof/>
+          </w:rPr>
+          <w:t>Arquitecto de software:</w:t>
+        </w:r>
+        <w:r>
+          <w:rPr>
+            <w:noProof/>
+            <w:webHidden/>
+          </w:rPr>
+          <w:tab/>
+        </w:r>
+        <w:r>
+          <w:rPr>
+            <w:noProof/>
+            <w:webHidden/>
+          </w:rPr>
+          <w:fldChar w:fldCharType="begin"/>
+        </w:r>
+        <w:r>
+          <w:rPr>
+            <w:noProof/>
+            <w:webHidden/>
+          </w:rPr>
+          <w:instrText xml:space="preserve"> PAGEREF _Toc152278727 \h </w:instrText>
+        </w:r>
+        <w:r>
+          <w:rPr>
+            <w:noProof/>
+            <w:webHidden/>
+          </w:rPr>
+        </w:r>
+        <w:r>
+          <w:rPr>
+            <w:noProof/>
+            <w:webHidden/>
+          </w:rPr>
+          <w:fldChar w:fldCharType="separate"/>
+        </w:r>
+        <w:r>
+          <w:rPr>
+            <w:noProof/>
+            <w:webHidden/>
+          </w:rPr>
+          <w:t>14</w:t>
+        </w:r>
+        <w:r>
+          <w:rPr>
+            <w:noProof/>
+            <w:webHidden/>
+          </w:rPr>
+          <w:fldChar w:fldCharType="end"/>
+        </w:r>
+      </w:hyperlink>
+    </w:p>
+    <w:p>
+      <w:pPr>
+        <w:pStyle w:val="TDC3"/>
+        <w:tabs>
+          <w:tab w:val="right" w:leader="dot" w:pos="8494"/>
+        </w:tabs>
+        <w:rPr>
+          <w:rFonts w:eastAsiaTheme="minorEastAsia" w:cstheme="minorBidi"/>
+          <w:i w:val="0"/>
+          <w:iCs w:val="0"/>
+          <w:noProof/>
+          <w:kern w:val="2"/>
+          <w:sz w:val="22"/>
+          <w:szCs w:val="22"/>
+          <w:lang w:eastAsia="es-ES"/>
+          <w14:ligatures w14:val="standardContextual"/>
+        </w:rPr>
+      </w:pPr>
+      <w:hyperlink w:anchor="_Toc152278728" w:history="1">
+        <w:r>
+          <w:rPr>
+            <w:rStyle w:val="Hipervnculo"/>
+            <w:noProof/>
+          </w:rPr>
+          <w:t>Jefe de proyecto:</w:t>
+        </w:r>
+        <w:r>
+          <w:rPr>
+            <w:noProof/>
+            <w:webHidden/>
+          </w:rPr>
+          <w:tab/>
+        </w:r>
+        <w:r>
+          <w:rPr>
+            <w:noProof/>
+            <w:webHidden/>
+          </w:rPr>
+          <w:fldChar w:fldCharType="begin"/>
+        </w:r>
+        <w:r>
+          <w:rPr>
+            <w:noProof/>
+            <w:webHidden/>
+          </w:rPr>
+          <w:instrText xml:space="preserve"> PAGEREF _Toc152278728 \h </w:instrText>
+        </w:r>
+        <w:r>
+          <w:rPr>
+            <w:noProof/>
+            <w:webHidden/>
+          </w:rPr>
+        </w:r>
+        <w:r>
+          <w:rPr>
+            <w:noProof/>
+            <w:webHidden/>
+          </w:rPr>
+          <w:fldChar w:fldCharType="separate"/>
+        </w:r>
+        <w:r>
+          <w:rPr>
+            <w:noProof/>
+            <w:webHidden/>
+          </w:rPr>
+          <w:t>14</w:t>
+        </w:r>
+        <w:r>
+          <w:rPr>
+            <w:noProof/>
+            <w:webHidden/>
+          </w:rPr>
+          <w:fldChar w:fldCharType="end"/>
+        </w:r>
+      </w:hyperlink>
+    </w:p>
+    <w:p>
+      <w:pPr>
+        <w:pStyle w:val="TDC3"/>
+        <w:tabs>
+          <w:tab w:val="right" w:leader="dot" w:pos="8494"/>
+        </w:tabs>
+        <w:rPr>
+          <w:rFonts w:eastAsiaTheme="minorEastAsia" w:cstheme="minorBidi"/>
+          <w:i w:val="0"/>
+          <w:iCs w:val="0"/>
+          <w:noProof/>
+          <w:kern w:val="2"/>
+          <w:sz w:val="22"/>
+          <w:szCs w:val="22"/>
+          <w:lang w:eastAsia="es-ES"/>
+          <w14:ligatures w14:val="standardContextual"/>
+        </w:rPr>
+      </w:pPr>
+      <w:hyperlink w:anchor="_Toc152278729" w:history="1">
+        <w:r>
+          <w:rPr>
+            <w:rStyle w:val="Hipervnculo"/>
+            <w:noProof/>
+          </w:rPr>
+          <w:t>Analista de sistemas:</w:t>
+        </w:r>
+        <w:r>
+          <w:rPr>
+            <w:noProof/>
+            <w:webHidden/>
+          </w:rPr>
+          <w:tab/>
+        </w:r>
+        <w:r>
+          <w:rPr>
+            <w:noProof/>
+            <w:webHidden/>
+          </w:rPr>
+          <w:fldChar w:fldCharType="begin"/>
+        </w:r>
+        <w:r>
+          <w:rPr>
+            <w:noProof/>
+            <w:webHidden/>
+          </w:rPr>
+          <w:instrText xml:space="preserve"> PAGEREF _Toc152278729 \h </w:instrText>
+        </w:r>
+        <w:r>
+          <w:rPr>
+            <w:noProof/>
+            <w:webHidden/>
+          </w:rPr>
+        </w:r>
+        <w:r>
+          <w:rPr>
+            <w:noProof/>
+            <w:webHidden/>
+          </w:rPr>
+          <w:fldChar w:fldCharType="separate"/>
+        </w:r>
+        <w:r>
+          <w:rPr>
+            <w:noProof/>
+            <w:webHidden/>
+          </w:rPr>
+          <w:t>14</w:t>
+        </w:r>
+        <w:r>
+          <w:rPr>
+            <w:noProof/>
+            <w:webHidden/>
+          </w:rPr>
+          <w:fldChar w:fldCharType="end"/>
+        </w:r>
+      </w:hyperlink>
+    </w:p>
+    <w:p>
+      <w:pPr>
+        <w:pStyle w:val="TDC3"/>
+        <w:tabs>
+          <w:tab w:val="right" w:leader="dot" w:pos="8494"/>
+        </w:tabs>
+        <w:rPr>
+          <w:rFonts w:eastAsiaTheme="minorEastAsia" w:cstheme="minorBidi"/>
+          <w:i w:val="0"/>
+          <w:iCs w:val="0"/>
+          <w:noProof/>
+          <w:kern w:val="2"/>
+          <w:sz w:val="22"/>
+          <w:szCs w:val="22"/>
+          <w:lang w:eastAsia="es-ES"/>
+          <w14:ligatures w14:val="standardContextual"/>
+        </w:rPr>
+      </w:pPr>
+      <w:hyperlink w:anchor="_Toc152278730" w:history="1">
+        <w:r>
+          <w:rPr>
+            <w:rStyle w:val="Hipervnculo"/>
+            <w:noProof/>
+          </w:rPr>
+          <w:t>Analista programador:</w:t>
+        </w:r>
+        <w:r>
+          <w:rPr>
+            <w:noProof/>
+            <w:webHidden/>
+          </w:rPr>
+          <w:tab/>
+        </w:r>
+        <w:r>
+          <w:rPr>
+            <w:noProof/>
+            <w:webHidden/>
+          </w:rPr>
+          <w:fldChar w:fldCharType="begin"/>
+        </w:r>
+        <w:r>
+          <w:rPr>
+            <w:noProof/>
+            <w:webHidden/>
+          </w:rPr>
+          <w:instrText xml:space="preserve"> PAGEREF _Toc152278730 \h </w:instrText>
+        </w:r>
+        <w:r>
+          <w:rPr>
+            <w:noProof/>
+            <w:webHidden/>
+          </w:rPr>
+        </w:r>
+        <w:r>
+          <w:rPr>
+            <w:noProof/>
+            <w:webHidden/>
+          </w:rPr>
+          <w:fldChar w:fldCharType="separate"/>
+        </w:r>
+        <w:r>
+          <w:rPr>
+            <w:noProof/>
+            <w:webHidden/>
+          </w:rPr>
+          <w:t>14</w:t>
+        </w:r>
+        <w:r>
+          <w:rPr>
+            <w:noProof/>
+            <w:webHidden/>
+          </w:rPr>
+          <w:fldChar w:fldCharType="end"/>
+        </w:r>
+      </w:hyperlink>
+    </w:p>
+    <w:p>
+      <w:pPr>
+        <w:pStyle w:val="TDC2"/>
+        <w:tabs>
+          <w:tab w:val="right" w:leader="dot" w:pos="8494"/>
+        </w:tabs>
+        <w:rPr>
+          <w:rFonts w:eastAsiaTheme="minorEastAsia" w:cstheme="minorBidi"/>
+          <w:smallCaps w:val="0"/>
+          <w:noProof/>
+          <w:kern w:val="2"/>
+          <w:sz w:val="22"/>
+          <w:szCs w:val="22"/>
+          <w:lang w:eastAsia="es-ES"/>
+          <w14:ligatures w14:val="standardContextual"/>
+        </w:rPr>
+      </w:pPr>
+      <w:hyperlink w:anchor="_Toc152278731" w:history="1">
+        <w:r>
+          <w:rPr>
+            <w:rStyle w:val="Hipervnculo"/>
+            <w:noProof/>
+          </w:rPr>
+          <w:t>5.4 Paradigmas de desarrollo clásicos</w:t>
+        </w:r>
+        <w:r>
+          <w:rPr>
+            <w:noProof/>
+            <w:webHidden/>
+          </w:rPr>
+          <w:tab/>
+        </w:r>
+        <w:r>
+          <w:rPr>
+            <w:noProof/>
+            <w:webHidden/>
+          </w:rPr>
+          <w:fldChar w:fldCharType="begin"/>
+        </w:r>
+        <w:r>
+          <w:rPr>
+            <w:noProof/>
+            <w:webHidden/>
+          </w:rPr>
+          <w:instrText xml:space="preserve"> PAGEREF _Toc152278731 \h </w:instrText>
+        </w:r>
+        <w:r>
+          <w:rPr>
+            <w:noProof/>
+            <w:webHidden/>
+          </w:rPr>
+        </w:r>
+        <w:r>
+          <w:rPr>
+            <w:noProof/>
+            <w:webHidden/>
+          </w:rPr>
+          <w:fldChar w:fldCharType="separate"/>
+        </w:r>
+        <w:r>
+          <w:rPr>
+            <w:noProof/>
+            <w:webHidden/>
+          </w:rPr>
+          <w:t>15</w:t>
+        </w:r>
+        <w:r>
+          <w:rPr>
+            <w:noProof/>
+            <w:webHidden/>
+          </w:rPr>
+          <w:fldChar w:fldCharType="end"/>
+        </w:r>
+      </w:hyperlink>
+    </w:p>
+    <w:p>
+      <w:pPr>
+        <w:pStyle w:val="TDC2"/>
+        <w:tabs>
+          <w:tab w:val="right" w:leader="dot" w:pos="8494"/>
+        </w:tabs>
+        <w:rPr>
+          <w:rFonts w:eastAsiaTheme="minorEastAsia" w:cstheme="minorBidi"/>
+          <w:smallCaps w:val="0"/>
+          <w:noProof/>
+          <w:kern w:val="2"/>
+          <w:sz w:val="22"/>
+          <w:szCs w:val="22"/>
+          <w:lang w:eastAsia="es-ES"/>
+          <w14:ligatures w14:val="standardContextual"/>
+        </w:rPr>
+      </w:pPr>
+      <w:hyperlink w:anchor="_Toc152278732" w:history="1">
+        <w:r>
+          <w:rPr>
+            <w:rStyle w:val="Hipervnculo"/>
+            <w:noProof/>
+          </w:rPr>
+          <w:t>5.5 Metodologías ágiles</w:t>
+        </w:r>
+        <w:r>
+          <w:rPr>
+            <w:noProof/>
+            <w:webHidden/>
+          </w:rPr>
+          <w:tab/>
+        </w:r>
+        <w:r>
+          <w:rPr>
+            <w:noProof/>
+            <w:webHidden/>
+          </w:rPr>
+          <w:fldChar w:fldCharType="begin"/>
+        </w:r>
+        <w:r>
+          <w:rPr>
+            <w:noProof/>
+            <w:webHidden/>
+          </w:rPr>
+          <w:instrText xml:space="preserve"> PAGEREF _Toc152278732 \h </w:instrText>
+        </w:r>
+        <w:r>
+          <w:rPr>
+            <w:noProof/>
+            <w:webHidden/>
+          </w:rPr>
+        </w:r>
+        <w:r>
+          <w:rPr>
+            <w:noProof/>
+            <w:webHidden/>
+          </w:rPr>
+          <w:fldChar w:fldCharType="separate"/>
+        </w:r>
+        <w:r>
+          <w:rPr>
+            <w:noProof/>
+            <w:webHidden/>
+          </w:rPr>
+          <w:t>15</w:t>
         </w:r>
         <w:r>
           <w:rPr>
@@ -3297,7 +4229,7 @@
         </w:rPr>
         <w:br w:type="page"/>
       </w:r>
-      <w:bookmarkStart w:id="0" w:name="_Toc152252676"/>
+      <w:bookmarkStart w:id="0" w:name="_Toc152278694"/>
       <w:r>
         <w:lastRenderedPageBreak/>
         <w:t>Resumen</w:t>
@@ -3308,7 +4240,7 @@
       <w:pPr>
         <w:pStyle w:val="Ttulo2"/>
       </w:pPr>
-      <w:bookmarkStart w:id="1" w:name="_Toc152252677"/>
+      <w:bookmarkStart w:id="1" w:name="_Toc152278695"/>
       <w:r>
         <w:t>Qué es un ordenador</w:t>
       </w:r>
@@ -3319,13 +4251,7 @@
         <w:pStyle w:val="Texto"/>
       </w:pPr>
       <w:r>
-        <w:t xml:space="preserve">Un ordenador es un dispositivo que se compone de elementos físicos (hardware) y elementos lógicos (software) que acepta datos de </w:t>
-      </w:r>
-      <w:r>
-        <w:t>entrada (</w:t>
-      </w:r>
-      <w:r>
-        <w:t>teclado, ratón), los procesa y muestra una salida(pantalla). Estas órdenes que introduce el usuario deben de ser traducidas para que las entienda el ordenador.</w:t>
+        <w:t>Un ordenador es un dispositivo que se compone de elementos físicos (hardware) y elementos lógicos (software) que acepta datos de entrada (teclado, ratón), los procesa y muestra una salida(pantalla). Estas órdenes que introduce el usuario deben de ser traducidas para que las entienda el ordenador.</w:t>
       </w:r>
     </w:p>
     <w:p>
@@ -3338,9 +4264,60 @@
     </w:p>
     <w:p>
       <w:pPr>
+        <w:pStyle w:val="Texto"/>
+      </w:pPr>
+      <w:r>
+        <w:t>Diagrama de un ordenador</w:t>
+      </w:r>
+    </w:p>
+    <w:p>
+      <w:pPr>
+        <w:pStyle w:val="Texto"/>
+        <w:jc w:val="center"/>
+      </w:pPr>
+      <w:r>
+        <w:drawing>
+          <wp:inline distT="0" distB="0" distL="0" distR="0" wp14:anchorId="2B5C9FF7" wp14:editId="1B719688">
+            <wp:extent cx="4907705" cy="1836579"/>
+            <wp:effectExtent l="0" t="0" r="7620" b="0"/>
+            <wp:docPr id="123920245" name="Imagen 1"/>
+            <wp:cNvGraphicFramePr>
+              <a:graphicFrameLocks xmlns:a="http://schemas.openxmlformats.org/drawingml/2006/main" noChangeAspect="1"/>
+            </wp:cNvGraphicFramePr>
+            <a:graphic xmlns:a="http://schemas.openxmlformats.org/drawingml/2006/main">
+              <a:graphicData uri="http://schemas.openxmlformats.org/drawingml/2006/picture">
+                <pic:pic xmlns:pic="http://schemas.openxmlformats.org/drawingml/2006/picture">
+                  <pic:nvPicPr>
+                    <pic:cNvPr id="123920245" name=""/>
+                    <pic:cNvPicPr/>
+                  </pic:nvPicPr>
+                  <pic:blipFill>
+                    <a:blip r:embed="rId14"/>
+                    <a:stretch>
+                      <a:fillRect/>
+                    </a:stretch>
+                  </pic:blipFill>
+                  <pic:spPr>
+                    <a:xfrm>
+                      <a:off x="0" y="0"/>
+                      <a:ext cx="4907705" cy="1836579"/>
+                    </a:xfrm>
+                    <a:prstGeom prst="rect">
+                      <a:avLst/>
+                    </a:prstGeom>
+                  </pic:spPr>
+                </pic:pic>
+              </a:graphicData>
+            </a:graphic>
+          </wp:inline>
+        </w:drawing>
+      </w:r>
+    </w:p>
+    <w:p>
+      <w:pPr>
         <w:pStyle w:val="Ttulo2"/>
       </w:pPr>
-      <w:bookmarkStart w:id="2" w:name="_Toc152252678"/>
+      <w:bookmarkStart w:id="2" w:name="_Toc152278696"/>
       <w:r>
         <w:t>Qué es el software</w:t>
       </w:r>
@@ -3390,7 +4367,7 @@
       <w:pPr>
         <w:pStyle w:val="Ttulo3"/>
       </w:pPr>
-      <w:bookmarkStart w:id="3" w:name="_Toc152252679"/>
+      <w:bookmarkStart w:id="3" w:name="_Toc152278697"/>
       <w:r>
         <w:t>Conceptos clave:</w:t>
       </w:r>
@@ -3489,7 +4466,7 @@
       <w:pPr>
         <w:pStyle w:val="Ttulo2"/>
       </w:pPr>
-      <w:bookmarkStart w:id="4" w:name="_Toc152252680"/>
+      <w:bookmarkStart w:id="4" w:name="_Toc152278698"/>
       <w:r>
         <w:lastRenderedPageBreak/>
         <w:t>Qué es una aplicación informática</w:t>
@@ -3532,7 +4509,7 @@
       <w:pPr>
         <w:pStyle w:val="Ttulo3"/>
       </w:pPr>
-      <w:bookmarkStart w:id="5" w:name="_Toc152252681"/>
+      <w:bookmarkStart w:id="5" w:name="_Toc152278699"/>
       <w:r>
         <w:t>Algunos ejemplos:</w:t>
       </w:r>
@@ -3636,14 +4613,87 @@
     </w:p>
     <w:p>
       <w:pPr>
+        <w:pStyle w:val="Texto"/>
+        <w:numPr>
+          <w:ilvl w:val="0"/>
+          <w:numId w:val="3"/>
+        </w:numPr>
+      </w:pPr>
+      <w:r>
+        <w:t>Videojuegos</w:t>
+      </w:r>
+    </w:p>
+    <w:p>
+      <w:pPr>
+        <w:pStyle w:val="Texto"/>
+      </w:pPr>
+      <w:r>
+        <w:t>Ejemplo de aplicación informática (en este caso es un script de Linux)</w:t>
+      </w:r>
+    </w:p>
+    <w:p>
+      <w:pPr>
         <w:ind w:left="360"/>
       </w:pPr>
+      <w:r>
+        <w:rPr>
+          <w:noProof/>
+        </w:rPr>
+        <w:drawing>
+          <wp:inline distT="0" distB="0" distL="0" distR="0" wp14:anchorId="1588AC72" wp14:editId="794EDEA3">
+            <wp:extent cx="5400040" cy="3073400"/>
+            <wp:effectExtent l="0" t="0" r="0" b="0"/>
+            <wp:docPr id="1976833912" name="Imagen 1" descr="You Can And Should Write Tests For Your Shell Scripts | by Salihan Zaol ..."/>
+            <wp:cNvGraphicFramePr>
+              <a:graphicFrameLocks xmlns:a="http://schemas.openxmlformats.org/drawingml/2006/main" noChangeAspect="1"/>
+            </wp:cNvGraphicFramePr>
+            <a:graphic xmlns:a="http://schemas.openxmlformats.org/drawingml/2006/main">
+              <a:graphicData uri="http://schemas.openxmlformats.org/drawingml/2006/picture">
+                <pic:pic xmlns:pic="http://schemas.openxmlformats.org/drawingml/2006/picture">
+                  <pic:nvPicPr>
+                    <pic:cNvPr id="0" name="Picture 1" descr="You Can And Should Write Tests For Your Shell Scripts | by Salihan Zaol ..."/>
+                    <pic:cNvPicPr>
+                      <a:picLocks noChangeAspect="1" noChangeArrowheads="1"/>
+                    </pic:cNvPicPr>
+                  </pic:nvPicPr>
+                  <pic:blipFill>
+                    <a:blip r:embed="rId15">
+                      <a:extLst>
+                        <a:ext uri="{28A0092B-C50C-407E-A947-70E740481C1C}">
+                          <a14:useLocalDpi xmlns:a14="http://schemas.microsoft.com/office/drawing/2010/main" val="0"/>
+                        </a:ext>
+                      </a:extLst>
+                    </a:blip>
+                    <a:srcRect/>
+                    <a:stretch>
+                      <a:fillRect/>
+                    </a:stretch>
+                  </pic:blipFill>
+                  <pic:spPr bwMode="auto">
+                    <a:xfrm>
+                      <a:off x="0" y="0"/>
+                      <a:ext cx="5400040" cy="3073400"/>
+                    </a:xfrm>
+                    <a:prstGeom prst="rect">
+                      <a:avLst/>
+                    </a:prstGeom>
+                    <a:noFill/>
+                    <a:ln>
+                      <a:noFill/>
+                    </a:ln>
+                  </pic:spPr>
+                </pic:pic>
+              </a:graphicData>
+            </a:graphic>
+          </wp:inline>
+        </w:drawing>
+      </w:r>
     </w:p>
     <w:p>
       <w:pPr>
         <w:pStyle w:val="Ttulo3"/>
       </w:pPr>
-      <w:bookmarkStart w:id="6" w:name="_Toc152252682"/>
+      <w:bookmarkStart w:id="6" w:name="_Toc152278700"/>
       <w:r>
         <w:t>Conceptos clave:</w:t>
       </w:r>
@@ -3661,7 +4711,14 @@
         </w:numPr>
       </w:pPr>
       <w:r>
-        <w:t>Programa: conjunto de pasos o instrucciones que indican al ordenador cómo realizar un</w:t>
+        <w:rPr>
+          <w:b/>
+          <w:bCs/>
+        </w:rPr>
+        <w:t>Programa</w:t>
+      </w:r>
+      <w:r>
+        <w:t>: conjunto de pasos o instrucciones que indican al ordenador cómo realizar un</w:t>
       </w:r>
       <w:r>
         <w:t>a</w:t>
@@ -3682,7 +4739,14 @@
         </w:numPr>
       </w:pPr>
       <w:r>
-        <w:t xml:space="preserve">Ejecutar: </w:t>
+        <w:rPr>
+          <w:b/>
+          <w:bCs/>
+        </w:rPr>
+        <w:t>Ejecutar</w:t>
+      </w:r>
+      <w:r>
+        <w:t xml:space="preserve">: </w:t>
       </w:r>
       <w:r>
         <w:t>i</w:t>
@@ -3700,7 +4764,14 @@
         </w:numPr>
       </w:pPr>
       <w:r>
-        <w:t>Librería: conjunto de programas y funciones que realizan tareas concretas (BBDD, informes...)</w:t>
+        <w:rPr>
+          <w:b/>
+          <w:bCs/>
+        </w:rPr>
+        <w:t>Librería</w:t>
+      </w:r>
+      <w:r>
+        <w:t>: conjunto de programas y funciones que realizan tareas concretas (BBDD, informes...)</w:t>
       </w:r>
     </w:p>
     <w:p>
@@ -3712,7 +4783,192 @@
         </w:numPr>
       </w:pPr>
       <w:r>
-        <w:t>Entorno de desarrollo (IDE): herramienta que facilita y posibilita el desarrollo de software</w:t>
+        <w:rPr>
+          <w:b/>
+          <w:bCs/>
+        </w:rPr>
+        <w:t>Entorno de desarrollo (IDE)</w:t>
+      </w:r>
+      <w:r>
+        <w:t>: herramienta que facilita y posibilita el desarrollo de software</w:t>
+      </w:r>
+      <w:r>
+        <w:br w:type="page"/>
+      </w:r>
+    </w:p>
+    <w:p>
+      <w:pPr>
+        <w:pStyle w:val="Ttulo2"/>
+      </w:pPr>
+      <w:bookmarkStart w:id="7" w:name="_Toc152278701"/>
+      <w:r>
+        <w:lastRenderedPageBreak/>
+        <w:t>Software a medida vs. estándar</w:t>
+      </w:r>
+      <w:bookmarkEnd w:id="7"/>
+    </w:p>
+    <w:p>
+      <w:pPr>
+        <w:pStyle w:val="Ttulo3"/>
+      </w:pPr>
+      <w:bookmarkStart w:id="8" w:name="_Toc152278702"/>
+      <w:r>
+        <w:t>Software a medida</w:t>
+      </w:r>
+      <w:bookmarkEnd w:id="8"/>
+    </w:p>
+    <w:p>
+      <w:pPr>
+        <w:pStyle w:val="Texto"/>
+      </w:pPr>
+      <w:r>
+        <w:t>Se desarrolla según los requerimientos de una empresa u organismo</w:t>
+      </w:r>
+    </w:p>
+    <w:p>
+      <w:pPr>
+        <w:pStyle w:val="Texto"/>
+      </w:pPr>
+      <w:r>
+        <w:t>Se adecuan a la actividad de dicha empresa u organismo</w:t>
+      </w:r>
+    </w:p>
+    <w:p>
+      <w:pPr>
+        <w:pStyle w:val="Ttulo4"/>
+      </w:pPr>
+      <w:r>
+        <w:t>Características:</w:t>
+      </w:r>
+    </w:p>
+    <w:p>
+      <w:pPr>
+        <w:pStyle w:val="Texto"/>
+        <w:numPr>
+          <w:ilvl w:val="0"/>
+          <w:numId w:val="1"/>
+        </w:numPr>
+      </w:pPr>
+      <w:r>
+        <w:t>Necesita un tiempo de desarrollo</w:t>
+      </w:r>
+    </w:p>
+    <w:p>
+      <w:pPr>
+        <w:pStyle w:val="Texto"/>
+        <w:numPr>
+          <w:ilvl w:val="0"/>
+          <w:numId w:val="1"/>
+        </w:numPr>
+      </w:pPr>
+      <w:r>
+        <w:t>Se adapta a las necesidades específicas de dicha empresa (no trasladable a otras)</w:t>
+      </w:r>
+    </w:p>
+    <w:p>
+      <w:pPr>
+        <w:pStyle w:val="Texto"/>
+        <w:numPr>
+          <w:ilvl w:val="0"/>
+          <w:numId w:val="1"/>
+        </w:numPr>
+      </w:pPr>
+      <w:r>
+        <w:t>Puede contener errores y necesitar de una etapa de adaptación y mantenimiento</w:t>
+      </w:r>
+    </w:p>
+    <w:p>
+      <w:pPr>
+        <w:pStyle w:val="Texto"/>
+        <w:numPr>
+          <w:ilvl w:val="0"/>
+          <w:numId w:val="1"/>
+        </w:numPr>
+      </w:pPr>
+      <w:r>
+        <w:t>Más costoso que el software estándar</w:t>
+      </w:r>
+    </w:p>
+    <w:p>
+      <w:pPr>
+        <w:pStyle w:val="Ttulo3"/>
+      </w:pPr>
+      <w:bookmarkStart w:id="9" w:name="_Toc152278703"/>
+      <w:r>
+        <w:t>Software estándar:</w:t>
+      </w:r>
+      <w:bookmarkEnd w:id="9"/>
+    </w:p>
+    <w:p>
+      <w:pPr>
+        <w:pStyle w:val="Texto"/>
+      </w:pPr>
+      <w:r>
+        <w:t>Software genérico (válido para cualquier cliente)</w:t>
+      </w:r>
+    </w:p>
+    <w:p>
+      <w:pPr>
+        <w:pStyle w:val="Texto"/>
+      </w:pPr>
+      <w:r>
+        <w:t>Resuelve múltiples necesidades, y suele incluir herramientas de configuración</w:t>
+      </w:r>
+    </w:p>
+    <w:p>
+      <w:pPr>
+        <w:pStyle w:val="Ttulo4"/>
+      </w:pPr>
+      <w:r>
+        <w:t>Características:</w:t>
+      </w:r>
+    </w:p>
+    <w:p>
+      <w:pPr>
+        <w:pStyle w:val="Texto"/>
+        <w:numPr>
+          <w:ilvl w:val="0"/>
+          <w:numId w:val="1"/>
+        </w:numPr>
+      </w:pPr>
+      <w:r>
+        <w:t>Se compra ya desarrollado (sólo se puede configurar o actualizar)</w:t>
+      </w:r>
+    </w:p>
+    <w:p>
+      <w:pPr>
+        <w:pStyle w:val="Texto"/>
+        <w:numPr>
+          <w:ilvl w:val="0"/>
+          <w:numId w:val="1"/>
+        </w:numPr>
+      </w:pPr>
+      <w:r>
+        <w:t>Suele tener menos errores que el software a medida (más testeado generalmente)</w:t>
+      </w:r>
+    </w:p>
+    <w:p>
+      <w:pPr>
+        <w:pStyle w:val="Texto"/>
+        <w:numPr>
+          <w:ilvl w:val="0"/>
+          <w:numId w:val="1"/>
+        </w:numPr>
+      </w:pPr>
+      <w:r>
+        <w:t>Suele ser más barato que el software a medida</w:t>
+      </w:r>
+    </w:p>
+    <w:p>
+      <w:pPr>
+        <w:pStyle w:val="Texto"/>
+        <w:numPr>
+          <w:ilvl w:val="0"/>
+          <w:numId w:val="1"/>
+        </w:numPr>
+      </w:pPr>
+      <w:r>
+        <w:t>Suele incluir funciones que nunca serán usadas y/o puede carecer de opciones que sí son importantes para la empresa</w:t>
       </w:r>
     </w:p>
     <w:p>
@@ -3731,45 +4987,40 @@
       <w:pPr>
         <w:pStyle w:val="Ttulo2"/>
       </w:pPr>
-      <w:bookmarkStart w:id="7" w:name="_Toc152252683"/>
+      <w:bookmarkStart w:id="10" w:name="_Toc152278704"/>
       <w:r>
         <w:lastRenderedPageBreak/>
-        <w:t>Software a medida vs. estándar</w:t>
-      </w:r>
-      <w:bookmarkEnd w:id="7"/>
+        <w:t>Qué es un lenguaje de programación</w:t>
+      </w:r>
+      <w:bookmarkEnd w:id="10"/>
+    </w:p>
+    <w:p>
+      <w:pPr>
+        <w:pStyle w:val="Texto"/>
+      </w:pPr>
+      <w:r>
+        <w:t xml:space="preserve">Es un lenguaje artificial (creado) por programadores que permiten traducir ciertas instrucciones para que las entienda el ordenador, son muchísimo más complejos que el lenguaje máquina (binario). </w:t>
+      </w:r>
+    </w:p>
+    <w:p>
+      <w:pPr>
+        <w:pStyle w:val="Texto"/>
+      </w:pPr>
+      <w:r>
+        <w:t>Se componen al igual que los lenguajes artificiales de los humanos con cierta gramática y semántica</w:t>
+      </w:r>
     </w:p>
     <w:p>
       <w:pPr>
         <w:pStyle w:val="Ttulo3"/>
       </w:pPr>
-      <w:bookmarkStart w:id="8" w:name="_Toc152252684"/>
-      <w:r>
-        <w:t>Software a medida</w:t>
-      </w:r>
-      <w:bookmarkEnd w:id="8"/>
-    </w:p>
-    <w:p>
-      <w:pPr>
-        <w:pStyle w:val="Texto"/>
-      </w:pPr>
-      <w:r>
-        <w:t>Se desarrolla según los requerimientos de una empresa u organismo</w:t>
-      </w:r>
-    </w:p>
-    <w:p>
-      <w:pPr>
-        <w:pStyle w:val="Texto"/>
-      </w:pPr>
-      <w:r>
-        <w:t>Se adecuan a la actividad de dicha empresa u organismo</w:t>
-      </w:r>
-    </w:p>
-    <w:p>
-      <w:pPr>
-        <w:pStyle w:val="Ttulo4"/>
-      </w:pPr>
-      <w:r>
-        <w:t>Características:</w:t>
+      <w:bookmarkStart w:id="11" w:name="_Toc152278705"/>
+      <w:r>
+        <w:t>Conceptos clave:</w:t>
+      </w:r>
+      <w:bookmarkEnd w:id="11"/>
+      <w:r>
+        <w:t xml:space="preserve"> </w:t>
       </w:r>
     </w:p>
     <w:p>
@@ -3781,7 +5032,7 @@
         </w:numPr>
       </w:pPr>
       <w:r>
-        <w:t>Necesita un tiempo de desarrollo</w:t>
+        <w:t>Lenguaje máquina: lenguaje sólo comprensible por el ordenador (binario)</w:t>
       </w:r>
     </w:p>
     <w:p>
@@ -3793,7 +5044,7 @@
         </w:numPr>
       </w:pPr>
       <w:r>
-        <w:t>Se adapta a las necesidades específicas de dicha empresa (no trasladable a otras)</w:t>
+        <w:t>Programa: conjunto de instrucciones escritas en un lenguaje de programación</w:t>
       </w:r>
     </w:p>
     <w:p>
@@ -3805,7 +5056,19 @@
         </w:numPr>
       </w:pPr>
       <w:r>
-        <w:t>Puede contener errores y necesitar de una etapa de adaptación y mantenimiento</w:t>
+        <w:t xml:space="preserve">Instrucción: </w:t>
+      </w:r>
+      <w:r>
+        <w:t>cada sentencia</w:t>
+      </w:r>
+      <w:r>
+        <w:t xml:space="preserve"> u </w:t>
+      </w:r>
+      <w:r>
+        <w:t>órdenes</w:t>
+      </w:r>
+      <w:r>
+        <w:t xml:space="preserve"> que forman parte de un programa</w:t>
       </w:r>
     </w:p>
     <w:p>
@@ -3817,41 +5080,7 @@
         </w:numPr>
       </w:pPr>
       <w:r>
-        <w:t>Más costoso que el software estándar</w:t>
-      </w:r>
-    </w:p>
-    <w:p>
-      <w:pPr>
-        <w:pStyle w:val="Ttulo3"/>
-      </w:pPr>
-      <w:bookmarkStart w:id="9" w:name="_Toc152252685"/>
-      <w:r>
-        <w:t>Software estándar:</w:t>
-      </w:r>
-      <w:bookmarkEnd w:id="9"/>
-    </w:p>
-    <w:p>
-      <w:pPr>
-        <w:pStyle w:val="Texto"/>
-      </w:pPr>
-      <w:r>
-        <w:t>Software genérico (válido para cualquier cliente)</w:t>
-      </w:r>
-    </w:p>
-    <w:p>
-      <w:pPr>
-        <w:pStyle w:val="Texto"/>
-      </w:pPr>
-      <w:r>
-        <w:t>Resuelve múltiples necesidades, y suele incluir herramientas de configuración</w:t>
-      </w:r>
-    </w:p>
-    <w:p>
-      <w:pPr>
-        <w:pStyle w:val="Ttulo4"/>
-      </w:pPr>
-      <w:r>
-        <w:t>Características:</w:t>
+        <w:t>Palabra reservada: cada símbolo o conjunto de caracteres que componen la sintaxis del lenguaje</w:t>
       </w:r>
     </w:p>
     <w:p>
@@ -3863,49 +5092,91 @@
         </w:numPr>
       </w:pPr>
       <w:r>
-        <w:t xml:space="preserve">Se compra ya </w:t>
-      </w:r>
-      <w:r>
-        <w:t>desarrollado (</w:t>
-      </w:r>
-      <w:r>
-        <w:t>sólo se puede configurar o actualizar)</w:t>
-      </w:r>
-    </w:p>
-    <w:p>
-      <w:pPr>
-        <w:pStyle w:val="Texto"/>
-        <w:numPr>
-          <w:ilvl w:val="0"/>
-          <w:numId w:val="1"/>
-        </w:numPr>
-      </w:pPr>
-      <w:r>
-        <w:t>Suele tener menos errores que el software a medida (más testeado generalmente)</w:t>
-      </w:r>
-    </w:p>
-    <w:p>
-      <w:pPr>
-        <w:pStyle w:val="Texto"/>
-        <w:numPr>
-          <w:ilvl w:val="0"/>
-          <w:numId w:val="1"/>
-        </w:numPr>
-      </w:pPr>
-      <w:r>
-        <w:t>Suele ser más barato que el software a medida</w:t>
-      </w:r>
-    </w:p>
-    <w:p>
-      <w:pPr>
-        <w:pStyle w:val="Texto"/>
-        <w:numPr>
-          <w:ilvl w:val="0"/>
-          <w:numId w:val="1"/>
-        </w:numPr>
-      </w:pPr>
-      <w:r>
-        <w:t>Suele incluir funciones que nunca serán usadas y/o puede carecer de opciones que sí son importantes para la empresa</w:t>
+        <w:t>Semántica: reglas que definen la combinación de los símbolos de un lenguaje de programación</w:t>
+      </w:r>
+    </w:p>
+    <w:p>
+      <w:pPr>
+        <w:pStyle w:val="Ttulo2"/>
+      </w:pPr>
+      <w:bookmarkStart w:id="12" w:name="_Toc152278706"/>
+      <w:r>
+        <w:t>Tipos de lenguajes de programación</w:t>
+      </w:r>
+      <w:bookmarkEnd w:id="12"/>
+    </w:p>
+    <w:p>
+      <w:pPr>
+        <w:pStyle w:val="Texto"/>
+      </w:pPr>
+      <w:r>
+        <w:t>Existen muchos tipos de lenguajes diferentes que evolucionan a lo largo de los años, ya que un lenguaje de programación recientemente creado es más amigable con el usuario que otros más anteriores para facilitarle el proceso de programación al programador</w:t>
+      </w:r>
+    </w:p>
+    <w:p>
+      <w:pPr>
+        <w:pStyle w:val="Texto"/>
+      </w:pPr>
+      <w:r>
+        <w:t>Hay veces que se necesita hacer un programa pesado (lento y de gran tamaño) comparado a otros programas, por lo que facilitarle el proceso de programación al programador hace que ese proceso sea más liviano</w:t>
+      </w:r>
+    </w:p>
+    <w:p>
+      <w:pPr>
+        <w:pStyle w:val="Texto"/>
+      </w:pPr>
+      <w:r>
+        <w:t>Hay muchos lenguajes de programación como C, C++, PowerShell, JavaScript, …</w:t>
+      </w:r>
+    </w:p>
+    <w:p>
+      <w:pPr>
+        <w:pStyle w:val="Ttulo3"/>
+      </w:pPr>
+      <w:bookmarkStart w:id="13" w:name="_Toc152278707"/>
+      <w:r>
+        <w:t>Lenguaje máquina</w:t>
+      </w:r>
+      <w:bookmarkEnd w:id="13"/>
+    </w:p>
+    <w:p>
+      <w:pPr>
+        <w:pStyle w:val="Texto"/>
+      </w:pPr>
+      <w:r>
+        <w:t>Operaciones complejas e ilegibles (01010)</w:t>
+      </w:r>
+    </w:p>
+    <w:p>
+      <w:pPr>
+        <w:pStyle w:val="Texto"/>
+      </w:pPr>
+      <w:r>
+        <w:t>Necesita ser traducido al ordenador</w:t>
+      </w:r>
+    </w:p>
+    <w:p>
+      <w:pPr>
+        <w:pStyle w:val="Texto"/>
+      </w:pPr>
+      <w:r>
+        <w:t>Primer lenguaje de programación (muy dependiente de hardware)</w:t>
+      </w:r>
+    </w:p>
+    <w:p>
+      <w:pPr>
+        <w:pStyle w:val="Texto"/>
+      </w:pPr>
+      <w:r>
+        <w:t>Al ser muy dependiente del hardware, al cambiar un componente, puede ser que cambie más o menos las órdenes dependiendo del componente (los más importantes CPU y RAM).</w:t>
+      </w:r>
+    </w:p>
+    <w:p>
+      <w:pPr>
+        <w:pStyle w:val="Texto"/>
+      </w:pPr>
+      <w:r>
+        <w:t>Ahora, solo se suele usar para programas como los drivers, módulos de Sistemas Operativos</w:t>
       </w:r>
     </w:p>
     <w:p>
@@ -3922,228 +5193,268 @@
     </w:p>
     <w:p>
       <w:pPr>
-        <w:pStyle w:val="Ttulo2"/>
-      </w:pPr>
-      <w:bookmarkStart w:id="10" w:name="_Toc152252686"/>
+        <w:pStyle w:val="Ttulo3"/>
+      </w:pPr>
+      <w:bookmarkStart w:id="14" w:name="_Toc152278708"/>
       <w:r>
         <w:lastRenderedPageBreak/>
-        <w:t>Qué es un lenguaje de programación</w:t>
-      </w:r>
-      <w:bookmarkEnd w:id="10"/>
-    </w:p>
-    <w:p>
-      <w:pPr>
-        <w:pStyle w:val="Texto"/>
-      </w:pPr>
-      <w:r>
-        <w:t xml:space="preserve">Es un lenguaje artificial (creado) por programadores que permiten traducir ciertas instrucciones para que las entienda el ordenador, son muchísimo más complejos que el lenguaje máquina (binario). </w:t>
-      </w:r>
-    </w:p>
-    <w:p>
-      <w:pPr>
-        <w:pStyle w:val="Texto"/>
-      </w:pPr>
-      <w:r>
-        <w:t>Se componen al igual que los lenguajes artificiales de los humanos con cierta gramática y semántica</w:t>
+        <w:t>Lenguaje de medio nivel (ensamblador)</w:t>
+      </w:r>
+      <w:bookmarkEnd w:id="14"/>
+    </w:p>
+    <w:p>
+      <w:pPr>
+        <w:pStyle w:val="Texto"/>
+      </w:pPr>
+      <w:r>
+        <w:t>Facilita la programación</w:t>
+      </w:r>
+    </w:p>
+    <w:p>
+      <w:pPr>
+        <w:pStyle w:val="Texto"/>
+      </w:pPr>
+      <w:r>
+        <w:t xml:space="preserve">Se centra en el </w:t>
+      </w:r>
+      <w:r>
+        <w:t>hardware,</w:t>
+      </w:r>
+      <w:r>
+        <w:t xml:space="preserve"> pero usa términos legibles para el programador</w:t>
+      </w:r>
+    </w:p>
+    <w:p>
+      <w:pPr>
+        <w:pStyle w:val="Texto"/>
+      </w:pPr>
+      <w:r>
+        <w:t>Hay que compilarlo (traducirlo) para que lo entienda el ordenador</w:t>
+      </w:r>
+    </w:p>
+    <w:p>
+      <w:pPr>
+        <w:pStyle w:val="Texto"/>
+      </w:pPr>
+      <w:r>
+        <w:t xml:space="preserve">Trabaja con registros </w:t>
+      </w:r>
+      <w:r>
+        <w:tab/>
+        <w:t>del procesador y direcciones de memoria</w:t>
+      </w:r>
+    </w:p>
+    <w:p>
+      <w:pPr>
+        <w:pStyle w:val="Texto"/>
+      </w:pPr>
+      <w:r>
+        <w:t>A pesar de ser prácticamente una mejora del lenguaje máquina, sigue siendo difícil de comprender y usar.</w:t>
       </w:r>
     </w:p>
     <w:p>
       <w:pPr>
         <w:pStyle w:val="Ttulo3"/>
       </w:pPr>
-      <w:bookmarkStart w:id="11" w:name="_Toc152252687"/>
-      <w:r>
-        <w:t>Conceptos clave:</w:t>
-      </w:r>
-      <w:bookmarkEnd w:id="11"/>
-      <w:r>
-        <w:t xml:space="preserve"> </w:t>
-      </w:r>
-    </w:p>
-    <w:p>
-      <w:pPr>
-        <w:pStyle w:val="Texto"/>
-        <w:numPr>
-          <w:ilvl w:val="0"/>
-          <w:numId w:val="1"/>
-        </w:numPr>
-      </w:pPr>
-      <w:r>
-        <w:t>Lenguaje máquina: lenguaje sólo comprensible por el ordenador (binario)</w:t>
-      </w:r>
-    </w:p>
-    <w:p>
-      <w:pPr>
-        <w:pStyle w:val="Texto"/>
-        <w:numPr>
-          <w:ilvl w:val="0"/>
-          <w:numId w:val="1"/>
-        </w:numPr>
-      </w:pPr>
-      <w:r>
-        <w:t>Programa: conjunto de instrucciones escritas en un lenguaje de programación</w:t>
-      </w:r>
-    </w:p>
-    <w:p>
-      <w:pPr>
-        <w:pStyle w:val="Texto"/>
-        <w:numPr>
-          <w:ilvl w:val="0"/>
-          <w:numId w:val="1"/>
-        </w:numPr>
-      </w:pPr>
-      <w:r>
-        <w:t xml:space="preserve">Instrucción: </w:t>
-      </w:r>
-      <w:r>
-        <w:t>cada sentencia</w:t>
-      </w:r>
-      <w:r>
-        <w:t xml:space="preserve"> u </w:t>
-      </w:r>
-      <w:r>
-        <w:t>órdenes</w:t>
-      </w:r>
-      <w:r>
-        <w:t xml:space="preserve"> que forman parte de un programa</w:t>
-      </w:r>
-    </w:p>
-    <w:p>
-      <w:pPr>
-        <w:pStyle w:val="Texto"/>
-        <w:numPr>
-          <w:ilvl w:val="0"/>
-          <w:numId w:val="1"/>
-        </w:numPr>
-      </w:pPr>
-      <w:r>
-        <w:t>Palabra reservada: cada símbolo o conjunto de caracteres que componen la sintaxis del lenguaje</w:t>
-      </w:r>
-    </w:p>
-    <w:p>
-      <w:pPr>
-        <w:pStyle w:val="Texto"/>
-        <w:numPr>
-          <w:ilvl w:val="0"/>
-          <w:numId w:val="1"/>
-        </w:numPr>
-      </w:pPr>
-      <w:r>
-        <w:t>Semántica: reglas que definen la combinación de los símbolos de un lenguaje de programación</w:t>
-      </w:r>
-    </w:p>
-    <w:p>
-      <w:pPr>
-        <w:pStyle w:val="Ttulo2"/>
-      </w:pPr>
-      <w:bookmarkStart w:id="12" w:name="_Toc152252688"/>
-      <w:r>
-        <w:t>Tipos de lenguajes de programación</w:t>
-      </w:r>
-      <w:bookmarkEnd w:id="12"/>
-    </w:p>
-    <w:p>
-      <w:pPr>
-        <w:pStyle w:val="Texto"/>
-      </w:pPr>
-      <w:r>
-        <w:t>Existen muchos tipos de lenguajes diferentes que evolucionan a lo largo de los años, ya que un lenguaje de programación recientemente creado es más amigable con el usuario que otros más anteriores para facilitarle el proceso de programación al programador</w:t>
-      </w:r>
-    </w:p>
-    <w:p>
-      <w:pPr>
-        <w:pStyle w:val="Texto"/>
-      </w:pPr>
-      <w:r>
-        <w:t xml:space="preserve">Hay veces que se necesita hacer un programa pesado (lento y de gran tamaño) comparado a otros programas, por lo que facilitarle el proceso de programación </w:t>
-      </w:r>
-      <w:r>
-        <w:t>al programador</w:t>
-      </w:r>
-      <w:r>
-        <w:t xml:space="preserve"> hace que ese proceso sea más liviano</w:t>
-      </w:r>
-    </w:p>
-    <w:p>
-      <w:pPr>
-        <w:pStyle w:val="Texto"/>
-      </w:pPr>
-      <w:r>
-        <w:t xml:space="preserve">Hay muchos lenguajes de programación como C, C++, </w:t>
-      </w:r>
-      <w:r>
-        <w:t>PowerShell</w:t>
-      </w:r>
-      <w:r>
-        <w:t xml:space="preserve">, </w:t>
-      </w:r>
-      <w:r>
-        <w:t>JavaScript</w:t>
-      </w:r>
-      <w:r>
-        <w:t>, …</w:t>
-      </w:r>
-    </w:p>
-    <w:p>
-      <w:pPr>
-        <w:pStyle w:val="Ttulo3"/>
-      </w:pPr>
-      <w:bookmarkStart w:id="13" w:name="_Toc152252689"/>
-      <w:r>
-        <w:t>Lenguaje máquina</w:t>
-      </w:r>
-      <w:bookmarkEnd w:id="13"/>
-    </w:p>
-    <w:p>
-      <w:pPr>
-        <w:pStyle w:val="Texto"/>
-      </w:pPr>
-      <w:r>
-        <w:t>Operaciones complejas e ilegibles (01010)</w:t>
-      </w:r>
-    </w:p>
-    <w:p>
-      <w:pPr>
-        <w:pStyle w:val="Texto"/>
-      </w:pPr>
-      <w:r>
-        <w:t>Necesita ser traducido al ordenador</w:t>
-      </w:r>
-    </w:p>
-    <w:p>
-      <w:pPr>
-        <w:pStyle w:val="Texto"/>
-      </w:pPr>
-      <w:r>
-        <w:t>Primer lenguaje de programación (muy dependiente de hardware)</w:t>
-      </w:r>
-    </w:p>
-    <w:p>
-      <w:pPr>
-        <w:pStyle w:val="Texto"/>
-      </w:pPr>
-      <w:r>
-        <w:t xml:space="preserve">Al ser muy dependiente del hardware, al cambiar un componente, puede ser que cambie más o menos </w:t>
-      </w:r>
-      <w:r>
-        <w:t xml:space="preserve">las órdenes </w:t>
-      </w:r>
-      <w:r>
-        <w:t>dependiendo del componente</w:t>
-      </w:r>
-      <w:r>
-        <w:t xml:space="preserve"> (los más importantes CPU y RAM)</w:t>
-      </w:r>
-      <w:r>
-        <w:t>.</w:t>
-      </w:r>
-    </w:p>
-    <w:p>
-      <w:pPr>
-        <w:pStyle w:val="Texto"/>
-      </w:pPr>
-      <w:r>
-        <w:t>Ahora, solo se suele usar para programas como los drivers, módulos de Sistemas Operativos</w:t>
+      <w:bookmarkStart w:id="15" w:name="_Toc152278709"/>
+      <w:r>
+        <w:t>Lenguaje de alto nivel</w:t>
+      </w:r>
+      <w:bookmarkEnd w:id="15"/>
+    </w:p>
+    <w:p>
+      <w:pPr>
+        <w:pStyle w:val="Texto"/>
+      </w:pPr>
+      <w:r>
+        <w:t>Programación sencilla e intuitiva</w:t>
+      </w:r>
+    </w:p>
+    <w:p>
+      <w:pPr>
+        <w:pStyle w:val="Texto"/>
+      </w:pPr>
+      <w:r>
+        <w:t>Son cercanos a los lenguajes humanos (IF, WHILE, DO, …)</w:t>
+      </w:r>
+    </w:p>
+    <w:p>
+      <w:pPr>
+        <w:pStyle w:val="Texto"/>
+      </w:pPr>
+      <w:r>
+        <w:t>Incorporan librerías y funciones predeterminadas que ayudan al programador en la operación de programación</w:t>
+      </w:r>
+    </w:p>
+    <w:p>
+      <w:pPr>
+        <w:pStyle w:val="Texto"/>
+      </w:pPr>
+      <w:r>
+        <w:t xml:space="preserve">Suelen ofrecer </w:t>
+      </w:r>
+      <w:r>
+        <w:t>frameworks, que</w:t>
+      </w:r>
+      <w:r>
+        <w:t xml:space="preserve"> incorporan funciones y componentes extra</w:t>
+      </w:r>
+    </w:p>
+    <w:p>
+      <w:pPr>
+        <w:pStyle w:val="Texto"/>
+      </w:pPr>
+      <w:r>
+        <w:t>La mayoría de los lenguajes de programación actuales se engloban en esta categoría</w:t>
+      </w:r>
+    </w:p>
+    <w:p>
+      <w:pPr>
+        <w:pStyle w:val="Ttulo4"/>
+      </w:pPr>
+      <w:r>
+        <w:t>Por ejemplo:</w:t>
+      </w:r>
+    </w:p>
+    <w:p>
+      <w:pPr>
+        <w:pStyle w:val="Ttulo5"/>
+      </w:pPr>
+      <w:r>
+        <w:t>C/C++:</w:t>
+      </w:r>
+    </w:p>
+    <w:p>
+      <w:pPr>
+        <w:pStyle w:val="Texto"/>
+      </w:pPr>
+      <w:r>
+        <w:t>Uno de los más potentes y utilizados, ligado a Unix y a Linux</w:t>
+      </w:r>
+    </w:p>
+    <w:p>
+      <w:pPr>
+        <w:pStyle w:val="Texto"/>
+      </w:pPr>
+      <w:r>
+        <w:t>Estructurados y ligados a funciones</w:t>
+      </w:r>
+    </w:p>
+    <w:p>
+      <w:pPr>
+        <w:pStyle w:val="Texto"/>
+      </w:pPr>
+      <w:r>
+        <w:t>Incluyen el concepto de puntero (necesario para gestionar la memoria, pero un concepto complejo)</w:t>
+      </w:r>
+    </w:p>
+    <w:p>
+      <w:pPr>
+        <w:pStyle w:val="Texto"/>
+      </w:pPr>
+      <w:r>
+        <w:t>Combinan comandos de alto nivel</w:t>
+      </w:r>
+    </w:p>
+    <w:p>
+      <w:pPr>
+        <w:pStyle w:val="Texto"/>
+      </w:pPr>
+      <w:r>
+        <w:t>Programas eficientes, rápidos y pequeños</w:t>
+      </w:r>
+    </w:p>
+    <w:p>
+      <w:pPr>
+        <w:pStyle w:val="Texto"/>
+      </w:pPr>
+      <w:r>
+        <w:t>Necesidad de compilar los programas</w:t>
+      </w:r>
+    </w:p>
+    <w:p>
+      <w:pPr>
+        <w:pStyle w:val="Ttulo5"/>
+      </w:pPr>
+    </w:p>
+    <w:p>
+      <w:pPr>
+        <w:pStyle w:val="Ttulo5"/>
+      </w:pPr>
+      <w:r>
+        <w:t>Java</w:t>
+      </w:r>
+    </w:p>
+    <w:p>
+      <w:pPr>
+        <w:pStyle w:val="Texto"/>
+      </w:pPr>
+      <w:r>
+        <w:t xml:space="preserve">Simplificación de </w:t>
+      </w:r>
+      <w:proofErr w:type="gramStart"/>
+      <w:r>
+        <w:t>C++(</w:t>
+      </w:r>
+      <w:proofErr w:type="gramEnd"/>
+      <w:r>
+        <w:t>no admite sobrecarga de operadores ni herencia múltiple)</w:t>
+      </w:r>
+    </w:p>
+    <w:p>
+      <w:pPr>
+        <w:pStyle w:val="Texto"/>
+      </w:pPr>
+      <w:r>
+        <w:t>Manejo más eficiente de cadenas de caracteres (</w:t>
+      </w:r>
+      <w:proofErr w:type="spellStart"/>
+      <w:r>
+        <w:t>String</w:t>
+      </w:r>
+      <w:proofErr w:type="spellEnd"/>
+      <w:r>
+        <w:t>)</w:t>
+      </w:r>
+    </w:p>
+    <w:p>
+      <w:pPr>
+        <w:pStyle w:val="Texto"/>
+      </w:pPr>
+      <w:r>
+        <w:t>Lenguaje 100%Orientado a objetos</w:t>
+      </w:r>
+    </w:p>
+    <w:p>
+      <w:pPr>
+        <w:pStyle w:val="Texto"/>
+      </w:pPr>
+      <w:r>
+        <w:t>Pensado para trabajar con redes y protocolos de red (TCP/</w:t>
+      </w:r>
+      <w:proofErr w:type="gramStart"/>
+      <w:r>
+        <w:t>IP,HTTP</w:t>
+      </w:r>
+      <w:proofErr w:type="gramEnd"/>
+      <w:r>
+        <w:t>,HTTPS...)</w:t>
+      </w:r>
+    </w:p>
+    <w:p>
+      <w:pPr>
+        <w:pStyle w:val="Texto"/>
+      </w:pPr>
+      <w:r>
+        <w:t>Portable, seguro y permite la programación concurrente</w:t>
+      </w:r>
+    </w:p>
+    <w:p>
+      <w:pPr>
+        <w:pStyle w:val="Texto"/>
+      </w:pPr>
+      <w:r>
+        <w:t>Es Un lenguaje virtual interpretado</w:t>
       </w:r>
     </w:p>
     <w:p>
@@ -4160,216 +5471,153 @@
     </w:p>
     <w:p>
       <w:pPr>
-        <w:pStyle w:val="Ttulo3"/>
-      </w:pPr>
-      <w:bookmarkStart w:id="14" w:name="_Toc152252690"/>
+        <w:pStyle w:val="Ttulo5"/>
+      </w:pPr>
       <w:r>
         <w:lastRenderedPageBreak/>
-        <w:t>Lenguaje de medio nivel (ensamblador)</w:t>
-      </w:r>
-      <w:bookmarkEnd w:id="14"/>
-    </w:p>
-    <w:p>
-      <w:pPr>
-        <w:pStyle w:val="Texto"/>
-      </w:pPr>
-      <w:r>
-        <w:t>Facilita la programación</w:t>
-      </w:r>
-    </w:p>
-    <w:p>
-      <w:pPr>
-        <w:pStyle w:val="Texto"/>
-      </w:pPr>
-      <w:r>
-        <w:t xml:space="preserve">Se centra en el </w:t>
-      </w:r>
-      <w:r>
-        <w:t>hardware,</w:t>
-      </w:r>
-      <w:r>
-        <w:t xml:space="preserve"> pero usa términos legibles para el programador</w:t>
-      </w:r>
-    </w:p>
-    <w:p>
-      <w:pPr>
-        <w:pStyle w:val="Texto"/>
-      </w:pPr>
-      <w:r>
-        <w:t>Hay que compilarlo (traducirlo) para que lo entienda el ordenador</w:t>
-      </w:r>
-    </w:p>
-    <w:p>
-      <w:pPr>
-        <w:pStyle w:val="Texto"/>
-      </w:pPr>
-      <w:r>
-        <w:t xml:space="preserve">Trabaja con registros </w:t>
-      </w:r>
-      <w:r>
-        <w:tab/>
-        <w:t>del procesador y direcciones de memoria</w:t>
-      </w:r>
-    </w:p>
-    <w:p>
-      <w:pPr>
-        <w:pStyle w:val="Texto"/>
-      </w:pPr>
-      <w:r>
-        <w:t>A pesar de ser prácticamente una mejora del lenguaje máquina, sigue siendo difícil de comprender y usar.</w:t>
-      </w:r>
-    </w:p>
-    <w:p>
-      <w:pPr>
-        <w:pStyle w:val="Ttulo3"/>
-      </w:pPr>
-      <w:bookmarkStart w:id="15" w:name="_Toc152252691"/>
-      <w:r>
-        <w:t>Lenguaje de alto nivel</w:t>
-      </w:r>
-      <w:bookmarkEnd w:id="15"/>
-    </w:p>
-    <w:p>
-      <w:pPr>
-        <w:pStyle w:val="Texto"/>
-      </w:pPr>
-      <w:r>
-        <w:t>Programación sencilla e intuitiva</w:t>
-      </w:r>
-    </w:p>
-    <w:p>
-      <w:pPr>
-        <w:pStyle w:val="Texto"/>
-      </w:pPr>
-      <w:r>
-        <w:t>Son cercanos a los lenguajes humanos (IF, WHILE, DO, …)</w:t>
-      </w:r>
-    </w:p>
-    <w:p>
-      <w:pPr>
-        <w:pStyle w:val="Texto"/>
-      </w:pPr>
-      <w:r>
-        <w:t>Incorporan librerías y funciones predeterminadas que ayudan al programador en la operación de programación</w:t>
-      </w:r>
-    </w:p>
-    <w:p>
-      <w:pPr>
-        <w:pStyle w:val="Texto"/>
-      </w:pPr>
-      <w:r>
-        <w:t xml:space="preserve">Suelen ofrecer </w:t>
-      </w:r>
-      <w:r>
-        <w:t>frameworks, que</w:t>
-      </w:r>
-      <w:r>
-        <w:t xml:space="preserve"> incorporan funciones y componentes extra</w:t>
-      </w:r>
-    </w:p>
-    <w:p>
-      <w:pPr>
-        <w:pStyle w:val="Texto"/>
-      </w:pPr>
-      <w:r>
-        <w:t>La mayoría de los lenguajes de programación actuales se engloban en esta categoría</w:t>
-      </w:r>
-    </w:p>
-    <w:p>
-      <w:pPr>
-        <w:pStyle w:val="Ttulo4"/>
-      </w:pPr>
-      <w:r>
-        <w:t>Por ejemplo:</w:t>
-      </w:r>
+        <w:t>Python</w:t>
+      </w:r>
+    </w:p>
+    <w:p>
+      <w:pPr>
+        <w:pStyle w:val="Texto"/>
+      </w:pPr>
+      <w:r>
+        <w:t>Lenguaje de alto nivel muy portable</w:t>
+      </w:r>
+    </w:p>
+    <w:p>
+      <w:pPr>
+        <w:pStyle w:val="Texto"/>
+      </w:pPr>
+      <w:r>
+        <w:t>Lenguaje interpretado</w:t>
+      </w:r>
+    </w:p>
+    <w:p>
+      <w:pPr>
+        <w:pStyle w:val="Texto"/>
+      </w:pPr>
+      <w:r>
+        <w:t>Orientado a objetos</w:t>
+      </w:r>
+    </w:p>
+    <w:p>
+      <w:pPr>
+        <w:pStyle w:val="Texto"/>
+      </w:pPr>
+      <w:r>
+        <w:t>Permite incrustarse en otros lenguajes como C/C++</w:t>
+      </w:r>
+    </w:p>
+    <w:p>
+      <w:pPr>
+        <w:pStyle w:val="Texto"/>
+      </w:pPr>
+      <w:r>
+        <w:t>Uno de los lenguajes más simples y sencillos de aprender</w:t>
+      </w:r>
+    </w:p>
+    <w:p>
+      <w:pPr>
+        <w:pStyle w:val="Texto"/>
+      </w:pPr>
     </w:p>
     <w:p>
       <w:pPr>
         <w:pStyle w:val="Ttulo5"/>
       </w:pPr>
       <w:r>
-        <w:t>C/C++:</w:t>
-      </w:r>
-    </w:p>
-    <w:p>
-      <w:pPr>
-        <w:pStyle w:val="Texto"/>
-      </w:pPr>
-      <w:r>
-        <w:t>Uno de los más potentes y utilizados, ligado a Unix y a Linux</w:t>
-      </w:r>
-    </w:p>
-    <w:p>
-      <w:pPr>
-        <w:pStyle w:val="Texto"/>
-      </w:pPr>
-      <w:r>
-        <w:t>Estructurados y ligados a funciones</w:t>
-      </w:r>
-    </w:p>
-    <w:p>
-      <w:pPr>
-        <w:pStyle w:val="Texto"/>
-      </w:pPr>
-      <w:r>
-        <w:t>Incluyen el concepto de puntero (necesario para gestionar la memoria, pero un concepto complejo)</w:t>
-      </w:r>
-    </w:p>
-    <w:p>
-      <w:pPr>
-        <w:pStyle w:val="Texto"/>
-      </w:pPr>
-      <w:r>
-        <w:t>Combinan comandos de alto nivel</w:t>
-      </w:r>
-    </w:p>
-    <w:p>
-      <w:pPr>
-        <w:pStyle w:val="Texto"/>
-      </w:pPr>
-      <w:r>
-        <w:t>Programas eficientes, rápidos y pequeños</w:t>
-      </w:r>
-    </w:p>
-    <w:p>
-      <w:pPr>
-        <w:pStyle w:val="Texto"/>
-      </w:pPr>
-      <w:r>
-        <w:t>Necesidad de compilar los programas</w:t>
-      </w:r>
+        <w:t>Lenguaje JavaScript</w:t>
+      </w:r>
+    </w:p>
+    <w:p>
+      <w:pPr>
+        <w:pStyle w:val="Texto"/>
+      </w:pPr>
+      <w:r>
+        <w:t xml:space="preserve">Se utiliza mucho en programación web (Angular, </w:t>
+      </w:r>
+      <w:proofErr w:type="spellStart"/>
+      <w:r>
+        <w:t>React</w:t>
+      </w:r>
+      <w:proofErr w:type="spellEnd"/>
+      <w:r>
+        <w:t>...)</w:t>
+      </w:r>
+    </w:p>
+    <w:p>
+      <w:pPr>
+        <w:pStyle w:val="Texto"/>
+      </w:pPr>
+      <w:r>
+        <w:t>Se parece mucho a Java, C y C++</w:t>
+      </w:r>
+    </w:p>
+    <w:p>
+      <w:pPr>
+        <w:pStyle w:val="Texto"/>
+      </w:pPr>
+      <w:r>
+        <w:t>Es Un lenguaje de scripting, seguro y fiable</w:t>
+      </w:r>
+    </w:p>
+    <w:p>
+      <w:pPr>
+        <w:pStyle w:val="Texto"/>
+      </w:pPr>
+      <w:r>
+        <w:t>Se ejecuta en el lado del cliente (</w:t>
+      </w:r>
+      <w:proofErr w:type="spellStart"/>
+      <w:r>
+        <w:t>Frontend</w:t>
+      </w:r>
+      <w:proofErr w:type="spellEnd"/>
+      <w:r>
+        <w:t>)</w:t>
+      </w:r>
+    </w:p>
+    <w:p>
+      <w:pPr>
+        <w:pStyle w:val="Texto"/>
+      </w:pPr>
+      <w:r>
+        <w:t xml:space="preserve">Su código es </w:t>
+      </w:r>
+      <w:proofErr w:type="gramStart"/>
+      <w:r>
+        <w:t>visible(</w:t>
+      </w:r>
+      <w:proofErr w:type="gramEnd"/>
+      <w:r>
+        <w:t>hay que tener en cuenta aspectos de seguridad)</w:t>
+      </w:r>
+    </w:p>
+    <w:p>
+      <w:pPr>
+        <w:pStyle w:val="Texto"/>
+      </w:pPr>
     </w:p>
     <w:p>
       <w:pPr>
         <w:pStyle w:val="Ttulo5"/>
       </w:pPr>
-    </w:p>
-    <w:p>
-      <w:pPr>
-        <w:pStyle w:val="Ttulo5"/>
-      </w:pPr>
-      <w:r>
-        <w:t>Java</w:t>
-      </w:r>
-    </w:p>
-    <w:p>
-      <w:pPr>
-        <w:pStyle w:val="Texto"/>
-      </w:pPr>
-      <w:r>
-        <w:t>Simplificación de C++(no admite sobrecarga de operadores ni herencia múltiple)</w:t>
-      </w:r>
-    </w:p>
-    <w:p>
-      <w:pPr>
-        <w:pStyle w:val="Texto"/>
-      </w:pPr>
-      <w:r>
-        <w:t>Manejo más eficiente de cadenas de caracteres (</w:t>
+      <w:r>
+        <w:t>Lenguaje PHP</w:t>
+      </w:r>
+    </w:p>
+    <w:p>
+      <w:pPr>
+        <w:pStyle w:val="Texto"/>
+      </w:pPr>
+      <w:r>
+        <w:t>Lenguaje web de propósito general usado en el servidor (</w:t>
       </w:r>
       <w:proofErr w:type="spellStart"/>
       <w:r>
-        <w:t>String</w:t>
+        <w:t>Backend</w:t>
       </w:r>
       <w:proofErr w:type="spellEnd"/>
       <w:r>
@@ -4381,31 +5629,55 @@
         <w:pStyle w:val="Texto"/>
       </w:pPr>
       <w:r>
-        <w:t>Lenguaje 100%Orientado a objetos</w:t>
-      </w:r>
-    </w:p>
-    <w:p>
-      <w:pPr>
-        <w:pStyle w:val="Texto"/>
-      </w:pPr>
-      <w:r>
-        <w:t>Pensado para trabajar con redes y protocolos de red (TCP/IP,HTTP,HTTPS...)</w:t>
-      </w:r>
-    </w:p>
-    <w:p>
-      <w:pPr>
-        <w:pStyle w:val="Texto"/>
-      </w:pPr>
-      <w:r>
-        <w:t>Portable, seguro y permite la programación concurrente</w:t>
-      </w:r>
-    </w:p>
-    <w:p>
-      <w:pPr>
-        <w:pStyle w:val="Texto"/>
-      </w:pPr>
-      <w:r>
-        <w:t>Es Un lenguaje virtual interpretado</w:t>
+        <w:t xml:space="preserve">Se emplea en aplicaciones como </w:t>
+      </w:r>
+      <w:proofErr w:type="spellStart"/>
+      <w:r>
+        <w:t>Prestashop</w:t>
+      </w:r>
+      <w:proofErr w:type="spellEnd"/>
+      <w:r>
+        <w:t>, WordPress...</w:t>
+      </w:r>
+    </w:p>
+    <w:p>
+      <w:pPr>
+        <w:pStyle w:val="Texto"/>
+      </w:pPr>
+      <w:r>
+        <w:t>Es Un lenguaje multiplataforma</w:t>
+      </w:r>
+    </w:p>
+    <w:p>
+      <w:pPr>
+        <w:pStyle w:val="Texto"/>
+      </w:pPr>
+      <w:r>
+        <w:t>Orientado al desarrollo de webs dinámicas</w:t>
+      </w:r>
+    </w:p>
+    <w:p>
+      <w:pPr>
+        <w:pStyle w:val="Texto"/>
+      </w:pPr>
+      <w:r>
+        <w:t>Buena integración con MySQL</w:t>
+      </w:r>
+    </w:p>
+    <w:p>
+      <w:pPr>
+        <w:pStyle w:val="Texto"/>
+      </w:pPr>
+      <w:r>
+        <w:t>Orientado a objetos</w:t>
+      </w:r>
+    </w:p>
+    <w:p>
+      <w:pPr>
+        <w:pStyle w:val="Texto"/>
+      </w:pPr>
+      <w:r>
+        <w:t>Lenguaje interpretado</w:t>
       </w:r>
     </w:p>
     <w:p>
@@ -4422,209 +5694,256 @@
     </w:p>
     <w:p>
       <w:pPr>
-        <w:pStyle w:val="Ttulo5"/>
-      </w:pPr>
+        <w:pStyle w:val="Ttulo2"/>
+      </w:pPr>
+      <w:bookmarkStart w:id="16" w:name="_Toc152278710"/>
       <w:r>
         <w:lastRenderedPageBreak/>
-        <w:t>Python</w:t>
-      </w:r>
-    </w:p>
-    <w:p>
-      <w:pPr>
-        <w:pStyle w:val="Texto"/>
-      </w:pPr>
-      <w:r>
-        <w:t>Lenguaje de alto nivel muy portable</w:t>
-      </w:r>
-    </w:p>
-    <w:p>
-      <w:pPr>
-        <w:pStyle w:val="Texto"/>
-      </w:pPr>
-      <w:r>
-        <w:t>Lenguaje interpretado</w:t>
-      </w:r>
-    </w:p>
-    <w:p>
-      <w:pPr>
-        <w:pStyle w:val="Texto"/>
-      </w:pPr>
-      <w:r>
-        <w:t>Orientado a objetos</w:t>
-      </w:r>
-    </w:p>
-    <w:p>
-      <w:pPr>
-        <w:pStyle w:val="Texto"/>
-      </w:pPr>
-      <w:r>
-        <w:t>Permite incrustarse en otros lenguajes como C/C++</w:t>
-      </w:r>
-    </w:p>
-    <w:p>
-      <w:pPr>
-        <w:pStyle w:val="Texto"/>
-      </w:pPr>
-      <w:r>
-        <w:t>Uno de los lenguajes más simples y sencillos de aprender</w:t>
-      </w:r>
-    </w:p>
-    <w:p>
-      <w:pPr>
-        <w:pStyle w:val="Texto"/>
-      </w:pPr>
-    </w:p>
-    <w:p>
-      <w:pPr>
-        <w:pStyle w:val="Ttulo5"/>
-      </w:pPr>
-      <w:r>
-        <w:t>Lenguaje JavaScript</w:t>
-      </w:r>
-    </w:p>
-    <w:p>
-      <w:pPr>
-        <w:pStyle w:val="Texto"/>
-      </w:pPr>
-      <w:r>
-        <w:t xml:space="preserve">Se utiliza mucho en programación web (Angular, </w:t>
-      </w:r>
-      <w:proofErr w:type="spellStart"/>
-      <w:r>
-        <w:t>React</w:t>
-      </w:r>
-      <w:proofErr w:type="spellEnd"/>
-      <w:r>
-        <w:t>...)</w:t>
-      </w:r>
-    </w:p>
-    <w:p>
-      <w:pPr>
-        <w:pStyle w:val="Texto"/>
-      </w:pPr>
-      <w:r>
-        <w:t>Se parece mucho a Java, C y C++</w:t>
-      </w:r>
-    </w:p>
-    <w:p>
-      <w:pPr>
-        <w:pStyle w:val="Texto"/>
-      </w:pPr>
-      <w:r>
-        <w:t>Es Un lenguaje de scripting, seguro y fiable</w:t>
-      </w:r>
-    </w:p>
-    <w:p>
-      <w:pPr>
-        <w:pStyle w:val="Texto"/>
-      </w:pPr>
-      <w:r>
-        <w:t>Se ejecuta en el lado del cliente (</w:t>
-      </w:r>
-      <w:proofErr w:type="spellStart"/>
-      <w:r>
-        <w:t>Frontend</w:t>
-      </w:r>
-      <w:proofErr w:type="spellEnd"/>
-      <w:r>
-        <w:t>)</w:t>
-      </w:r>
-    </w:p>
-    <w:p>
-      <w:pPr>
-        <w:pStyle w:val="Texto"/>
-      </w:pPr>
-      <w:r>
-        <w:t>Su código es visible(hay que tener en cuenta aspectos de seguridad)</w:t>
-      </w:r>
-    </w:p>
-    <w:p>
-      <w:pPr>
-        <w:pStyle w:val="Texto"/>
-      </w:pPr>
-    </w:p>
-    <w:p>
-      <w:pPr>
-        <w:pStyle w:val="Ttulo5"/>
-      </w:pPr>
-      <w:r>
-        <w:t>Lenguaje PHP</w:t>
-      </w:r>
-    </w:p>
-    <w:p>
-      <w:pPr>
-        <w:pStyle w:val="Texto"/>
-      </w:pPr>
-      <w:r>
-        <w:t>Lenguaje web de propósito general usado en el servidor (</w:t>
-      </w:r>
-      <w:proofErr w:type="spellStart"/>
-      <w:r>
-        <w:t>Backend</w:t>
-      </w:r>
-      <w:proofErr w:type="spellEnd"/>
-      <w:r>
-        <w:t>)</w:t>
-      </w:r>
-    </w:p>
-    <w:p>
-      <w:pPr>
-        <w:pStyle w:val="Texto"/>
-      </w:pPr>
-      <w:r>
-        <w:t xml:space="preserve">Se emplea en aplicaciones como </w:t>
-      </w:r>
-      <w:proofErr w:type="spellStart"/>
-      <w:r>
-        <w:t>Prestashop</w:t>
-      </w:r>
-      <w:proofErr w:type="spellEnd"/>
-      <w:r>
-        <w:t>, WordPress...</w:t>
-      </w:r>
-    </w:p>
-    <w:p>
-      <w:pPr>
-        <w:pStyle w:val="Texto"/>
-      </w:pPr>
-      <w:r>
-        <w:t>Es Un lenguaje multiplataforma</w:t>
-      </w:r>
-    </w:p>
-    <w:p>
-      <w:pPr>
-        <w:pStyle w:val="Texto"/>
-      </w:pPr>
-      <w:r>
-        <w:t>Orientado al desarrollo de webs dinámicas</w:t>
-      </w:r>
-    </w:p>
-    <w:p>
-      <w:pPr>
-        <w:pStyle w:val="Texto"/>
-      </w:pPr>
-      <w:r>
-        <w:t>Buena integración con MySQL</w:t>
-      </w:r>
-    </w:p>
-    <w:p>
-      <w:pPr>
-        <w:pStyle w:val="Texto"/>
-      </w:pPr>
-      <w:r>
-        <w:t>Orientado a objetos</w:t>
-      </w:r>
-    </w:p>
-    <w:p>
-      <w:pPr>
-        <w:pStyle w:val="Texto"/>
-      </w:pPr>
-      <w:r>
-        <w:t>Lenguaje interpretado</w:t>
-      </w:r>
-    </w:p>
-    <w:p>
-      <w:pPr>
+        <w:t>Paradigma de programación</w:t>
+      </w:r>
+      <w:bookmarkEnd w:id="16"/>
+    </w:p>
+    <w:p>
+      <w:pPr>
+        <w:pStyle w:val="Ttulo3"/>
+      </w:pPr>
+      <w:bookmarkStart w:id="17" w:name="_Toc152278711"/>
+      <w:r>
+        <w:t>Programación estructurada</w:t>
+      </w:r>
+      <w:bookmarkEnd w:id="17"/>
+    </w:p>
+    <w:p>
+      <w:pPr>
+        <w:pStyle w:val="Texto"/>
+      </w:pPr>
+      <w:r>
+        <w:t>Consiste en una secuencia ordenada y organizada de instrucciones</w:t>
+      </w:r>
+    </w:p>
+    <w:p>
+      <w:pPr>
+        <w:pStyle w:val="Texto"/>
+      </w:pPr>
+      <w:r>
+        <w:t>Es fácil de entender</w:t>
+      </w:r>
+    </w:p>
+    <w:p>
+      <w:pPr>
+        <w:pStyle w:val="Texto"/>
+      </w:pPr>
+      <w:r>
+        <w:t>Programas sencillos y rápidos</w:t>
+      </w:r>
+    </w:p>
+    <w:p>
+      <w:pPr>
+        <w:pStyle w:val="Texto"/>
+      </w:pPr>
+      <w:r>
+        <w:t>Posee tres estructuras básicas: secuencia, selección e iteración</w:t>
+      </w:r>
+    </w:p>
+    <w:p>
+      <w:pPr>
+        <w:pStyle w:val="Texto"/>
+      </w:pPr>
+      <w:r>
+        <w:t>Inconveniente: un único bloque de programa (es inmanejable si crece)</w:t>
+      </w:r>
+    </w:p>
+    <w:p>
+      <w:pPr>
+        <w:pStyle w:val="Texto"/>
+      </w:pPr>
+    </w:p>
+    <w:p>
+      <w:pPr>
+        <w:pStyle w:val="Ttulo3"/>
+      </w:pPr>
+      <w:bookmarkStart w:id="18" w:name="_Toc152278712"/>
+      <w:r>
+        <w:t>Programación funcional</w:t>
+      </w:r>
+      <w:bookmarkEnd w:id="18"/>
+    </w:p>
+    <w:p>
+      <w:pPr>
+        <w:pStyle w:val="Texto"/>
+      </w:pPr>
+      <w:r>
+        <w:t>Consiste en descomponer el programa en funciones o módulos</w:t>
+      </w:r>
+    </w:p>
+    <w:p>
+      <w:pPr>
+        <w:pStyle w:val="Texto"/>
+      </w:pPr>
+      <w:r>
+        <w:t>Programa modular y estructurado</w:t>
+      </w:r>
+    </w:p>
+    <w:p>
+      <w:pPr>
+        <w:pStyle w:val="Texto"/>
+      </w:pPr>
+      <w:r>
+        <w:t>Inconveniente: el programa puede crecer en gran medida y ser complejo</w:t>
+      </w:r>
+    </w:p>
+    <w:p>
+      <w:pPr>
+        <w:pStyle w:val="Texto"/>
+      </w:pPr>
+    </w:p>
+    <w:p>
+      <w:pPr>
+        <w:pStyle w:val="Ttulo3"/>
+      </w:pPr>
+      <w:bookmarkStart w:id="19" w:name="_Toc152278713"/>
+      <w:r>
+        <w:t>Programación orientada a objetos</w:t>
+      </w:r>
+      <w:bookmarkEnd w:id="19"/>
+    </w:p>
+    <w:p>
+      <w:pPr>
+        <w:pStyle w:val="Texto"/>
+      </w:pPr>
+      <w:r>
+        <w:t>Consiste en representar entidades del mundo real</w:t>
+      </w:r>
+    </w:p>
+    <w:p>
+      <w:pPr>
+        <w:pStyle w:val="Texto"/>
+      </w:pPr>
+      <w:r>
+        <w:t>Permite reutilizar código</w:t>
+      </w:r>
+    </w:p>
+    <w:p>
+      <w:pPr>
+        <w:pStyle w:val="Texto"/>
+      </w:pPr>
+      <w:r>
+        <w:t>Principio de separación de responsabilidades</w:t>
+      </w:r>
+    </w:p>
+    <w:p>
+      <w:pPr>
+        <w:pStyle w:val="Texto"/>
+      </w:pPr>
+      <w:r>
+        <w:t>Patrones de diseño y paradigmas avanzados (MVC...)</w:t>
+      </w:r>
+    </w:p>
+    <w:p>
+      <w:pPr>
+        <w:pStyle w:val="Texto"/>
+      </w:pPr>
+      <w:r>
+        <w:t>Polimorfismo, herencia y encapsulación</w:t>
+      </w:r>
+    </w:p>
+    <w:p>
+      <w:pPr>
+        <w:pStyle w:val="Texto"/>
+      </w:pPr>
+    </w:p>
+    <w:p>
+      <w:pPr>
+        <w:pStyle w:val="Ttulo3"/>
+      </w:pPr>
+      <w:bookmarkStart w:id="20" w:name="_Toc152278714"/>
+      <w:r>
+        <w:t>Programación lógica</w:t>
+      </w:r>
+      <w:bookmarkEnd w:id="20"/>
+    </w:p>
+    <w:p>
+      <w:pPr>
+        <w:pStyle w:val="Texto"/>
+      </w:pPr>
+      <w:r>
+        <w:t xml:space="preserve">Consiste en representar predicados y relaciones </w:t>
+      </w:r>
+    </w:p>
+    <w:p>
+      <w:pPr>
+        <w:pStyle w:val="Texto"/>
+      </w:pPr>
+      <w:r>
+        <w:t>Uso de lógica de predicados de primer orden</w:t>
+      </w:r>
+    </w:p>
+    <w:p>
+      <w:pPr>
+        <w:pStyle w:val="Texto"/>
+      </w:pPr>
+      <w:r>
+        <w:t>Muy utilizado en aplicaciones de inteligencia artificial</w:t>
+      </w:r>
+    </w:p>
+    <w:p>
+      <w:pPr>
+        <w:pStyle w:val="Texto"/>
+      </w:pPr>
+    </w:p>
+    <w:p>
+      <w:pPr>
+        <w:jc w:val="center"/>
+        <w:rPr>
+          <w:rFonts w:asciiTheme="majorHAnsi" w:eastAsiaTheme="majorEastAsia" w:hAnsiTheme="majorHAnsi" w:cstheme="majorBidi"/>
+          <w:color w:val="2F5496" w:themeColor="accent1" w:themeShade="BF"/>
+          <w:sz w:val="26"/>
+          <w:szCs w:val="26"/>
+          <w:u w:val="single"/>
+        </w:rPr>
+      </w:pPr>
+      <w:r>
+        <w:br w:type="page"/>
+      </w:r>
+    </w:p>
+    <w:p>
+      <w:pPr>
+        <w:pStyle w:val="Ttulo2"/>
+      </w:pPr>
+      <w:bookmarkStart w:id="21" w:name="_Toc152278715"/>
+      <w:r>
+        <w:lastRenderedPageBreak/>
+        <w:t>El proceso de traducción/compilación</w:t>
+      </w:r>
+      <w:bookmarkEnd w:id="21"/>
+    </w:p>
+    <w:p>
+      <w:pPr>
+        <w:pStyle w:val="Texto"/>
+      </w:pPr>
+      <w:r>
+        <w:t>4.1 Traductores de código</w:t>
+      </w:r>
+    </w:p>
+    <w:p>
+      <w:pPr>
+        <w:pStyle w:val="Texto"/>
+      </w:pPr>
+      <w:r>
+        <w:t>4.2 Interpretación de código</w:t>
+      </w:r>
+    </w:p>
+    <w:p>
+      <w:pPr>
+        <w:pStyle w:val="Texto"/>
+      </w:pPr>
+      <w:r>
+        <w:t>4.3 Compilación de código</w:t>
+      </w:r>
+    </w:p>
+    <w:p>
+      <w:pPr>
+        <w:jc w:val="center"/>
         <w:rPr>
           <w:rFonts w:ascii="Times New Roman" w:hAnsi="Times New Roman" w:cs="Times New Roman"/>
           <w:sz w:val="24"/>
@@ -4632,6 +5951,43 @@
         </w:rPr>
       </w:pPr>
       <w:r>
+        <w:drawing>
+          <wp:inline distT="0" distB="0" distL="0" distR="0" wp14:anchorId="00F10F94" wp14:editId="3AEF5DD5">
+            <wp:extent cx="3782631" cy="2019300"/>
+            <wp:effectExtent l="0" t="0" r="8890" b="0"/>
+            <wp:docPr id="1052763250" name="Imagen 1"/>
+            <wp:cNvGraphicFramePr>
+              <a:graphicFrameLocks xmlns:a="http://schemas.openxmlformats.org/drawingml/2006/main" noChangeAspect="1"/>
+            </wp:cNvGraphicFramePr>
+            <a:graphic xmlns:a="http://schemas.openxmlformats.org/drawingml/2006/main">
+              <a:graphicData uri="http://schemas.openxmlformats.org/drawingml/2006/picture">
+                <pic:pic xmlns:pic="http://schemas.openxmlformats.org/drawingml/2006/picture">
+                  <pic:nvPicPr>
+                    <pic:cNvPr id="1052763250" name=""/>
+                    <pic:cNvPicPr/>
+                  </pic:nvPicPr>
+                  <pic:blipFill>
+                    <a:blip r:embed="rId16"/>
+                    <a:stretch>
+                      <a:fillRect/>
+                    </a:stretch>
+                  </pic:blipFill>
+                  <pic:spPr>
+                    <a:xfrm>
+                      <a:off x="0" y="0"/>
+                      <a:ext cx="3796718" cy="2026820"/>
+                    </a:xfrm>
+                    <a:prstGeom prst="rect">
+                      <a:avLst/>
+                    </a:prstGeom>
+                  </pic:spPr>
+                </pic:pic>
+              </a:graphicData>
+            </a:graphic>
+          </wp:inline>
+        </w:drawing>
+      </w:r>
+      <w:r>
         <w:br w:type="page"/>
       </w:r>
     </w:p>
@@ -4639,61 +5995,124 @@
       <w:pPr>
         <w:pStyle w:val="Ttulo2"/>
       </w:pPr>
-      <w:bookmarkStart w:id="16" w:name="_Toc152252692"/>
+      <w:bookmarkStart w:id="22" w:name="_Toc152278716"/>
       <w:r>
         <w:lastRenderedPageBreak/>
-        <w:t>Paradigma de programación</w:t>
-      </w:r>
-      <w:bookmarkEnd w:id="16"/>
+        <w:t>Traductores de código</w:t>
+      </w:r>
+      <w:bookmarkEnd w:id="22"/>
+    </w:p>
+    <w:p>
+      <w:pPr>
+        <w:pStyle w:val="Texto"/>
+      </w:pPr>
+      <w:r>
+        <w:t>Un traductor traduce un lenguaje de alto nivel a ensamblador o lenguaje máquina</w:t>
+      </w:r>
+    </w:p>
+    <w:p>
+      <w:pPr>
+        <w:pStyle w:val="Texto"/>
+      </w:pPr>
+      <w:r>
+        <w:t>Existen dos tipos de traductores: intérpretes y compiladores, en función de la forma de ejecutar un lenguaje existen los siguientes</w:t>
+      </w:r>
+      <w:r>
+        <w:t xml:space="preserve"> </w:t>
+      </w:r>
+      <w:r>
+        <w:t>tipos:</w:t>
+      </w:r>
+    </w:p>
+    <w:p>
+      <w:pPr>
+        <w:pStyle w:val="Texto"/>
+        <w:numPr>
+          <w:ilvl w:val="0"/>
+          <w:numId w:val="1"/>
+        </w:numPr>
+      </w:pPr>
+      <w:r>
+        <w:t>Lenguajes compilados</w:t>
+      </w:r>
+    </w:p>
+    <w:p>
+      <w:pPr>
+        <w:pStyle w:val="Texto"/>
+        <w:numPr>
+          <w:ilvl w:val="0"/>
+          <w:numId w:val="1"/>
+        </w:numPr>
+      </w:pPr>
+      <w:r>
+        <w:t>Lenguajes interpretados</w:t>
+      </w:r>
+    </w:p>
+    <w:p>
+      <w:pPr>
+        <w:pStyle w:val="Texto"/>
+        <w:numPr>
+          <w:ilvl w:val="0"/>
+          <w:numId w:val="1"/>
+        </w:numPr>
+      </w:pPr>
+      <w:r>
+        <w:t>Lenguajes virtuales</w:t>
+      </w:r>
+    </w:p>
+    <w:p>
+      <w:pPr>
+        <w:pStyle w:val="Texto"/>
+      </w:pPr>
     </w:p>
     <w:p>
       <w:pPr>
         <w:pStyle w:val="Ttulo3"/>
       </w:pPr>
-      <w:bookmarkStart w:id="17" w:name="_Toc152252693"/>
-      <w:r>
-        <w:t>Programación estructurada</w:t>
-      </w:r>
-      <w:bookmarkEnd w:id="17"/>
-    </w:p>
-    <w:p>
-      <w:pPr>
-        <w:pStyle w:val="Texto"/>
-      </w:pPr>
-      <w:r>
-        <w:t>Consiste en una secuencia ordenada y organizada de instrucciones</w:t>
-      </w:r>
-    </w:p>
-    <w:p>
-      <w:pPr>
-        <w:pStyle w:val="Texto"/>
-      </w:pPr>
-      <w:r>
-        <w:t>Es fácil de entender</w:t>
-      </w:r>
-    </w:p>
-    <w:p>
-      <w:pPr>
-        <w:pStyle w:val="Texto"/>
-      </w:pPr>
-      <w:r>
-        <w:t>Programas sencillos y rápidos</w:t>
-      </w:r>
-    </w:p>
-    <w:p>
-      <w:pPr>
-        <w:pStyle w:val="Texto"/>
-      </w:pPr>
-      <w:r>
-        <w:t>Posee tres estructuras básicas: secuencia, selección e iteración</w:t>
-      </w:r>
-    </w:p>
-    <w:p>
-      <w:pPr>
-        <w:pStyle w:val="Texto"/>
-      </w:pPr>
-      <w:r>
-        <w:t>Inconveniente: un único bloque de programa (es inmanejable si crece)</w:t>
+      <w:bookmarkStart w:id="23" w:name="_Toc152278717"/>
+      <w:r>
+        <w:t>Lenguajes compilados</w:t>
+      </w:r>
+      <w:bookmarkEnd w:id="23"/>
+    </w:p>
+    <w:p>
+      <w:pPr>
+        <w:pStyle w:val="Texto"/>
+      </w:pPr>
+      <w:r>
+        <w:t>Necesitan un compilador para traducir el código fuente a código máquina</w:t>
+      </w:r>
+    </w:p>
+    <w:p>
+      <w:pPr>
+        <w:pStyle w:val="Texto"/>
+      </w:pPr>
+      <w:r>
+        <w:t>Se ejecutan más rápida que los programas interpretados o virtuales</w:t>
+      </w:r>
+    </w:p>
+    <w:p>
+      <w:pPr>
+        <w:pStyle w:val="Texto"/>
+      </w:pPr>
+      <w:r>
+        <w:t>Precisan de un programa enlazador que permite unir el código objeto con el código objeto de librerías</w:t>
+      </w:r>
+    </w:p>
+    <w:p>
+      <w:pPr>
+        <w:pStyle w:val="Texto"/>
+      </w:pPr>
+      <w:r>
+        <w:t>Aunque el código es más seguro, no son tan flexibles para modificarlos como los lenguajes interpretados</w:t>
+      </w:r>
+    </w:p>
+    <w:p>
+      <w:pPr>
+        <w:pStyle w:val="Texto"/>
+      </w:pPr>
+      <w:r>
+        <w:t>Ejemplo: C/C++</w:t>
       </w:r>
     </w:p>
     <w:p>
@@ -4705,174 +6124,158 @@
       <w:pPr>
         <w:pStyle w:val="Ttulo3"/>
       </w:pPr>
-      <w:bookmarkStart w:id="18" w:name="_Toc152252694"/>
-      <w:r>
-        <w:t>Programación funcional</w:t>
-      </w:r>
-      <w:bookmarkEnd w:id="18"/>
-    </w:p>
-    <w:p>
-      <w:pPr>
-        <w:pStyle w:val="Texto"/>
-      </w:pPr>
-      <w:r>
-        <w:t>Consiste en descomponer el programa en funciones o módulos</w:t>
-      </w:r>
-    </w:p>
-    <w:p>
-      <w:pPr>
-        <w:pStyle w:val="Texto"/>
-      </w:pPr>
-      <w:r>
-        <w:t>Programa modular y estructurado</w:t>
-      </w:r>
-    </w:p>
-    <w:p>
-      <w:pPr>
-        <w:pStyle w:val="Texto"/>
-      </w:pPr>
-      <w:r>
-        <w:t>Inconveniente: el programa puede crecer en gran medida y ser complejo</w:t>
-      </w:r>
-    </w:p>
-    <w:p>
-      <w:pPr>
-        <w:pStyle w:val="Texto"/>
-      </w:pPr>
+      <w:bookmarkStart w:id="24" w:name="_Toc152278718"/>
+      <w:r>
+        <w:t>Lenguajes interpretados</w:t>
+      </w:r>
+      <w:bookmarkEnd w:id="24"/>
+    </w:p>
+    <w:p>
+      <w:pPr>
+        <w:pStyle w:val="Texto"/>
+      </w:pPr>
+      <w:r>
+        <w:t>No generan código objeto</w:t>
+      </w:r>
+    </w:p>
+    <w:p>
+      <w:pPr>
+        <w:pStyle w:val="Texto"/>
+      </w:pPr>
+      <w:r>
+        <w:t xml:space="preserve">El </w:t>
+      </w:r>
+      <w:proofErr w:type="spellStart"/>
+      <w:r>
+        <w:t>intérpretees</w:t>
+      </w:r>
+      <w:proofErr w:type="spellEnd"/>
+      <w:r>
+        <w:t xml:space="preserve"> un programa que tiene que estar cargado en memoria</w:t>
+      </w:r>
+    </w:p>
+    <w:p>
+      <w:pPr>
+        <w:pStyle w:val="Texto"/>
+      </w:pPr>
+      <w:r>
+        <w:t>El intérprete “interpreta” cada sentencia del programa y lo ejecuta</w:t>
+      </w:r>
+    </w:p>
+    <w:p>
+      <w:pPr>
+        <w:pStyle w:val="Texto"/>
+      </w:pPr>
+      <w:r>
+        <w:t>Las instrucciones se traducen “</w:t>
+      </w:r>
+      <w:proofErr w:type="spellStart"/>
+      <w:r>
+        <w:t>on</w:t>
+      </w:r>
+      <w:proofErr w:type="spellEnd"/>
+      <w:r>
+        <w:t xml:space="preserve"> </w:t>
+      </w:r>
+      <w:proofErr w:type="spellStart"/>
+      <w:r>
+        <w:t>the</w:t>
+      </w:r>
+      <w:proofErr w:type="spellEnd"/>
+      <w:r>
+        <w:t xml:space="preserve"> </w:t>
+      </w:r>
+      <w:proofErr w:type="spellStart"/>
+      <w:r>
+        <w:t>fly</w:t>
+      </w:r>
+      <w:proofErr w:type="spellEnd"/>
+      <w:r>
+        <w:t>” (al vuelo), a medida que van ejecutándose</w:t>
+      </w:r>
+    </w:p>
+    <w:p>
+      <w:pPr>
+        <w:pStyle w:val="Texto"/>
+      </w:pPr>
+      <w:r>
+        <w:t>Ejemplo: PHP</w:t>
+      </w:r>
     </w:p>
     <w:p>
       <w:pPr>
         <w:pStyle w:val="Ttulo3"/>
-      </w:pPr>
-      <w:bookmarkStart w:id="19" w:name="_Toc152252695"/>
-      <w:r>
-        <w:t>Programación orientada a objetos</w:t>
-      </w:r>
-      <w:bookmarkEnd w:id="19"/>
-    </w:p>
-    <w:p>
-      <w:pPr>
-        <w:pStyle w:val="Texto"/>
-      </w:pPr>
-      <w:r>
-        <w:t>Consiste en representar entidades del mundo real</w:t>
-      </w:r>
-    </w:p>
-    <w:p>
-      <w:pPr>
-        <w:pStyle w:val="Texto"/>
-      </w:pPr>
-      <w:r>
-        <w:t>Permite reutilizar código</w:t>
-      </w:r>
-    </w:p>
-    <w:p>
-      <w:pPr>
-        <w:pStyle w:val="Texto"/>
-      </w:pPr>
-      <w:r>
-        <w:t>Principio de separación de responsabilidades</w:t>
-      </w:r>
-    </w:p>
-    <w:p>
-      <w:pPr>
-        <w:pStyle w:val="Texto"/>
-      </w:pPr>
-      <w:r>
-        <w:t>Patrones de diseño y paradigmas avanzados (MVC...)</w:t>
-      </w:r>
-    </w:p>
-    <w:p>
-      <w:pPr>
-        <w:pStyle w:val="Texto"/>
-      </w:pPr>
-      <w:r>
-        <w:t>Polimorfismo, herencia y encapsulación</w:t>
-      </w:r>
-    </w:p>
-    <w:p>
-      <w:pPr>
-        <w:pStyle w:val="Texto"/>
+        <w:rPr>
+          <w:rFonts w:ascii="Times New Roman" w:eastAsiaTheme="minorHAnsi" w:hAnsi="Times New Roman" w:cs="Times New Roman"/>
+          <w:color w:val="auto"/>
+        </w:rPr>
       </w:pPr>
     </w:p>
     <w:p>
       <w:pPr>
         <w:pStyle w:val="Ttulo3"/>
       </w:pPr>
-      <w:bookmarkStart w:id="20" w:name="_Toc152252696"/>
-      <w:r>
-        <w:t>Programación lógica</w:t>
-      </w:r>
-      <w:bookmarkEnd w:id="20"/>
-    </w:p>
-    <w:p>
-      <w:pPr>
-        <w:pStyle w:val="Texto"/>
-      </w:pPr>
-      <w:r>
-        <w:t xml:space="preserve">Consiste en representar predicados y relaciones </w:t>
-      </w:r>
-    </w:p>
-    <w:p>
-      <w:pPr>
-        <w:pStyle w:val="Texto"/>
-      </w:pPr>
-      <w:r>
-        <w:t>Uso de lógica de predicados de primer orden</w:t>
-      </w:r>
-    </w:p>
-    <w:p>
-      <w:pPr>
-        <w:pStyle w:val="Texto"/>
-      </w:pPr>
-      <w:r>
-        <w:t>Muy utilizado en aplicaciones de inteligencia artificial</w:t>
-      </w:r>
-    </w:p>
-    <w:p>
-      <w:pPr>
-        <w:pStyle w:val="Texto"/>
-      </w:pPr>
-    </w:p>
-    <w:p>
-      <w:pPr>
-        <w:pStyle w:val="Ttulo2"/>
-      </w:pPr>
-      <w:bookmarkStart w:id="21" w:name="_Toc152252697"/>
-      <w:r>
-        <w:t>El proceso de traducción/compilación</w:t>
-      </w:r>
-      <w:bookmarkEnd w:id="21"/>
-    </w:p>
-    <w:p>
-      <w:pPr>
-        <w:pStyle w:val="Texto"/>
-      </w:pPr>
-      <w:r>
-        <w:t>4.1 Traductores de código</w:t>
-      </w:r>
-    </w:p>
-    <w:p>
-      <w:pPr>
-        <w:pStyle w:val="Texto"/>
-      </w:pPr>
-      <w:r>
-        <w:t xml:space="preserve">4.2 </w:t>
-      </w:r>
-      <w:r>
-        <w:t>Interpretación de</w:t>
-      </w:r>
-      <w:r>
-        <w:t xml:space="preserve"> código</w:t>
-      </w:r>
-    </w:p>
-    <w:p>
-      <w:pPr>
-        <w:pStyle w:val="Texto"/>
-      </w:pPr>
-      <w:r>
-        <w:t>4.3 Compilación de código</w:t>
-      </w:r>
+      <w:bookmarkStart w:id="25" w:name="_Toc152278719"/>
+      <w:r>
+        <w:t>Lenguajes virtuales</w:t>
+      </w:r>
+      <w:bookmarkEnd w:id="25"/>
+    </w:p>
+    <w:p>
+      <w:pPr>
+        <w:pStyle w:val="Texto"/>
+      </w:pPr>
+      <w:r>
+        <w:t>Son más portables que los lenguajes compilados</w:t>
+      </w:r>
+    </w:p>
+    <w:p>
+      <w:pPr>
+        <w:pStyle w:val="Texto"/>
+      </w:pPr>
+      <w:r>
+        <w:t xml:space="preserve">El código se genera tras la compilación en un código intermedio o </w:t>
+      </w:r>
+      <w:proofErr w:type="spellStart"/>
+      <w:r>
+        <w:t>bytecode</w:t>
+      </w:r>
+      <w:proofErr w:type="spellEnd"/>
+    </w:p>
+    <w:p>
+      <w:pPr>
+        <w:pStyle w:val="Texto"/>
+      </w:pPr>
+      <w:r>
+        <w:t>El código puede ser interpretado por una máquina virtual instalada en cualquier equipo</w:t>
+      </w:r>
+    </w:p>
+    <w:p>
+      <w:pPr>
+        <w:pStyle w:val="Texto"/>
+      </w:pPr>
+      <w:r>
+        <w:t xml:space="preserve">Son más </w:t>
+      </w:r>
+      <w:r>
+        <w:t>lentos,</w:t>
+      </w:r>
+      <w:r>
+        <w:t xml:space="preserve"> pero más versátiles</w:t>
+      </w:r>
+    </w:p>
+    <w:p>
+      <w:pPr>
+        <w:pStyle w:val="Texto"/>
+      </w:pPr>
+      <w:r>
+        <w:t>Ejemplos: Java</w:t>
+      </w:r>
+    </w:p>
+    <w:p>
+      <w:pPr>
+        <w:pStyle w:val="Texto"/>
+      </w:pPr>
     </w:p>
     <w:p>
       <w:pPr>
@@ -4888,42 +6291,14 @@
     </w:p>
     <w:p>
       <w:pPr>
-        <w:pStyle w:val="Ttulo2"/>
-      </w:pPr>
-      <w:bookmarkStart w:id="22" w:name="_Toc152252698"/>
+        <w:pStyle w:val="Ttulo3"/>
+      </w:pPr>
+      <w:bookmarkStart w:id="26" w:name="_Toc152278720"/>
       <w:r>
         <w:lastRenderedPageBreak/>
-        <w:t>Traductores de código</w:t>
-      </w:r>
-      <w:bookmarkEnd w:id="22"/>
-    </w:p>
-    <w:p>
-      <w:pPr>
-        <w:pStyle w:val="Texto"/>
-      </w:pPr>
-      <w:r>
-        <w:t>Un traductor traduce un lenguaje de alto nivel a ensamblador o lenguaje máquina</w:t>
-      </w:r>
-    </w:p>
-    <w:p>
-      <w:pPr>
-        <w:pStyle w:val="Texto"/>
-      </w:pPr>
-      <w:r>
-        <w:t>Existen dos tipos de traductores: intérpretes y compiladores</w:t>
-      </w:r>
-      <w:r>
-        <w:t>, en</w:t>
-      </w:r>
-      <w:r>
-        <w:t xml:space="preserve"> función de la forma de ejecutar un lenguaje existen los siguientes</w:t>
-      </w:r>
-      <w:r>
-        <w:t xml:space="preserve"> </w:t>
-      </w:r>
-      <w:r>
-        <w:t>tipos:</w:t>
-      </w:r>
+        <w:t>Algunas definiciones importantes</w:t>
+      </w:r>
+      <w:bookmarkEnd w:id="26"/>
     </w:p>
     <w:p>
       <w:pPr>
@@ -4934,7 +6309,7 @@
         </w:numPr>
       </w:pPr>
       <w:r>
-        <w:t>Lenguajes compilados</w:t>
+        <w:t>Código fuente: código de un programa, escrito por un programador en un lenguaje de programación</w:t>
       </w:r>
     </w:p>
     <w:p>
@@ -4946,7 +6321,7 @@
         </w:numPr>
       </w:pPr>
       <w:r>
-        <w:t>Lenguajes interpretados</w:t>
+        <w:t>Compilar: proceso que traduce el código fuente en código objeto (comprensible por un ordenador)</w:t>
       </w:r>
     </w:p>
     <w:p>
@@ -4958,219 +6333,159 @@
         </w:numPr>
       </w:pPr>
       <w:r>
-        <w:t>Lenguajes virtuales</w:t>
-      </w:r>
-    </w:p>
-    <w:p>
-      <w:pPr>
-        <w:pStyle w:val="Texto"/>
-      </w:pPr>
-    </w:p>
-    <w:p>
-      <w:pPr>
-        <w:pStyle w:val="Ttulo3"/>
-      </w:pPr>
-      <w:bookmarkStart w:id="23" w:name="_Toc152252699"/>
-      <w:r>
-        <w:t>Lenguajes compilados</w:t>
-      </w:r>
-      <w:bookmarkEnd w:id="23"/>
-    </w:p>
-    <w:p>
-      <w:pPr>
-        <w:pStyle w:val="Texto"/>
-      </w:pPr>
-      <w:r>
-        <w:t>Necesitan un compilador para traducir el código fuente a código máquina</w:t>
-      </w:r>
-    </w:p>
-    <w:p>
-      <w:pPr>
-        <w:pStyle w:val="Texto"/>
-      </w:pPr>
-      <w:r>
-        <w:t>Se ejecutan más rápida que los programas interpretados o virtuales</w:t>
-      </w:r>
-    </w:p>
-    <w:p>
-      <w:pPr>
-        <w:pStyle w:val="Texto"/>
-      </w:pPr>
-      <w:r>
-        <w:t>Precisan de un programa enlazador que permite unir el código objeto con el código objeto de librerías</w:t>
-      </w:r>
-    </w:p>
-    <w:p>
-      <w:pPr>
-        <w:pStyle w:val="Texto"/>
-      </w:pPr>
-      <w:r>
-        <w:t>Aunque el código es más seguro, no son tan flexibles para modificarlos como los lenguajes interpretados</w:t>
-      </w:r>
-    </w:p>
-    <w:p>
-      <w:pPr>
-        <w:pStyle w:val="Texto"/>
-      </w:pPr>
-      <w:r>
-        <w:t>Ejemplo: C/C++</w:t>
-      </w:r>
-    </w:p>
-    <w:p>
-      <w:pPr>
-        <w:pStyle w:val="Texto"/>
-      </w:pPr>
-    </w:p>
-    <w:p>
-      <w:pPr>
-        <w:pStyle w:val="Ttulo3"/>
-      </w:pPr>
-      <w:bookmarkStart w:id="24" w:name="_Toc152252700"/>
-      <w:r>
-        <w:t>Lenguajes interpretados</w:t>
-      </w:r>
-      <w:bookmarkEnd w:id="24"/>
-    </w:p>
-    <w:p>
-      <w:pPr>
-        <w:pStyle w:val="Texto"/>
-      </w:pPr>
-      <w:r>
-        <w:t>No generan código objeto</w:t>
-      </w:r>
-    </w:p>
-    <w:p>
-      <w:pPr>
-        <w:pStyle w:val="Texto"/>
-      </w:pPr>
-      <w:r>
-        <w:t xml:space="preserve">El </w:t>
-      </w:r>
-      <w:proofErr w:type="spellStart"/>
-      <w:r>
-        <w:t>intérpretees</w:t>
-      </w:r>
-      <w:proofErr w:type="spellEnd"/>
-      <w:r>
-        <w:t xml:space="preserve"> un programa que tiene que estar cargado en memoria</w:t>
-      </w:r>
-    </w:p>
-    <w:p>
-      <w:pPr>
-        <w:pStyle w:val="Texto"/>
-      </w:pPr>
-      <w:r>
-        <w:t>El intérprete “interpreta” cada sentencia del programa y lo ejecuta</w:t>
-      </w:r>
-    </w:p>
-    <w:p>
-      <w:pPr>
-        <w:pStyle w:val="Texto"/>
-      </w:pPr>
-      <w:r>
-        <w:t>Las instrucciones se traducen “</w:t>
-      </w:r>
-      <w:proofErr w:type="spellStart"/>
-      <w:r>
-        <w:t>on</w:t>
-      </w:r>
-      <w:proofErr w:type="spellEnd"/>
-      <w:r>
-        <w:t xml:space="preserve"> </w:t>
-      </w:r>
-      <w:proofErr w:type="spellStart"/>
-      <w:r>
-        <w:t>the</w:t>
-      </w:r>
-      <w:proofErr w:type="spellEnd"/>
-      <w:r>
-        <w:t xml:space="preserve"> </w:t>
-      </w:r>
-      <w:proofErr w:type="spellStart"/>
-      <w:r>
-        <w:t>fly</w:t>
-      </w:r>
-      <w:proofErr w:type="spellEnd"/>
-      <w:r>
-        <w:t>” (al vuelo), a medida que van ejecutándose</w:t>
-      </w:r>
-    </w:p>
-    <w:p>
-      <w:pPr>
-        <w:pStyle w:val="Texto"/>
-      </w:pPr>
-      <w:r>
-        <w:t>Ejemplo: PHP</w:t>
-      </w:r>
-    </w:p>
-    <w:p>
-      <w:pPr>
-        <w:pStyle w:val="Ttulo3"/>
-        <w:rPr>
-          <w:rFonts w:ascii="Times New Roman" w:eastAsiaTheme="minorHAnsi" w:hAnsi="Times New Roman" w:cs="Times New Roman"/>
-          <w:color w:val="auto"/>
-        </w:rPr>
-      </w:pPr>
-    </w:p>
-    <w:p>
-      <w:pPr>
-        <w:pStyle w:val="Ttulo3"/>
-      </w:pPr>
-      <w:bookmarkStart w:id="25" w:name="_Toc152252701"/>
-      <w:r>
-        <w:t>Lenguajes virtuales</w:t>
-      </w:r>
-      <w:bookmarkEnd w:id="25"/>
-    </w:p>
-    <w:p>
-      <w:pPr>
-        <w:pStyle w:val="Texto"/>
-      </w:pPr>
-      <w:r>
-        <w:t>Son más portables que los lenguajes compilados</w:t>
-      </w:r>
-    </w:p>
-    <w:p>
-      <w:pPr>
-        <w:pStyle w:val="Texto"/>
-      </w:pPr>
-      <w:r>
-        <w:t xml:space="preserve">El código se genera tras la compilación en un código intermedio o </w:t>
-      </w:r>
-      <w:proofErr w:type="spellStart"/>
-      <w:r>
-        <w:t>bytecode</w:t>
-      </w:r>
-      <w:proofErr w:type="spellEnd"/>
-    </w:p>
-    <w:p>
-      <w:pPr>
-        <w:pStyle w:val="Texto"/>
-      </w:pPr>
-      <w:r>
-        <w:t>El código puede ser interpretado por una máquina virtual instalada en cualquier equipo</w:t>
-      </w:r>
-    </w:p>
-    <w:p>
-      <w:pPr>
-        <w:pStyle w:val="Texto"/>
-      </w:pPr>
-      <w:r>
-        <w:t xml:space="preserve">Son más </w:t>
-      </w:r>
-      <w:r>
-        <w:t>lentos,</w:t>
-      </w:r>
-      <w:r>
-        <w:t xml:space="preserve"> pero más versátiles</w:t>
-      </w:r>
-    </w:p>
-    <w:p>
-      <w:pPr>
-        <w:pStyle w:val="Texto"/>
-      </w:pPr>
-      <w:r>
-        <w:t>Ejemplos: Java</w:t>
+        <w:t>Código objeto: código máquina generado tras la compilación del código fuente</w:t>
+      </w:r>
+    </w:p>
+    <w:p>
+      <w:pPr>
+        <w:pStyle w:val="Texto"/>
+        <w:numPr>
+          <w:ilvl w:val="0"/>
+          <w:numId w:val="1"/>
+        </w:numPr>
+      </w:pPr>
+      <w:r>
+        <w:t>Librería: código externo que se incluye al programa para proporcionar funcionalidad adicional</w:t>
+      </w:r>
+    </w:p>
+    <w:p>
+      <w:pPr>
+        <w:pStyle w:val="Texto"/>
+        <w:numPr>
+          <w:ilvl w:val="0"/>
+          <w:numId w:val="1"/>
+        </w:numPr>
+      </w:pPr>
+      <w:r>
+        <w:t>Archivo ejecutable: programa ejecutable que puede ser ejecutado en el ordenador</w:t>
+      </w:r>
+    </w:p>
+    <w:p>
+      <w:pPr>
+        <w:pStyle w:val="Texto"/>
+        <w:numPr>
+          <w:ilvl w:val="0"/>
+          <w:numId w:val="1"/>
+        </w:numPr>
+      </w:pPr>
+      <w:r>
+        <w:t>Incluye librerías (</w:t>
+      </w:r>
+      <w:r>
+        <w:t>tras ser</w:t>
+      </w:r>
+      <w:r>
+        <w:t xml:space="preserve"> enlazadas), complementos, módulos...</w:t>
+      </w:r>
+    </w:p>
+    <w:p>
+      <w:pPr>
+        <w:pStyle w:val="Texto"/>
+      </w:pPr>
+    </w:p>
+    <w:p>
+      <w:pPr>
+        <w:pStyle w:val="Ttulo2"/>
+      </w:pPr>
+      <w:bookmarkStart w:id="27" w:name="_Toc152278721"/>
+      <w:r>
+        <w:t>4.2 Interpretación de código</w:t>
+      </w:r>
+      <w:bookmarkEnd w:id="27"/>
+    </w:p>
+    <w:p>
+      <w:pPr>
+        <w:pStyle w:val="Texto"/>
+      </w:pPr>
+      <w:r>
+        <w:t>Un intérprete traduce el código fuente línea a línea</w:t>
+      </w:r>
+    </w:p>
+    <w:p>
+      <w:pPr>
+        <w:pStyle w:val="Texto"/>
+      </w:pPr>
+      <w:r>
+        <w:t>El intérprete tiene que estar en memoria ejecutándose para ejecutar el programa</w:t>
+      </w:r>
+    </w:p>
+    <w:p>
+      <w:pPr>
+        <w:pStyle w:val="Texto"/>
+      </w:pPr>
+      <w:r>
+        <w:t>El código fuente del programa también ser carga en memoria para poder ser interpretado</w:t>
+      </w:r>
+    </w:p>
+    <w:p>
+      <w:pPr>
+        <w:pStyle w:val="Texto"/>
+      </w:pPr>
+    </w:p>
+    <w:p>
+      <w:pPr>
+        <w:pStyle w:val="Ttulo2"/>
+      </w:pPr>
+      <w:bookmarkStart w:id="28" w:name="_Toc152278722"/>
+      <w:r>
+        <w:t>Compilación de código</w:t>
+      </w:r>
+      <w:bookmarkEnd w:id="28"/>
+    </w:p>
+    <w:p>
+      <w:pPr>
+        <w:pStyle w:val="Texto"/>
+      </w:pPr>
+      <w:r>
+        <w:t>Un compilador traduce código fuente a código máquina</w:t>
+      </w:r>
+    </w:p>
+    <w:p>
+      <w:pPr>
+        <w:pStyle w:val="Texto"/>
+      </w:pPr>
+      <w:r>
+        <w:t>El compilador se instala en cada máquina en la que queramos compilar el programa</w:t>
+      </w:r>
+    </w:p>
+    <w:p>
+      <w:pPr>
+        <w:pStyle w:val="Texto"/>
+      </w:pPr>
+      <w:r>
+        <w:t>El compilador depende de la arquitectura hardware de la máquina</w:t>
+      </w:r>
+    </w:p>
+    <w:p>
+      <w:pPr>
+        <w:pStyle w:val="Texto"/>
+      </w:pPr>
+      <w:r>
+        <w:t>El proceso de compilación supone las siguientes fases:</w:t>
+      </w:r>
+    </w:p>
+    <w:p>
+      <w:pPr>
+        <w:pStyle w:val="Texto"/>
+      </w:pPr>
+      <w:r>
+        <w:t>Preprocesado: se traducen y se ejecutan los comandos de preprocesamiento</w:t>
+      </w:r>
+    </w:p>
+    <w:p>
+      <w:pPr>
+        <w:pStyle w:val="Texto"/>
+      </w:pPr>
+      <w:r>
+        <w:t>Generación de código intermedio: generación de código máquina</w:t>
+      </w:r>
+    </w:p>
+    <w:p>
+      <w:pPr>
+        <w:pStyle w:val="Texto"/>
+      </w:pPr>
+      <w:r>
+        <w:t>Enlazado: se enlazan el código objeto con librerías externas</w:t>
       </w:r>
     </w:p>
     <w:p>
@@ -5192,214 +6507,277 @@
     </w:p>
     <w:p>
       <w:pPr>
+        <w:pStyle w:val="Ttulo2"/>
+      </w:pPr>
+      <w:bookmarkStart w:id="29" w:name="_Toc152278723"/>
+      <w:r>
+        <w:lastRenderedPageBreak/>
+        <w:t>Fases del desarrollo de una aplicación</w:t>
+      </w:r>
+      <w:bookmarkEnd w:id="29"/>
+    </w:p>
+    <w:p>
+      <w:pPr>
+        <w:pStyle w:val="Texto"/>
+      </w:pPr>
+      <w:r>
+        <w:t>El software se desarrolla siguiendo una metodología de desarrollo</w:t>
+      </w:r>
+      <w:r>
+        <w:t xml:space="preserve"> cada metodología o paradigma </w:t>
+      </w:r>
+      <w:r>
+        <w:t>suele tener varias fases en común</w:t>
+      </w:r>
+    </w:p>
+    <w:p>
+      <w:pPr>
         <w:pStyle w:val="Ttulo3"/>
       </w:pPr>
-      <w:bookmarkStart w:id="26" w:name="_Toc152252702"/>
-      <w:r>
-        <w:lastRenderedPageBreak/>
-        <w:t>Algunas definiciones importantes</w:t>
-      </w:r>
-      <w:bookmarkEnd w:id="26"/>
-    </w:p>
-    <w:p>
-      <w:pPr>
-        <w:pStyle w:val="Texto"/>
-        <w:numPr>
-          <w:ilvl w:val="0"/>
-          <w:numId w:val="1"/>
-        </w:numPr>
-      </w:pPr>
-      <w:r>
-        <w:t>Código fuente: código de un programa, escrito por un programador en un lenguaje de programación</w:t>
-      </w:r>
-    </w:p>
-    <w:p>
-      <w:pPr>
-        <w:pStyle w:val="Texto"/>
-        <w:numPr>
-          <w:ilvl w:val="0"/>
-          <w:numId w:val="1"/>
-        </w:numPr>
-      </w:pPr>
-      <w:r>
-        <w:t>Compilar: proceso que traduce el código fuente en código objeto (comprensible por un ordenador)</w:t>
-      </w:r>
-    </w:p>
-    <w:p>
-      <w:pPr>
-        <w:pStyle w:val="Texto"/>
-        <w:numPr>
-          <w:ilvl w:val="0"/>
-          <w:numId w:val="1"/>
-        </w:numPr>
-      </w:pPr>
-      <w:r>
-        <w:t>Código objeto: código máquina generado tras la compilación del código fuente</w:t>
-      </w:r>
-    </w:p>
-    <w:p>
-      <w:pPr>
-        <w:pStyle w:val="Texto"/>
-        <w:numPr>
-          <w:ilvl w:val="0"/>
-          <w:numId w:val="1"/>
-        </w:numPr>
-      </w:pPr>
-      <w:r>
-        <w:t>Librería: código externo que se incluye al programa para proporcionar funcionalidad adicional</w:t>
-      </w:r>
-    </w:p>
-    <w:p>
-      <w:pPr>
-        <w:pStyle w:val="Texto"/>
-        <w:numPr>
-          <w:ilvl w:val="0"/>
-          <w:numId w:val="1"/>
-        </w:numPr>
-      </w:pPr>
-      <w:r>
-        <w:t>Archivo ejecutable: programa ejecutable que puede ser ejecutado en el ordenador</w:t>
-      </w:r>
-    </w:p>
-    <w:p>
-      <w:pPr>
-        <w:pStyle w:val="Texto"/>
-        <w:numPr>
-          <w:ilvl w:val="0"/>
-          <w:numId w:val="1"/>
-        </w:numPr>
-      </w:pPr>
-      <w:r>
-        <w:t>Incluye librerías (</w:t>
-      </w:r>
-      <w:r>
-        <w:t>tras ser</w:t>
-      </w:r>
-      <w:r>
-        <w:t xml:space="preserve"> enlazadas), complementos, módulos...</w:t>
-      </w:r>
-    </w:p>
-    <w:p>
-      <w:pPr>
-        <w:pStyle w:val="Texto"/>
-      </w:pPr>
-    </w:p>
-    <w:p>
-      <w:pPr>
-        <w:pStyle w:val="Ttulo2"/>
-      </w:pPr>
-      <w:r>
-        <w:t>4.2 Interpretación de código</w:t>
-      </w:r>
-    </w:p>
-    <w:p>
-      <w:pPr>
-        <w:pStyle w:val="Texto"/>
-      </w:pPr>
-      <w:r>
-        <w:t>Un intérprete traduce el código fuente línea a línea</w:t>
-      </w:r>
-    </w:p>
-    <w:p>
-      <w:pPr>
-        <w:pStyle w:val="Texto"/>
-      </w:pPr>
-      <w:r>
-        <w:t>El intérprete tiene que estar en memoria ejecutándose para ejecutar el programa</w:t>
-      </w:r>
-    </w:p>
-    <w:p>
-      <w:pPr>
-        <w:pStyle w:val="Texto"/>
-      </w:pPr>
-      <w:r>
-        <w:t>E</w:t>
-      </w:r>
-      <w:r>
-        <w:t>l código fuente del programa también ser carga en memoria para poder ser interpretado</w:t>
-      </w:r>
-    </w:p>
-    <w:p>
-      <w:pPr>
-        <w:pStyle w:val="Texto"/>
-      </w:pPr>
-    </w:p>
-    <w:p>
-      <w:pPr>
-        <w:pStyle w:val="Ttulo2"/>
-      </w:pPr>
-      <w:r>
-        <w:t>Compilación de código</w:t>
-      </w:r>
-    </w:p>
-    <w:p>
-      <w:pPr>
-        <w:pStyle w:val="Texto"/>
-      </w:pPr>
-      <w:r>
-        <w:t>Un compilador traduce código fuente a código máquina</w:t>
-      </w:r>
-    </w:p>
-    <w:p>
-      <w:pPr>
-        <w:pStyle w:val="Texto"/>
-      </w:pPr>
-      <w:r>
-        <w:t>El compilador se instala en cada máquina en la que queramos compilar el programa</w:t>
-      </w:r>
-    </w:p>
-    <w:p>
-      <w:pPr>
-        <w:pStyle w:val="Texto"/>
-      </w:pPr>
-      <w:r>
-        <w:t>El compilador depende de la arquitectura hardware de la máquina</w:t>
-      </w:r>
-    </w:p>
-    <w:p>
-      <w:pPr>
-        <w:pStyle w:val="Texto"/>
-      </w:pPr>
-      <w:r>
-        <w:t>El proceso de compilación supone las siguientes fases:</w:t>
-      </w:r>
-    </w:p>
-    <w:p>
-      <w:pPr>
-        <w:pStyle w:val="Texto"/>
-      </w:pPr>
-      <w:r>
-        <w:t>P</w:t>
-      </w:r>
-      <w:proofErr w:type="spellStart"/>
-      <w:r>
-        <w:t>reprocesado:</w:t>
-      </w:r>
-      <w:proofErr w:type="spellEnd"/>
-      <w:r>
-        <w:t xml:space="preserve"> se traducen y se ejecutan los comandos de preprocesamiento</w:t>
-      </w:r>
-    </w:p>
-    <w:p>
-      <w:pPr>
-        <w:pStyle w:val="Texto"/>
-      </w:pPr>
-      <w:r>
-        <w:t>Generación de código intermedio: generación de código máquina</w:t>
-      </w:r>
-    </w:p>
-    <w:p>
-      <w:pPr>
-        <w:pStyle w:val="Texto"/>
-      </w:pPr>
-      <w:r>
-        <w:t>Enlazado: se enlazan el código objeto con librerías externas</w:t>
-      </w:r>
-    </w:p>
-    <w:p>
-      <w:pPr>
-        <w:pStyle w:val="Texto"/>
-      </w:pPr>
+      <w:bookmarkStart w:id="30" w:name="_Toc152278724"/>
+      <w:r>
+        <w:t>L</w:t>
+      </w:r>
+      <w:r>
+        <w:t>as fases más comunes:</w:t>
+      </w:r>
+      <w:bookmarkEnd w:id="30"/>
+    </w:p>
+    <w:p>
+      <w:pPr>
+        <w:pStyle w:val="Ttulo4"/>
+      </w:pPr>
+      <w:r>
+        <w:t>1. Fase inicial</w:t>
+      </w:r>
+    </w:p>
+    <w:p>
+      <w:pPr>
+        <w:pStyle w:val="Texto"/>
+      </w:pPr>
+      <w:r>
+        <w:t>Planificación del proyecto</w:t>
+      </w:r>
+    </w:p>
+    <w:p>
+      <w:pPr>
+        <w:pStyle w:val="Texto"/>
+      </w:pPr>
+      <w:r>
+        <w:t>Estimación de costes (</w:t>
+      </w:r>
+      <w:r>
+        <w:t>para saber si el proyecto va a ser viable</w:t>
+      </w:r>
+      <w:r>
+        <w:t>)</w:t>
+      </w:r>
+    </w:p>
+    <w:p>
+      <w:pPr>
+        <w:pStyle w:val="Texto"/>
+      </w:pPr>
+      <w:r>
+        <w:t>L</w:t>
+      </w:r>
+      <w:r>
+        <w:t>a fase más compleja</w:t>
+      </w:r>
+    </w:p>
+    <w:p>
+      <w:pPr>
+        <w:pStyle w:val="Texto"/>
+      </w:pPr>
+      <w:r>
+        <w:t>Se requiere</w:t>
+      </w:r>
+      <w:r>
+        <w:t xml:space="preserve"> de expertos en planificación de proyectos</w:t>
+      </w:r>
+    </w:p>
+    <w:p>
+      <w:pPr>
+        <w:pStyle w:val="Texto"/>
+      </w:pPr>
+      <w:r>
+        <w:t>Se desarrollan documentos importantes para el proyecto</w:t>
+      </w:r>
+    </w:p>
+    <w:p>
+      <w:pPr>
+        <w:pStyle w:val="Ttulo4"/>
+      </w:pPr>
+      <w:r>
+        <w:t>2. Fase de análisis</w:t>
+      </w:r>
+    </w:p>
+    <w:p>
+      <w:pPr>
+        <w:pStyle w:val="Texto"/>
+      </w:pPr>
+      <w:r>
+        <w:t>Analizar</w:t>
+      </w:r>
+      <w:r>
+        <w:t xml:space="preserve"> el problema</w:t>
+      </w:r>
+    </w:p>
+    <w:p>
+      <w:pPr>
+        <w:pStyle w:val="Texto"/>
+      </w:pPr>
+      <w:r>
+        <w:t xml:space="preserve">Recopilar, examinar y formular los requisitos del cliente </w:t>
+      </w:r>
+      <w:r>
+        <w:t>(especificación requisitos)</w:t>
+      </w:r>
+    </w:p>
+    <w:p>
+      <w:pPr>
+        <w:pStyle w:val="Texto"/>
+      </w:pPr>
+      <w:r>
+        <w:t>Análisis de restricciones, entrevistas con el cliente y los usuarios finales</w:t>
+      </w:r>
+    </w:p>
+    <w:p>
+      <w:pPr>
+        <w:pStyle w:val="Texto"/>
+      </w:pPr>
+      <w:r>
+        <w:t xml:space="preserve">Se genera un documento vinculante </w:t>
+      </w:r>
+      <w:r>
+        <w:t xml:space="preserve">(contrato) </w:t>
+      </w:r>
+      <w:r>
+        <w:t>entre el cliente y el desarrollador</w:t>
+      </w:r>
+    </w:p>
+    <w:p>
+      <w:pPr>
+        <w:pStyle w:val="Ttulo4"/>
+      </w:pPr>
+      <w:r>
+        <w:t>3. Fase de diseño</w:t>
+      </w:r>
+    </w:p>
+    <w:p>
+      <w:pPr>
+        <w:pStyle w:val="Texto"/>
+      </w:pPr>
+      <w:r>
+        <w:t>D</w:t>
+      </w:r>
+      <w:r>
+        <w:t>eterminar los requisitos generales de la arquitectura de la aplicación</w:t>
+      </w:r>
+    </w:p>
+    <w:p>
+      <w:pPr>
+        <w:pStyle w:val="Texto"/>
+      </w:pPr>
+      <w:r>
+        <w:t>Se define cada subconjunto de la aplicación</w:t>
+      </w:r>
+    </w:p>
+    <w:p>
+      <w:pPr>
+        <w:pStyle w:val="Texto"/>
+      </w:pPr>
+      <w:r>
+        <w:t>Los documentos</w:t>
+      </w:r>
+      <w:r>
+        <w:t xml:space="preserve"> más</w:t>
+      </w:r>
+      <w:r>
+        <w:t xml:space="preserve"> técnicos</w:t>
+      </w:r>
+    </w:p>
+    <w:p>
+      <w:pPr>
+        <w:pStyle w:val="Texto"/>
+      </w:pPr>
+      <w:r>
+        <w:t>En e</w:t>
+      </w:r>
+      <w:r>
+        <w:t xml:space="preserve">sta fase </w:t>
+      </w:r>
+      <w:r>
+        <w:t xml:space="preserve">se </w:t>
+      </w:r>
+      <w:r>
+        <w:t>involucra a los jefes de proyecto, arquitectos de software y analistas</w:t>
+      </w:r>
+    </w:p>
+    <w:p>
+      <w:pPr>
+        <w:pStyle w:val="Ttulo4"/>
+      </w:pPr>
+      <w:r>
+        <w:t>4. Fase de implementación</w:t>
+      </w:r>
+    </w:p>
+    <w:p>
+      <w:pPr>
+        <w:pStyle w:val="Texto"/>
+      </w:pPr>
+      <w:r>
+        <w:t>I</w:t>
+      </w:r>
+      <w:r>
+        <w:t>mplementar el software usando lenguajes de programación</w:t>
+      </w:r>
+      <w:r>
+        <w:t xml:space="preserve"> (</w:t>
+      </w:r>
+      <w:r>
+        <w:t>librerías, frameworks</w:t>
+      </w:r>
+      <w:r>
+        <w:t>...</w:t>
+      </w:r>
+      <w:r>
+        <w:t>)</w:t>
+      </w:r>
+    </w:p>
+    <w:p>
+      <w:pPr>
+        <w:pStyle w:val="Texto"/>
+      </w:pPr>
+      <w:r>
+        <w:t>C</w:t>
+      </w:r>
+      <w:r>
+        <w:t>rea documentación muy detallada en la que se incluye y documenta el código fuente</w:t>
+      </w:r>
+    </w:p>
+    <w:p>
+      <w:pPr>
+        <w:pStyle w:val="Texto"/>
+      </w:pPr>
+      <w:r>
+        <w:t>Parte del código suele comentarse sobre el propio código fuente generado</w:t>
+      </w:r>
+    </w:p>
+    <w:p>
+      <w:pPr>
+        <w:pStyle w:val="Texto"/>
+      </w:pPr>
+      <w:r>
+        <w:t>Se detallan las entradas, salidas, parámetros... de cada uno de los módulos del programa.</w:t>
+      </w:r>
+    </w:p>
+    <w:p>
+      <w:pPr>
+        <w:pStyle w:val="Texto"/>
+      </w:pPr>
+      <w:r>
+        <w:t>El detalle es máximo, pensando en el mantenimiento y soporte futuro que tendrá el programa</w:t>
+      </w:r>
     </w:p>
     <w:p>
       <w:pPr>
@@ -5415,943 +6793,743 @@
     </w:p>
     <w:p>
       <w:pPr>
-        <w:pStyle w:val="Texto"/>
+        <w:pStyle w:val="Ttulo4"/>
       </w:pPr>
       <w:r>
         <w:lastRenderedPageBreak/>
-        <w:t>Desarrollo de una aplicación</w:t>
-      </w:r>
-    </w:p>
-    <w:p>
-      <w:pPr>
-        <w:pStyle w:val="Texto"/>
-      </w:pPr>
-      <w:r>
-        <w:t>5.1 Fases del desarrollo de una aplicación</w:t>
-      </w:r>
-    </w:p>
-    <w:p>
-      <w:pPr>
-        <w:pStyle w:val="Texto"/>
-      </w:pPr>
-      <w:r>
+        <w:t>5. Pruebas</w:t>
+      </w:r>
+    </w:p>
+    <w:p>
+      <w:pPr>
+        <w:pStyle w:val="Texto"/>
+      </w:pPr>
+      <w:r>
+        <w:t>R</w:t>
+      </w:r>
+      <w:r>
+        <w:t>ealizan pruebas para garantizar que la aplicación se ha programado según las especificaciones</w:t>
+      </w:r>
+    </w:p>
+    <w:p>
+      <w:pPr>
+        <w:pStyle w:val="Ttulo5"/>
+      </w:pPr>
+      <w:r>
+        <w:t>2</w:t>
+      </w:r>
+      <w:r>
+        <w:t xml:space="preserve"> categorías de pruebas:</w:t>
+      </w:r>
+    </w:p>
+    <w:p>
+      <w:pPr>
+        <w:pStyle w:val="Ttulo6"/>
+      </w:pPr>
+      <w:r>
+        <w:t>Pruebas funcionales</w:t>
+      </w:r>
+    </w:p>
+    <w:p>
+      <w:pPr>
+        <w:pStyle w:val="Texto"/>
+      </w:pPr>
+      <w:r>
+        <w:t>P</w:t>
+      </w:r>
+      <w:r>
+        <w:t>rueba que la aplicación hace lo que tiene que hacer (</w:t>
+      </w:r>
+      <w:r>
+        <w:t>en</w:t>
+      </w:r>
+      <w:r>
+        <w:t xml:space="preserve"> el </w:t>
+      </w:r>
+      <w:r>
+        <w:t xml:space="preserve">equipo </w:t>
+      </w:r>
+      <w:r>
+        <w:t>cliente)</w:t>
+      </w:r>
+    </w:p>
+    <w:p>
+      <w:pPr>
+        <w:pStyle w:val="Ttulo6"/>
+      </w:pPr>
+      <w:r>
+        <w:t>Pruebas estructurales</w:t>
+      </w:r>
+    </w:p>
+    <w:p>
+      <w:pPr>
+        <w:pStyle w:val="Texto"/>
+      </w:pPr>
+      <w:r>
+        <w:t>Se realizan</w:t>
+      </w:r>
+      <w:r>
+        <w:t xml:space="preserve"> pruebas técnicas sobre el sistema </w:t>
+      </w:r>
+      <w:r>
+        <w:t>(pruebas</w:t>
+      </w:r>
+      <w:r>
+        <w:t xml:space="preserve"> de </w:t>
+      </w:r>
+      <w:r>
+        <w:t>estrés, carga,</w:t>
+      </w:r>
+      <w:r>
+        <w:t xml:space="preserve"> …</w:t>
+      </w:r>
+      <w:r>
+        <w:t>)</w:t>
+      </w:r>
+    </w:p>
+    <w:p>
+      <w:pPr>
+        <w:pStyle w:val="Ttulo4"/>
+      </w:pPr>
+      <w:r>
+        <w:t>6. Explotación</w:t>
+      </w:r>
+    </w:p>
+    <w:p>
+      <w:pPr>
+        <w:pStyle w:val="Texto"/>
+      </w:pPr>
+      <w:r>
+        <w:t>I</w:t>
+      </w:r>
+      <w:r>
+        <w:t>nstala el software en el entorno real de uso</w:t>
+      </w:r>
+    </w:p>
+    <w:p>
+      <w:pPr>
+        <w:pStyle w:val="Texto"/>
+      </w:pPr>
+      <w:r>
+        <w:t xml:space="preserve">Se trabaja con el software de forma cotidiana </w:t>
+      </w:r>
+    </w:p>
+    <w:p>
+      <w:pPr>
+        <w:pStyle w:val="Texto"/>
+      </w:pPr>
+      <w:r>
+        <w:t>Se recogen los errores y las correcciones en un nuevo documento de mantenimiento</w:t>
+      </w:r>
+    </w:p>
+    <w:p>
+      <w:pPr>
+        <w:pStyle w:val="Texto"/>
+      </w:pPr>
+      <w:r>
+        <w:t>Los programadores y analistas revisan esos fallos para mejorar el software y aprender de los errores</w:t>
+      </w:r>
+    </w:p>
+    <w:p>
+      <w:pPr>
+        <w:pStyle w:val="Ttulo4"/>
+      </w:pPr>
+      <w:r>
+        <w:t>7. Mantenimiento</w:t>
+      </w:r>
+    </w:p>
+    <w:p>
+      <w:pPr>
+        <w:pStyle w:val="Texto"/>
+      </w:pPr>
+      <w:r>
+        <w:t>Se realizan procedimientos correctivos sobre el programa</w:t>
+      </w:r>
+    </w:p>
+    <w:p>
+      <w:pPr>
+        <w:pStyle w:val="Texto"/>
+      </w:pPr>
+      <w:r>
+        <w:t>Siempre hay que tener delante la documentación técnica de la aplicación</w:t>
+      </w:r>
+    </w:p>
+    <w:p>
+      <w:pPr>
+        <w:pStyle w:val="Texto"/>
+      </w:pPr>
+      <w:r>
+        <w:t>Las operaciones de mantenimiento se deben documentar para dejar constancia de los cambios</w:t>
+      </w:r>
+    </w:p>
+    <w:p>
+      <w:pPr>
+        <w:pStyle w:val="Ttulo4"/>
+      </w:pPr>
+      <w:r>
+        <w:t>8. Retirada</w:t>
+      </w:r>
+    </w:p>
+    <w:p>
+      <w:pPr>
+        <w:pStyle w:val="Texto"/>
+      </w:pPr>
+      <w:r>
+        <w:t>El software</w:t>
+      </w:r>
+      <w:r>
+        <w:t xml:space="preserve"> llega</w:t>
+      </w:r>
+      <w:r>
+        <w:t xml:space="preserve"> al final de su vida útil</w:t>
+      </w:r>
+    </w:p>
+    <w:p>
+      <w:pPr>
+        <w:pStyle w:val="Texto"/>
+      </w:pPr>
+      <w:r>
+        <w:t>No resulta rentable seguir ampliándolo o manteniéndolo</w:t>
+      </w:r>
+    </w:p>
+    <w:p>
+      <w:pPr>
+        <w:pStyle w:val="Texto"/>
+      </w:pPr>
+      <w:r>
+        <w:t>Llegados a este punto</w:t>
+      </w:r>
+      <w:r>
+        <w:t>, se reinicia este ciclo</w:t>
+      </w:r>
+      <w:r>
+        <w:t>:</w:t>
+      </w:r>
+    </w:p>
+    <w:p>
+      <w:pPr>
+        <w:pStyle w:val="Texto"/>
+        <w:numPr>
+          <w:ilvl w:val="0"/>
+          <w:numId w:val="1"/>
+        </w:numPr>
+      </w:pPr>
+      <w:r>
+        <w:t>Comprando un nuevo software</w:t>
+      </w:r>
+    </w:p>
+    <w:p>
+      <w:pPr>
+        <w:pStyle w:val="Texto"/>
+        <w:numPr>
+          <w:ilvl w:val="0"/>
+          <w:numId w:val="1"/>
+        </w:numPr>
+      </w:pPr>
+      <w:r>
+        <w:t xml:space="preserve">Desarrollando </w:t>
+      </w:r>
+      <w:r>
+        <w:t>un nuevo</w:t>
+      </w:r>
+      <w:r>
+        <w:t xml:space="preserve"> software (a medida)</w:t>
+      </w:r>
+    </w:p>
+    <w:p>
+      <w:pPr>
+        <w:rPr>
+          <w:rFonts w:ascii="Times New Roman" w:hAnsi="Times New Roman" w:cs="Times New Roman"/>
+          <w:sz w:val="24"/>
+          <w:szCs w:val="24"/>
+        </w:rPr>
+      </w:pPr>
+      <w:r>
+        <w:br w:type="page"/>
+      </w:r>
+    </w:p>
+    <w:p>
+      <w:pPr>
+        <w:pStyle w:val="Ttulo2"/>
+      </w:pPr>
+      <w:bookmarkStart w:id="31" w:name="_Toc152278725"/>
+      <w:r>
+        <w:lastRenderedPageBreak/>
         <w:t>5.2 Documentación</w:t>
       </w:r>
-    </w:p>
-    <w:p>
-      <w:pPr>
-        <w:pStyle w:val="Texto"/>
-      </w:pPr>
-      <w:r>
-        <w:t>5.3 Roles del desarrollo de software</w:t>
-      </w:r>
-    </w:p>
-    <w:p>
-      <w:pPr>
-        <w:pStyle w:val="Texto"/>
-      </w:pPr>
-      <w:r>
-        <w:t>5.4 Paradigmas de desarrollo clásicos</w:t>
-      </w:r>
-    </w:p>
-    <w:p>
-      <w:pPr>
-        <w:pStyle w:val="Texto"/>
-      </w:pPr>
+      <w:bookmarkEnd w:id="31"/>
+    </w:p>
+    <w:p>
+      <w:pPr>
+        <w:pStyle w:val="Texto"/>
+      </w:pPr>
+      <w:r>
+        <w:t>L</w:t>
+      </w:r>
+      <w:r>
+        <w:t>a documentación es vital</w:t>
+      </w:r>
+    </w:p>
+    <w:p>
+      <w:pPr>
+        <w:pStyle w:val="Texto"/>
+      </w:pPr>
+      <w:r>
+        <w:t xml:space="preserve">En cada fase se </w:t>
+      </w:r>
+      <w:r>
+        <w:t xml:space="preserve">generan 1 o más </w:t>
+      </w:r>
+      <w:r>
+        <w:t>documentos</w:t>
+      </w:r>
+    </w:p>
+    <w:p>
+      <w:pPr>
+        <w:pStyle w:val="Texto"/>
+      </w:pPr>
+      <w:r>
+        <w:t>E</w:t>
+      </w:r>
+      <w:r>
+        <w:t>s vital para saber cómo usar la aplicación final</w:t>
+      </w:r>
+    </w:p>
+    <w:p>
+      <w:pPr>
+        <w:pStyle w:val="Texto"/>
+      </w:pPr>
+      <w:r>
+        <w:t>Como mínimo, cada aplicación debe tener estos documentos:</w:t>
+      </w:r>
+    </w:p>
+    <w:p>
+      <w:pPr>
+        <w:pStyle w:val="Texto"/>
+        <w:numPr>
+          <w:ilvl w:val="0"/>
+          <w:numId w:val="1"/>
+        </w:numPr>
+      </w:pPr>
+      <w:r>
+        <w:t xml:space="preserve">Manual de usuario: explica cómo usará el usuario </w:t>
+      </w:r>
+      <w:r>
+        <w:t xml:space="preserve">como usar </w:t>
+      </w:r>
+      <w:r>
+        <w:t>la aplicación</w:t>
+      </w:r>
+    </w:p>
+    <w:p>
+      <w:pPr>
+        <w:pStyle w:val="Texto"/>
+        <w:numPr>
+          <w:ilvl w:val="0"/>
+          <w:numId w:val="1"/>
+        </w:numPr>
+      </w:pPr>
+      <w:r>
+        <w:t xml:space="preserve">Manual técnico: documentación dirigida a técnicos </w:t>
+      </w:r>
+    </w:p>
+    <w:p>
+      <w:pPr>
+        <w:pStyle w:val="Texto"/>
+        <w:numPr>
+          <w:ilvl w:val="0"/>
+          <w:numId w:val="1"/>
+        </w:numPr>
+      </w:pPr>
+      <w:r>
+        <w:t>Manual de instalación: detalla el proceso de instalación de la aplicación</w:t>
+      </w:r>
+    </w:p>
+    <w:p>
+      <w:pPr>
+        <w:pStyle w:val="Ttulo2"/>
+      </w:pPr>
+      <w:bookmarkStart w:id="32" w:name="_Toc152278726"/>
+      <w:r>
+        <w:t xml:space="preserve">5.3 </w:t>
+      </w:r>
+      <w:r>
+        <w:t>Roles del</w:t>
+      </w:r>
+      <w:r>
+        <w:t xml:space="preserve"> desarrollo de software</w:t>
+      </w:r>
+      <w:bookmarkEnd w:id="32"/>
+    </w:p>
+    <w:p>
+      <w:pPr>
+        <w:pStyle w:val="Texto"/>
+      </w:pPr>
+      <w:r>
+        <w:t>D</w:t>
+      </w:r>
+      <w:r>
+        <w:t>etallamos los roles del proceso de desarrollo de software:</w:t>
+      </w:r>
+    </w:p>
+    <w:p>
+      <w:pPr>
+        <w:pStyle w:val="Ttulo3"/>
+      </w:pPr>
+      <w:bookmarkStart w:id="33" w:name="_Toc152278727"/>
+      <w:r>
+        <w:t>Arquitecto de software:</w:t>
+      </w:r>
+      <w:bookmarkEnd w:id="33"/>
+    </w:p>
+    <w:p>
+      <w:pPr>
+        <w:pStyle w:val="Texto"/>
+      </w:pPr>
+      <w:r>
+        <w:t xml:space="preserve">Decide cómo </w:t>
+      </w:r>
+      <w:r>
+        <w:t>realiza</w:t>
+      </w:r>
+      <w:r>
+        <w:t xml:space="preserve"> el proyecto y cómo va a estructurarse</w:t>
+      </w:r>
+    </w:p>
+    <w:p>
+      <w:pPr>
+        <w:pStyle w:val="Texto"/>
+      </w:pPr>
+      <w:r>
+        <w:t>A</w:t>
+      </w:r>
+      <w:r>
+        <w:t xml:space="preserve">mplio conocimiento de las </w:t>
+      </w:r>
+      <w:r>
+        <w:t>tecnologías, los frameworks</w:t>
+      </w:r>
+      <w:r>
+        <w:t xml:space="preserve"> y las librerías</w:t>
+      </w:r>
+    </w:p>
+    <w:p>
+      <w:pPr>
+        <w:pStyle w:val="Texto"/>
+      </w:pPr>
+      <w:r>
+        <w:t>Decide y forma los recursos del desarrollo de un proyecto</w:t>
+      </w:r>
+    </w:p>
+    <w:p>
+      <w:pPr>
+        <w:pStyle w:val="Ttulo3"/>
+      </w:pPr>
+      <w:bookmarkStart w:id="34" w:name="_Toc152278728"/>
+      <w:r>
+        <w:t>Jefe de proyecto:</w:t>
+      </w:r>
+      <w:bookmarkEnd w:id="34"/>
+    </w:p>
+    <w:p>
+      <w:pPr>
+        <w:pStyle w:val="Texto"/>
+      </w:pPr>
+      <w:r>
+        <w:t>Dirige el</w:t>
+      </w:r>
+      <w:r>
+        <w:t xml:space="preserve"> curso del proyecto</w:t>
+      </w:r>
+    </w:p>
+    <w:p>
+      <w:pPr>
+        <w:pStyle w:val="Texto"/>
+      </w:pPr>
+      <w:r>
+        <w:t xml:space="preserve">Puede </w:t>
+      </w:r>
+      <w:r>
+        <w:t>ser un</w:t>
+      </w:r>
+      <w:r>
+        <w:t xml:space="preserve"> analista con experiencia, </w:t>
+      </w:r>
+      <w:r>
+        <w:t>un arquitecto</w:t>
+      </w:r>
+      <w:r>
+        <w:t xml:space="preserve"> o una persona dedicada a ese puesto en exclusividad</w:t>
+      </w:r>
+    </w:p>
+    <w:p>
+      <w:pPr>
+        <w:pStyle w:val="Texto"/>
+      </w:pPr>
+      <w:r>
+        <w:t xml:space="preserve">Debe saber gestionar </w:t>
+      </w:r>
+      <w:r>
+        <w:t>un equipo</w:t>
+      </w:r>
+      <w:r>
+        <w:t xml:space="preserve"> y lidiar con los tiempos</w:t>
+      </w:r>
+      <w:r>
+        <w:t xml:space="preserve"> (de cada tarea/apartado)</w:t>
+      </w:r>
+    </w:p>
+    <w:p>
+      <w:pPr>
+        <w:pStyle w:val="Texto"/>
+      </w:pPr>
+      <w:r>
+        <w:t xml:space="preserve">Trata de manera </w:t>
+      </w:r>
+      <w:r>
+        <w:t>continua</w:t>
+      </w:r>
+      <w:r>
+        <w:t xml:space="preserve"> fluida con el cliente</w:t>
+      </w:r>
+    </w:p>
+    <w:p>
+      <w:pPr>
+        <w:pStyle w:val="Ttulo3"/>
+      </w:pPr>
+      <w:bookmarkStart w:id="35" w:name="_Toc152278729"/>
+      <w:r>
+        <w:t>Analista de sistemas:</w:t>
+      </w:r>
+      <w:bookmarkEnd w:id="35"/>
+    </w:p>
+    <w:p>
+      <w:pPr>
+        <w:pStyle w:val="Texto"/>
+      </w:pPr>
+      <w:r>
+        <w:t>R</w:t>
+      </w:r>
+      <w:r>
+        <w:t>ealiza un estudio exhaustivo del problema que va a llevarse a cabo</w:t>
+      </w:r>
+    </w:p>
+    <w:p>
+      <w:pPr>
+        <w:pStyle w:val="Texto"/>
+      </w:pPr>
+      <w:r>
+        <w:t xml:space="preserve">Efectúa el </w:t>
+      </w:r>
+      <w:r>
+        <w:t>análisis</w:t>
+      </w:r>
+      <w:r>
+        <w:t xml:space="preserve"> el </w:t>
+      </w:r>
+      <w:r>
+        <w:t>diseño de</w:t>
+      </w:r>
+      <w:r>
+        <w:t xml:space="preserve"> todo el sistema</w:t>
+      </w:r>
+    </w:p>
+    <w:p>
+      <w:pPr>
+        <w:pStyle w:val="Texto"/>
+      </w:pPr>
+      <w:r>
+        <w:t>R</w:t>
+      </w:r>
+      <w:r>
+        <w:t xml:space="preserve">equiere mucha experiencia, </w:t>
+      </w:r>
+      <w:r>
+        <w:t>y también</w:t>
+      </w:r>
+      <w:r>
+        <w:t xml:space="preserve"> suele involucrarse en reuniones con el cliente</w:t>
+      </w:r>
+    </w:p>
+    <w:p>
+      <w:pPr>
+        <w:pStyle w:val="Ttulo3"/>
+      </w:pPr>
+      <w:bookmarkStart w:id="36" w:name="_Toc152278730"/>
+      <w:r>
+        <w:t>Analista programador:</w:t>
+      </w:r>
+      <w:bookmarkEnd w:id="36"/>
+    </w:p>
+    <w:p>
+      <w:pPr>
+        <w:pStyle w:val="Texto"/>
+      </w:pPr>
+      <w:r>
+        <w:t>Conoce en profundidad el lenguaje de programación</w:t>
+      </w:r>
+    </w:p>
+    <w:p>
+      <w:pPr>
+        <w:pStyle w:val="Texto"/>
+      </w:pPr>
+      <w:r>
+        <w:t>Se encarga de codificar las tareas encomendadas por el analista o el analista programador</w:t>
+      </w:r>
+    </w:p>
+    <w:p>
+      <w:pPr>
+        <w:pStyle w:val="Texto"/>
+      </w:pPr>
+      <w:r>
+        <w:t>Sumisiones</w:t>
+      </w:r>
+      <w:r>
+        <w:t xml:space="preserve"> la de codificar </w:t>
+      </w:r>
+      <w:r>
+        <w:t>y probar</w:t>
+      </w:r>
+      <w:r>
+        <w:t xml:space="preserve"> los diferentes módulos de la aplicación</w:t>
+      </w:r>
+    </w:p>
+    <w:p>
+      <w:pPr>
+        <w:rPr>
+          <w:rFonts w:ascii="Times New Roman" w:hAnsi="Times New Roman" w:cs="Times New Roman"/>
+          <w:sz w:val="24"/>
+          <w:szCs w:val="24"/>
+        </w:rPr>
+      </w:pPr>
+      <w:r>
+        <w:br w:type="page"/>
+      </w:r>
+    </w:p>
+    <w:p>
+      <w:pPr>
+        <w:pStyle w:val="Ttulo2"/>
+      </w:pPr>
+      <w:bookmarkStart w:id="37" w:name="_Toc152278731"/>
+      <w:r>
+        <w:lastRenderedPageBreak/>
+        <w:t xml:space="preserve">5.4 </w:t>
+      </w:r>
+      <w:r>
+        <w:t>Paradigmas de</w:t>
+      </w:r>
+      <w:r>
+        <w:t xml:space="preserve"> desarrollo clásicos</w:t>
+      </w:r>
+      <w:bookmarkEnd w:id="37"/>
+    </w:p>
+    <w:p>
+      <w:pPr>
+        <w:pStyle w:val="Texto"/>
+      </w:pPr>
+      <w:r>
+        <w:t>Los paradigmas de desarrollo clásicos son inflexibles</w:t>
+      </w:r>
+    </w:p>
+    <w:p>
+      <w:pPr>
+        <w:pStyle w:val="Texto"/>
+      </w:pPr>
+      <w:r>
+        <w:t>Cada etapa debe finalizar para pasar a la siguiente</w:t>
+      </w:r>
+    </w:p>
+    <w:p>
+      <w:pPr>
+        <w:pStyle w:val="Texto"/>
+      </w:pPr>
+      <w:r>
+        <w:t>¿Qué pasa si detectamos un error grave de diseño durante la implementación?</w:t>
+      </w:r>
+    </w:p>
+    <w:p>
+      <w:pPr>
+        <w:pStyle w:val="Texto"/>
+      </w:pPr>
+      <w:r>
+        <w:t>El paradigma más clásico es el modelo en cascada</w:t>
+      </w:r>
+    </w:p>
+    <w:p>
+      <w:pPr>
+        <w:pStyle w:val="Texto"/>
+      </w:pPr>
+      <w:r>
+        <w:t>En esta asignatura trabajaremos con metodologías ágiles (SCRUM)</w:t>
+      </w:r>
+    </w:p>
+    <w:p>
+      <w:pPr>
+        <w:pStyle w:val="Texto"/>
+      </w:pPr>
+      <w:r>
+        <w:t>El modelo en cascada es muy inflexible</w:t>
+      </w:r>
+    </w:p>
+    <w:p>
+      <w:pPr>
+        <w:pStyle w:val="Texto"/>
+      </w:pPr>
+      <w:r>
+        <w:t>Cualquier error detectado en una fase muy tardía implica sobrecoste y desperdicios</w:t>
+      </w:r>
+    </w:p>
+    <w:p>
+      <w:pPr>
+        <w:pStyle w:val="Texto"/>
+      </w:pPr>
+      <w:r>
+        <w:drawing>
+          <wp:inline distT="0" distB="0" distL="0" distR="0" wp14:anchorId="5665B0D7" wp14:editId="728D71B1">
+            <wp:extent cx="5400040" cy="1642745"/>
+            <wp:effectExtent l="0" t="0" r="0" b="0"/>
+            <wp:docPr id="481941573" name="Imagen 1"/>
+            <wp:cNvGraphicFramePr>
+              <a:graphicFrameLocks xmlns:a="http://schemas.openxmlformats.org/drawingml/2006/main" noChangeAspect="1"/>
+            </wp:cNvGraphicFramePr>
+            <a:graphic xmlns:a="http://schemas.openxmlformats.org/drawingml/2006/main">
+              <a:graphicData uri="http://schemas.openxmlformats.org/drawingml/2006/picture">
+                <pic:pic xmlns:pic="http://schemas.openxmlformats.org/drawingml/2006/picture">
+                  <pic:nvPicPr>
+                    <pic:cNvPr id="481941573" name=""/>
+                    <pic:cNvPicPr/>
+                  </pic:nvPicPr>
+                  <pic:blipFill>
+                    <a:blip r:embed="rId17"/>
+                    <a:stretch>
+                      <a:fillRect/>
+                    </a:stretch>
+                  </pic:blipFill>
+                  <pic:spPr>
+                    <a:xfrm>
+                      <a:off x="0" y="0"/>
+                      <a:ext cx="5400040" cy="1642745"/>
+                    </a:xfrm>
+                    <a:prstGeom prst="rect">
+                      <a:avLst/>
+                    </a:prstGeom>
+                  </pic:spPr>
+                </pic:pic>
+              </a:graphicData>
+            </a:graphic>
+          </wp:inline>
+        </w:drawing>
+      </w:r>
+    </w:p>
+    <w:p>
+      <w:pPr>
+        <w:pStyle w:val="Ttulo2"/>
+      </w:pPr>
+      <w:bookmarkStart w:id="38" w:name="_Toc152278732"/>
       <w:r>
         <w:t>5.5 Metodologías ágiles</w:t>
       </w:r>
-    </w:p>
-    <w:p>
-      <w:pPr>
-        <w:pStyle w:val="Texto"/>
-      </w:pPr>
-    </w:p>
-    <w:p>
-      <w:pPr>
-        <w:pStyle w:val="Texto"/>
-      </w:pPr>
-      <w:r>
-        <w:t>Fases del desarrollo de una aplicación</w:t>
-      </w:r>
-    </w:p>
-    <w:p>
-      <w:pPr>
-        <w:pStyle w:val="Texto"/>
-      </w:pPr>
-      <w:r>
-        <w:t>▪ El software se desarrolla siguiendo un paradigma o una metodología de desarrollo</w:t>
-      </w:r>
-    </w:p>
-    <w:p>
-      <w:pPr>
-        <w:pStyle w:val="Texto"/>
-      </w:pPr>
-      <w:r>
-        <w:t>▪ Generalmente, los paradigmas suelen tener varias fases en común</w:t>
-      </w:r>
-    </w:p>
-    <w:p>
-      <w:pPr>
-        <w:pStyle w:val="Texto"/>
-      </w:pPr>
-      <w:r>
-        <w:t>▪ A continuación, se analizarán las fases más comunes (estas pueden solaparse):</w:t>
-      </w:r>
-    </w:p>
-    <w:p>
-      <w:pPr>
-        <w:pStyle w:val="Texto"/>
-      </w:pPr>
-      <w:r>
-        <w:t>1. Fase inicial</w:t>
-      </w:r>
-    </w:p>
-    <w:p>
-      <w:pPr>
-        <w:pStyle w:val="Texto"/>
-      </w:pPr>
-      <w:r>
-        <w:t>▪ Planificación del proyecto</w:t>
-      </w:r>
-    </w:p>
-    <w:p>
-      <w:pPr>
-        <w:pStyle w:val="Texto"/>
-      </w:pPr>
-      <w:r>
-        <w:t>▪ Estimación de costes (viabilidad del proyecto)</w:t>
-      </w:r>
-    </w:p>
-    <w:p>
-      <w:pPr>
-        <w:pStyle w:val="Texto"/>
-      </w:pPr>
-      <w:r>
-        <w:t>▪ Es la fase más compleja</w:t>
-      </w:r>
-    </w:p>
-    <w:p>
-      <w:pPr>
-        <w:pStyle w:val="Texto"/>
-      </w:pPr>
-      <w:r>
-        <w:t>▪ Precisa de expertos en planificación de proyectos</w:t>
-      </w:r>
-    </w:p>
-    <w:p>
-      <w:pPr>
-        <w:pStyle w:val="Texto"/>
-      </w:pPr>
-      <w:r>
-        <w:t>▪ Se desarrollan documentos muy importantes para el proyecto (viabilidad, estimación...)</w:t>
-      </w:r>
-    </w:p>
-    <w:p>
-      <w:pPr>
-        <w:pStyle w:val="Texto"/>
-      </w:pPr>
-      <w:r>
-        <w:t>2. Fase de análisis</w:t>
-      </w:r>
-    </w:p>
-    <w:p>
-      <w:pPr>
-        <w:pStyle w:val="Texto"/>
-      </w:pPr>
-      <w:r>
-        <w:t>▪ Consiste en analizar el problema</w:t>
-      </w:r>
-    </w:p>
-    <w:p>
-      <w:pPr>
-        <w:pStyle w:val="Texto"/>
-      </w:pPr>
-      <w:r>
-        <w:t>▪ Recopilar, examinar y formular los requisitos del cliente (especificación de requisitos)</w:t>
-      </w:r>
-    </w:p>
-    <w:p>
-      <w:pPr>
-        <w:pStyle w:val="Texto"/>
-      </w:pPr>
-      <w:r>
-        <w:t>▪ Análisis de restricciones, entrevistas con el cliente y los usuarios finales</w:t>
-      </w:r>
-    </w:p>
-    <w:p>
-      <w:pPr>
-        <w:pStyle w:val="Texto"/>
-      </w:pPr>
-      <w:r>
-        <w:t>▪ Se genera un documento vinculante (a modo de contrato) entre el cliente y el desarrollador</w:t>
-      </w:r>
-    </w:p>
-    <w:p>
-      <w:pPr>
-        <w:pStyle w:val="Texto"/>
-      </w:pPr>
-      <w:r>
-        <w:t>3. Fase de diseño</w:t>
-      </w:r>
-    </w:p>
-    <w:p>
-      <w:pPr>
-        <w:pStyle w:val="Texto"/>
-      </w:pPr>
-      <w:r>
-        <w:t>▪ Consiste en determinar los requisitos generales de la arquitectura de la aplicación</w:t>
-      </w:r>
-    </w:p>
-    <w:p>
-      <w:pPr>
-        <w:pStyle w:val="Texto"/>
-      </w:pPr>
-      <w:r>
-        <w:t>▪ Se define cada subconjunto de la aplicación</w:t>
-      </w:r>
-    </w:p>
-    <w:p>
-      <w:pPr>
-        <w:pStyle w:val="Texto"/>
-      </w:pPr>
-      <w:r>
-        <w:t>▪ Los documentos son mucho más técnicos</w:t>
-      </w:r>
-    </w:p>
-    <w:p>
-      <w:pPr>
-        <w:pStyle w:val="Texto"/>
-      </w:pPr>
-      <w:r>
-        <w:t>▪ Esta fase involucra a los jefes de proyecto, arquitectos de software y analistas</w:t>
-      </w:r>
-    </w:p>
-    <w:p>
-      <w:pPr>
-        <w:pStyle w:val="Texto"/>
-      </w:pPr>
-      <w:r>
-        <w:t>▪ Los programadores aún no intervienen en esta fase</w:t>
-      </w:r>
-    </w:p>
-    <w:p>
-      <w:pPr>
-        <w:pStyle w:val="Texto"/>
-      </w:pPr>
-      <w:r>
-        <w:t>4. Fase de implementación</w:t>
-      </w:r>
-    </w:p>
-    <w:p>
-      <w:pPr>
-        <w:pStyle w:val="Texto"/>
-      </w:pPr>
-      <w:r>
-        <w:lastRenderedPageBreak/>
-        <w:t xml:space="preserve">▪ Consiste en implementar el software usando lenguajes de programación, </w:t>
-      </w:r>
-      <w:proofErr w:type="spellStart"/>
-      <w:r>
-        <w:t>librerías,frameworks</w:t>
-      </w:r>
-      <w:proofErr w:type="spellEnd"/>
-      <w:r>
-        <w:t>...</w:t>
-      </w:r>
-    </w:p>
-    <w:p>
-      <w:pPr>
-        <w:pStyle w:val="Texto"/>
-      </w:pPr>
-      <w:r>
-        <w:t>▪ Se crea documentación muy detallada en la que se incluye y documenta el código fuente</w:t>
-      </w:r>
-    </w:p>
-    <w:p>
-      <w:pPr>
-        <w:pStyle w:val="Texto"/>
-      </w:pPr>
-      <w:r>
-        <w:t>▪ Parte del código suele comentarse sobre el propio código fuente generado</w:t>
-      </w:r>
-    </w:p>
-    <w:p>
-      <w:pPr>
-        <w:pStyle w:val="Texto"/>
-      </w:pPr>
-      <w:r>
-        <w:t>▪ Se detallan las entradas, salidas, parámetros... de cada uno de los módulos del programa.</w:t>
-      </w:r>
-    </w:p>
-    <w:p>
-      <w:pPr>
-        <w:pStyle w:val="Texto"/>
-      </w:pPr>
-      <w:r>
-        <w:t>▪ El detalle es máximo, pensando en el mantenimiento y soporte futuro que tendrá el programa</w:t>
-      </w:r>
-    </w:p>
-    <w:p>
-      <w:pPr>
-        <w:pStyle w:val="Texto"/>
-      </w:pPr>
-    </w:p>
-    <w:p>
-      <w:pPr>
-        <w:pStyle w:val="Texto"/>
-      </w:pPr>
-    </w:p>
-    <w:p>
-      <w:pPr>
-        <w:pStyle w:val="Texto"/>
-      </w:pPr>
-    </w:p>
-    <w:p>
-      <w:pPr>
-        <w:pStyle w:val="Texto"/>
-      </w:pPr>
-      <w:r>
-        <w:t>5. Pruebas</w:t>
-      </w:r>
-    </w:p>
-    <w:p>
-      <w:pPr>
-        <w:pStyle w:val="Texto"/>
-      </w:pPr>
-      <w:r>
-        <w:t>▪ Se realizan pruebas para garantizar que la aplicación se ha programado según las especificaciones</w:t>
-      </w:r>
-    </w:p>
-    <w:p>
-      <w:pPr>
-        <w:pStyle w:val="Texto"/>
-      </w:pPr>
-      <w:r>
-        <w:t>▪ A modo preliminar, se pueden considerar dos categorías de pruebas:</w:t>
-      </w:r>
-    </w:p>
-    <w:p>
-      <w:pPr>
-        <w:pStyle w:val="Texto"/>
-      </w:pPr>
-      <w:r>
-        <w:t>▪ Pruebas funcionales: se prueba que la aplicación hace lo que tiene que hacer (con el cliente)</w:t>
-      </w:r>
-    </w:p>
-    <w:p>
-      <w:pPr>
-        <w:pStyle w:val="Texto"/>
-      </w:pPr>
-      <w:r>
-        <w:t>▪ Pruebas estructurales: se efectúan pruebas técnicas sobre el sistema (estrés, carga, integración...)</w:t>
-      </w:r>
-    </w:p>
-    <w:p>
-      <w:pPr>
-        <w:pStyle w:val="Texto"/>
-      </w:pPr>
-      <w:r>
-        <w:t>▪ En temas posteriores se abordará la tipología y el desarrollo de las pruebas de software</w:t>
-      </w:r>
-    </w:p>
-    <w:p>
-      <w:pPr>
-        <w:pStyle w:val="Texto"/>
-      </w:pPr>
-      <w:r>
-        <w:t>6. Explotación</w:t>
-      </w:r>
-    </w:p>
-    <w:p>
-      <w:pPr>
-        <w:pStyle w:val="Texto"/>
-      </w:pPr>
-      <w:r>
-        <w:t>▪ Se instala el software en el entorno real de uso</w:t>
-      </w:r>
-    </w:p>
-    <w:p>
-      <w:pPr>
-        <w:pStyle w:val="Texto"/>
-      </w:pPr>
-      <w:r>
-        <w:t>▪ Se trabaja con el software de forma cotidiana (nuevas necesidades, incidencias...)</w:t>
-      </w:r>
-    </w:p>
-    <w:p>
-      <w:pPr>
-        <w:pStyle w:val="Texto"/>
-      </w:pPr>
-      <w:r>
-        <w:t>▪ Se recogen los errores y las correcciones en un nuevo documento de mantenimiento</w:t>
-      </w:r>
-    </w:p>
-    <w:p>
-      <w:pPr>
-        <w:pStyle w:val="Texto"/>
-      </w:pPr>
-      <w:r>
-        <w:t>▪ Los programadores y analistas revisan esos fallos para mejorar el software y aprender de los errores</w:t>
-      </w:r>
-    </w:p>
-    <w:p>
-      <w:pPr>
-        <w:pStyle w:val="Texto"/>
-      </w:pPr>
-      <w:r>
-        <w:t>7. Mantenimiento</w:t>
-      </w:r>
-    </w:p>
-    <w:p>
-      <w:pPr>
-        <w:pStyle w:val="Texto"/>
-      </w:pPr>
-      <w:r>
-        <w:t>▪ Se realizan procedimientos correctivos sobre el programa</w:t>
-      </w:r>
-    </w:p>
-    <w:p>
-      <w:pPr>
-        <w:pStyle w:val="Texto"/>
-      </w:pPr>
-      <w:r>
-        <w:t>▪ Siempre hay que tener delante la documentación técnica de la aplicación</w:t>
-      </w:r>
-    </w:p>
-    <w:p>
-      <w:pPr>
-        <w:pStyle w:val="Texto"/>
-      </w:pPr>
-      <w:r>
-        <w:t>▪ Las operaciones de mantenimiento se deben documentar para dejar constancia de los cambios</w:t>
-      </w:r>
-    </w:p>
-    <w:p>
-      <w:pPr>
-        <w:pStyle w:val="Texto"/>
-      </w:pPr>
-      <w:r>
-        <w:t>8. Retirada</w:t>
-      </w:r>
-    </w:p>
-    <w:p>
-      <w:pPr>
-        <w:pStyle w:val="Texto"/>
-      </w:pPr>
-      <w:r>
-        <w:t>▪ El software ha llegado al final de su vida útil</w:t>
-      </w:r>
-    </w:p>
-    <w:p>
-      <w:pPr>
-        <w:pStyle w:val="Texto"/>
-      </w:pPr>
-      <w:r>
-        <w:lastRenderedPageBreak/>
-        <w:t>▪ No resulta rentable seguir ampliándolo o manteniéndolo</w:t>
-      </w:r>
-    </w:p>
-    <w:p>
-      <w:pPr>
-        <w:pStyle w:val="Texto"/>
-      </w:pPr>
-      <w:r>
-        <w:t>▪ Llegados a este punto, el ciclo puede comenzar de nuevo:</w:t>
-      </w:r>
-    </w:p>
-    <w:p>
-      <w:pPr>
-        <w:pStyle w:val="Texto"/>
-      </w:pPr>
-      <w:r>
-        <w:t>▪ Comprando un nuevo software</w:t>
-      </w:r>
-    </w:p>
-    <w:p>
-      <w:pPr>
-        <w:pStyle w:val="Texto"/>
-      </w:pPr>
-      <w:r>
-        <w:t xml:space="preserve">▪ Desarrollando </w:t>
-      </w:r>
-      <w:proofErr w:type="spellStart"/>
-      <w:r>
-        <w:t>unnuevo</w:t>
-      </w:r>
-      <w:proofErr w:type="spellEnd"/>
-      <w:r>
-        <w:t xml:space="preserve"> software (a medida)</w:t>
-      </w:r>
-    </w:p>
-    <w:p>
-      <w:pPr>
-        <w:pStyle w:val="Texto"/>
-      </w:pPr>
-      <w:r>
-        <w:t>5.2 Documentación</w:t>
-      </w:r>
-    </w:p>
-    <w:p>
-      <w:pPr>
-        <w:pStyle w:val="Texto"/>
-      </w:pPr>
-      <w:r>
-        <w:t>Como hemos explicado en la sección anterior, la documentación es vital</w:t>
-      </w:r>
-    </w:p>
-    <w:p>
-      <w:pPr>
-        <w:pStyle w:val="Texto"/>
-      </w:pPr>
-      <w:r>
-        <w:t>▪ En cada fase se generan uno o más documentos</w:t>
-      </w:r>
-    </w:p>
-    <w:p>
-      <w:pPr>
-        <w:pStyle w:val="Texto"/>
-      </w:pPr>
-      <w:r>
-        <w:t>▪ La documentación es vital para saber cómo usar la aplicación final</w:t>
-      </w:r>
-    </w:p>
-    <w:p>
-      <w:pPr>
-        <w:pStyle w:val="Texto"/>
-      </w:pPr>
-      <w:r>
-        <w:t>▪ Como mínimo, cada aplicación debe tener estos documentos:</w:t>
-      </w:r>
-    </w:p>
-    <w:p>
-      <w:pPr>
-        <w:pStyle w:val="Texto"/>
-      </w:pPr>
-      <w:r>
-        <w:t>▪ Manual de usuario: explica cómo usará el usuario la aplicación</w:t>
-      </w:r>
-    </w:p>
-    <w:p>
-      <w:pPr>
-        <w:pStyle w:val="Texto"/>
-      </w:pPr>
-      <w:r>
-        <w:t>▪ Manual técnico: documentación dirigida a los técnicos (administradores y programadores)</w:t>
-      </w:r>
-    </w:p>
-    <w:p>
-      <w:pPr>
-        <w:pStyle w:val="Texto"/>
-      </w:pPr>
-      <w:r>
-        <w:t>▪ Manual de instalación: detalla el proceso de instalación de la aplicación</w:t>
-      </w:r>
-    </w:p>
-    <w:p>
-      <w:pPr>
-        <w:pStyle w:val="Texto"/>
-      </w:pPr>
-      <w:r>
-        <w:t xml:space="preserve">5.3 </w:t>
-      </w:r>
-      <w:proofErr w:type="spellStart"/>
-      <w:r>
-        <w:t>Rolesdel</w:t>
-      </w:r>
-      <w:proofErr w:type="spellEnd"/>
-      <w:r>
-        <w:t xml:space="preserve"> desarrollo de software</w:t>
-      </w:r>
-    </w:p>
-    <w:p>
-      <w:pPr>
-        <w:pStyle w:val="Texto"/>
-      </w:pPr>
-      <w:r>
-        <w:t>▪ A continuación, detallamos los roles del proceso de desarrollo de software:</w:t>
-      </w:r>
-    </w:p>
-    <w:p>
-      <w:pPr>
-        <w:pStyle w:val="Texto"/>
-      </w:pPr>
-      <w:r>
-        <w:t>▪ Arquitecto de software:</w:t>
-      </w:r>
-    </w:p>
-    <w:p>
-      <w:pPr>
-        <w:pStyle w:val="Texto"/>
-      </w:pPr>
-      <w:r>
-        <w:t xml:space="preserve">▪ Decide cómo </w:t>
-      </w:r>
-      <w:proofErr w:type="spellStart"/>
-      <w:r>
-        <w:t>srealiza</w:t>
-      </w:r>
-      <w:proofErr w:type="spellEnd"/>
-      <w:r>
-        <w:t xml:space="preserve"> el proyecto y cómo va a estructurarse</w:t>
-      </w:r>
-    </w:p>
-    <w:p>
-      <w:pPr>
-        <w:pStyle w:val="Texto"/>
-      </w:pPr>
-      <w:r>
-        <w:t xml:space="preserve">▪ Tiene un amplio conocimiento de las </w:t>
-      </w:r>
-      <w:proofErr w:type="spellStart"/>
-      <w:r>
-        <w:t>tecnologías,losframeworks</w:t>
-      </w:r>
-      <w:proofErr w:type="spellEnd"/>
-      <w:r>
-        <w:t xml:space="preserve"> y las librerías</w:t>
-      </w:r>
-    </w:p>
-    <w:p>
-      <w:pPr>
-        <w:pStyle w:val="Texto"/>
-      </w:pPr>
-      <w:r>
-        <w:t>▪ Decide y forma los recursos del desarrollo de un proyecto</w:t>
-      </w:r>
-    </w:p>
-    <w:p>
-      <w:pPr>
-        <w:pStyle w:val="Texto"/>
-      </w:pPr>
-      <w:r>
-        <w:t>Jefe de proyecto:</w:t>
-      </w:r>
-    </w:p>
-    <w:p>
-      <w:pPr>
-        <w:pStyle w:val="Texto"/>
-      </w:pPr>
-      <w:r>
-        <w:t xml:space="preserve">▪ </w:t>
-      </w:r>
-      <w:proofErr w:type="spellStart"/>
-      <w:r>
-        <w:t>Dirigeel</w:t>
-      </w:r>
-      <w:proofErr w:type="spellEnd"/>
-      <w:r>
-        <w:t xml:space="preserve"> curso del proyecto</w:t>
-      </w:r>
-    </w:p>
-    <w:p>
-      <w:pPr>
-        <w:pStyle w:val="Texto"/>
-      </w:pPr>
-      <w:r>
-        <w:t xml:space="preserve">▪ Puede </w:t>
-      </w:r>
-      <w:proofErr w:type="spellStart"/>
-      <w:r>
-        <w:t>serun</w:t>
-      </w:r>
-      <w:proofErr w:type="spellEnd"/>
-      <w:r>
-        <w:t xml:space="preserve"> analista con experiencia, </w:t>
-      </w:r>
-      <w:proofErr w:type="spellStart"/>
-      <w:r>
-        <w:t>unarquitecto</w:t>
-      </w:r>
-      <w:proofErr w:type="spellEnd"/>
-      <w:r>
-        <w:t xml:space="preserve"> o una persona dedicada a ese puesto en exclusividad</w:t>
-      </w:r>
-    </w:p>
-    <w:p>
-      <w:pPr>
-        <w:pStyle w:val="Texto"/>
-      </w:pPr>
-      <w:r>
-        <w:t xml:space="preserve">▪ Debe saber gestionar </w:t>
-      </w:r>
-      <w:proofErr w:type="spellStart"/>
-      <w:r>
-        <w:t>unequipo</w:t>
-      </w:r>
-      <w:proofErr w:type="spellEnd"/>
-      <w:r>
-        <w:t xml:space="preserve"> y lidiar con los tiempos</w:t>
-      </w:r>
-    </w:p>
-    <w:p>
-      <w:pPr>
-        <w:pStyle w:val="Texto"/>
-      </w:pPr>
-      <w:r>
-        <w:t xml:space="preserve">▪ Trata de manera </w:t>
-      </w:r>
-      <w:proofErr w:type="spellStart"/>
-      <w:r>
-        <w:t>continuay</w:t>
-      </w:r>
-      <w:proofErr w:type="spellEnd"/>
-      <w:r>
-        <w:t xml:space="preserve"> fluida con el cliente</w:t>
-      </w:r>
-    </w:p>
-    <w:p>
-      <w:pPr>
-        <w:pStyle w:val="Texto"/>
-      </w:pPr>
-      <w:r>
-        <w:t>Analista de sistemas:</w:t>
-      </w:r>
-    </w:p>
-    <w:p>
-      <w:pPr>
-        <w:pStyle w:val="Texto"/>
-      </w:pPr>
-      <w:r>
-        <w:t>▪ Esta persona realiza un estudio exhaustivo del problema que va a llevarse a cabo</w:t>
-      </w:r>
-    </w:p>
-    <w:p>
-      <w:pPr>
-        <w:pStyle w:val="Texto"/>
-      </w:pPr>
-      <w:r>
-        <w:t xml:space="preserve">▪ Efectúa el </w:t>
-      </w:r>
-      <w:proofErr w:type="spellStart"/>
-      <w:r>
-        <w:t>análisisy</w:t>
-      </w:r>
-      <w:proofErr w:type="spellEnd"/>
-      <w:r>
-        <w:t xml:space="preserve"> el </w:t>
-      </w:r>
-      <w:proofErr w:type="spellStart"/>
-      <w:r>
-        <w:t>diseñode</w:t>
-      </w:r>
-      <w:proofErr w:type="spellEnd"/>
-      <w:r>
-        <w:t xml:space="preserve"> todo el sistema</w:t>
-      </w:r>
-    </w:p>
-    <w:p>
-      <w:pPr>
-        <w:pStyle w:val="Texto"/>
-      </w:pPr>
-      <w:r>
-        <w:t xml:space="preserve">▪ Este perfil requiere mucha experiencia, </w:t>
-      </w:r>
-      <w:proofErr w:type="spellStart"/>
-      <w:r>
-        <w:t>ytambién</w:t>
-      </w:r>
-      <w:proofErr w:type="spellEnd"/>
-      <w:r>
-        <w:t xml:space="preserve"> suele involucrarse en reuniones con el cliente</w:t>
-      </w:r>
-    </w:p>
-    <w:p>
-      <w:pPr>
-        <w:pStyle w:val="Texto"/>
-      </w:pPr>
-      <w:r>
-        <w:t>Analista programador:</w:t>
-      </w:r>
-    </w:p>
-    <w:p>
-      <w:pPr>
-        <w:pStyle w:val="Texto"/>
-      </w:pPr>
-      <w:r>
-        <w:t>▪ Esta persona realiza un estudio exhaustivo del problema que va a llevarse a cabo</w:t>
-      </w:r>
-    </w:p>
-    <w:p>
-      <w:pPr>
-        <w:pStyle w:val="Texto"/>
-      </w:pPr>
-      <w:r>
-        <w:lastRenderedPageBreak/>
-        <w:t xml:space="preserve">▪ Efectúa el </w:t>
-      </w:r>
-      <w:proofErr w:type="spellStart"/>
-      <w:r>
-        <w:t>análisisy</w:t>
-      </w:r>
-      <w:proofErr w:type="spellEnd"/>
-      <w:r>
-        <w:t xml:space="preserve"> el </w:t>
-      </w:r>
-      <w:proofErr w:type="spellStart"/>
-      <w:r>
-        <w:t>diseñode</w:t>
-      </w:r>
-      <w:proofErr w:type="spellEnd"/>
-      <w:r>
-        <w:t xml:space="preserve"> todo el sistema</w:t>
-      </w:r>
-    </w:p>
-    <w:p>
-      <w:pPr>
-        <w:pStyle w:val="Texto"/>
-      </w:pPr>
-      <w:r>
-        <w:t xml:space="preserve">▪ Este perfil requiere mucha experiencia, </w:t>
-      </w:r>
-      <w:proofErr w:type="spellStart"/>
-      <w:r>
-        <w:t>ytambién</w:t>
-      </w:r>
-      <w:proofErr w:type="spellEnd"/>
-      <w:r>
-        <w:t xml:space="preserve"> suele involucrarse en reuniones con el cliente</w:t>
-      </w:r>
-    </w:p>
-    <w:p>
-      <w:pPr>
-        <w:pStyle w:val="Texto"/>
-      </w:pPr>
-      <w:r>
-        <w:t>Programador:</w:t>
-      </w:r>
-    </w:p>
-    <w:p>
-      <w:pPr>
-        <w:pStyle w:val="Texto"/>
-      </w:pPr>
-      <w:r>
-        <w:t>▪ Conoce en profundidad el lenguaje de programación</w:t>
-      </w:r>
-    </w:p>
-    <w:p>
-      <w:pPr>
-        <w:pStyle w:val="Texto"/>
-      </w:pPr>
-      <w:r>
-        <w:t>▪ Se encarga de codificar las tareas encomendadas por el analista o el analista programador</w:t>
-      </w:r>
-    </w:p>
-    <w:p>
-      <w:pPr>
-        <w:pStyle w:val="Texto"/>
-      </w:pPr>
-      <w:r>
-        <w:t xml:space="preserve">▪ </w:t>
-      </w:r>
-      <w:proofErr w:type="spellStart"/>
-      <w:r>
-        <w:t>Sumisiónes</w:t>
-      </w:r>
-      <w:proofErr w:type="spellEnd"/>
-      <w:r>
-        <w:t xml:space="preserve"> la de codificar </w:t>
-      </w:r>
-      <w:proofErr w:type="spellStart"/>
-      <w:r>
-        <w:t>yprobar</w:t>
-      </w:r>
-      <w:proofErr w:type="spellEnd"/>
-      <w:r>
-        <w:t xml:space="preserve"> los diferentes módulos de la aplicación</w:t>
-      </w:r>
-    </w:p>
-    <w:p>
-      <w:pPr>
-        <w:pStyle w:val="Texto"/>
-      </w:pPr>
-      <w:r>
-        <w:t xml:space="preserve">5.4 </w:t>
-      </w:r>
-      <w:proofErr w:type="spellStart"/>
-      <w:r>
-        <w:t>Paradigmasde</w:t>
-      </w:r>
-      <w:proofErr w:type="spellEnd"/>
-      <w:r>
-        <w:t xml:space="preserve"> desarrollo clásicos</w:t>
-      </w:r>
-    </w:p>
-    <w:p>
-      <w:pPr>
-        <w:pStyle w:val="Texto"/>
-      </w:pPr>
-      <w:r>
-        <w:t>Los paradigmas de desarrollo clásicos son inflexibles</w:t>
-      </w:r>
-    </w:p>
-    <w:p>
-      <w:pPr>
-        <w:pStyle w:val="Texto"/>
-      </w:pPr>
-      <w:r>
-        <w:t>Cada etapa debe finalizar para pasar a la siguiente</w:t>
-      </w:r>
-    </w:p>
-    <w:p>
-      <w:pPr>
-        <w:pStyle w:val="Texto"/>
-      </w:pPr>
-      <w:r>
-        <w:t>¿Qué pasa si detectamos un error grave de diseño durante la implementación?</w:t>
-      </w:r>
-    </w:p>
-    <w:p>
-      <w:pPr>
-        <w:pStyle w:val="Texto"/>
-      </w:pPr>
-      <w:r>
-        <w:t>El paradigma más clásico es el modelo en cascada</w:t>
-      </w:r>
-    </w:p>
-    <w:p>
-      <w:pPr>
-        <w:pStyle w:val="Texto"/>
-      </w:pPr>
-      <w:bookmarkStart w:id="27" w:name="_GoBack"/>
-      <w:bookmarkEnd w:id="27"/>
-      <w:r>
-        <w:t>En esta asignatura trabajaremos con metodologías ágiles (SCRUM)</w:t>
-      </w:r>
-    </w:p>
-    <w:p>
-      <w:pPr>
-        <w:pStyle w:val="Texto"/>
-      </w:pPr>
-      <w:r>
-        <w:t>El modelo en cascada es muy inflexible</w:t>
-      </w:r>
-    </w:p>
-    <w:p>
-      <w:pPr>
-        <w:pStyle w:val="Texto"/>
-      </w:pPr>
-    </w:p>
-    <w:p>
-      <w:pPr>
-        <w:pStyle w:val="Texto"/>
-      </w:pPr>
-      <w:r>
-        <w:t>Cualquier error detectado en una fase muy tardía implica sobrecoste y desperdicios</w:t>
-      </w:r>
-    </w:p>
-    <w:p>
-      <w:pPr>
-        <w:pStyle w:val="Texto"/>
-      </w:pPr>
-    </w:p>
-    <w:p>
-      <w:pPr>
-        <w:pStyle w:val="Texto"/>
-      </w:pPr>
-      <w:r>
-        <w:t>5.5 Metodologías ágiles</w:t>
-      </w:r>
+      <w:bookmarkEnd w:id="38"/>
     </w:p>
     <w:p>
       <w:pPr>
@@ -6402,8 +7580,8 @@
       </w:r>
     </w:p>
     <w:sectPr>
-      <w:headerReference w:type="default" r:id="rId14"/>
-      <w:footerReference w:type="default" r:id="rId15"/>
+      <w:headerReference w:type="default" r:id="rId18"/>
+      <w:footerReference w:type="default" r:id="rId19"/>
       <w:pgSz w:w="11906" w:h="16838"/>
       <w:pgMar w:top="1417" w:right="1701" w:bottom="1417" w:left="1701" w:header="708" w:footer="708" w:gutter="0"/>
       <w:pgNumType w:start="1"/>
@@ -6415,7 +7593,7 @@
 </file>
 
 <file path=word/endnotes.xml><?xml version="1.0" encoding="utf-8"?>
-<w:endnotes xmlns:wpc="http://schemas.microsoft.com/office/word/2010/wordprocessingCanvas" xmlns:cx="http://schemas.microsoft.com/office/drawing/2014/chartex" xmlns:cx1="http://schemas.microsoft.com/office/drawing/2015/9/8/chartex" xmlns:cx2="http://schemas.microsoft.com/office/drawing/2015/10/21/chartex" xmlns:cx3="http://schemas.microsoft.com/office/drawing/2016/5/9/chartex" xmlns:cx4="http://schemas.microsoft.com/office/drawing/2016/5/10/chartex" xmlns:cx5="http://schemas.microsoft.com/office/drawing/2016/5/11/chartex" xmlns:cx6="http://schemas.microsoft.com/office/drawing/2016/5/12/chartex" xmlns:cx7="http://schemas.microsoft.com/office/drawing/2016/5/13/chartex" xmlns:cx8="http://schemas.microsoft.com/office/drawing/2016/5/14/chartex" xmlns:mc="http://schemas.openxmlformats.org/markup-compatibility/2006" xmlns:aink="http://schemas.microsoft.com/office/drawing/2016/ink" xmlns:am3d="http://schemas.microsoft.com/office/drawing/2017/model3d" xmlns:o="urn:schemas-microsoft-com:office:office" xmlns:r="http://schemas.openxmlformats.org/officeDocument/2006/relationships" xmlns:m="http://schemas.openxmlformats.org/officeDocument/2006/math" xmlns:v="urn:schemas-microsoft-com:vml" xmlns:wp14="http://schemas.microsoft.com/office/word/2010/wordprocessingDrawing" xmlns:wp="http://schemas.openxmlformats.org/drawingml/2006/wordprocessingDrawing" xmlns:w10="urn:schemas-microsoft-com:office:word" xmlns:w="http://schemas.openxmlformats.org/wordprocessingml/2006/main" xmlns:w14="http://schemas.microsoft.com/office/word/2010/wordml" xmlns:w15="http://schemas.microsoft.com/office/word/2012/wordml" xmlns:w16cid="http://schemas.microsoft.com/office/word/2016/wordml/cid" xmlns:w16se="http://schemas.microsoft.com/office/word/2015/wordml/symex" xmlns:wpg="http://schemas.microsoft.com/office/word/2010/wordprocessingGroup" xmlns:wpi="http://schemas.microsoft.com/office/word/2010/wordprocessingInk" xmlns:wne="http://schemas.microsoft.com/office/word/2006/wordml" xmlns:wps="http://schemas.microsoft.com/office/word/2010/wordprocessingShape" mc:Ignorable="w14 w15 w16se w16cid wp14">
+<w:endnotes xmlns:wpc="http://schemas.microsoft.com/office/word/2010/wordprocessingCanvas" xmlns:cx="http://schemas.microsoft.com/office/drawing/2014/chartex" xmlns:cx1="http://schemas.microsoft.com/office/drawing/2015/9/8/chartex" xmlns:cx2="http://schemas.microsoft.com/office/drawing/2015/10/21/chartex" xmlns:cx3="http://schemas.microsoft.com/office/drawing/2016/5/9/chartex" xmlns:cx4="http://schemas.microsoft.com/office/drawing/2016/5/10/chartex" xmlns:cx5="http://schemas.microsoft.com/office/drawing/2016/5/11/chartex" xmlns:cx6="http://schemas.microsoft.com/office/drawing/2016/5/12/chartex" xmlns:cx7="http://schemas.microsoft.com/office/drawing/2016/5/13/chartex" xmlns:cx8="http://schemas.microsoft.com/office/drawing/2016/5/14/chartex" xmlns:mc="http://schemas.openxmlformats.org/markup-compatibility/2006" xmlns:aink="http://schemas.microsoft.com/office/drawing/2016/ink" xmlns:am3d="http://schemas.microsoft.com/office/drawing/2017/model3d" xmlns:o="urn:schemas-microsoft-com:office:office" xmlns:oel="http://schemas.microsoft.com/office/2019/extlst" xmlns:r="http://schemas.openxmlformats.org/officeDocument/2006/relationships" xmlns:m="http://schemas.openxmlformats.org/officeDocument/2006/math" xmlns:v="urn:schemas-microsoft-com:vml" xmlns:wp14="http://schemas.microsoft.com/office/word/2010/wordprocessingDrawing" xmlns:wp="http://schemas.openxmlformats.org/drawingml/2006/wordprocessingDrawing" xmlns:w10="urn:schemas-microsoft-com:office:word" xmlns:w="http://schemas.openxmlformats.org/wordprocessingml/2006/main" xmlns:w14="http://schemas.microsoft.com/office/word/2010/wordml" xmlns:w15="http://schemas.microsoft.com/office/word/2012/wordml" xmlns:w16cex="http://schemas.microsoft.com/office/word/2018/wordml/cex" xmlns:w16cid="http://schemas.microsoft.com/office/word/2016/wordml/cid" xmlns:w16="http://schemas.microsoft.com/office/word/2018/wordml" xmlns:w16sdtdh="http://schemas.microsoft.com/office/word/2020/wordml/sdtdatahash" xmlns:w16se="http://schemas.microsoft.com/office/word/2015/wordml/symex" xmlns:wpg="http://schemas.microsoft.com/office/word/2010/wordprocessingGroup" xmlns:wpi="http://schemas.microsoft.com/office/word/2010/wordprocessingInk" xmlns:wne="http://schemas.microsoft.com/office/word/2006/wordml" xmlns:wps="http://schemas.microsoft.com/office/word/2010/wordprocessingShape" mc:Ignorable="w14 w15 w16se w16cid w16 w16cex w16sdtdh wp14">
   <w:endnote w:type="separator" w:id="-1">
     <w:p>
       <w:pPr>
@@ -6440,7 +7618,7 @@
 </file>
 
 <file path=word/footer1.xml><?xml version="1.0" encoding="utf-8"?>
-<w:ftr xmlns:wpc="http://schemas.microsoft.com/office/word/2010/wordprocessingCanvas" xmlns:cx="http://schemas.microsoft.com/office/drawing/2014/chartex" xmlns:cx1="http://schemas.microsoft.com/office/drawing/2015/9/8/chartex" xmlns:cx2="http://schemas.microsoft.com/office/drawing/2015/10/21/chartex" xmlns:cx3="http://schemas.microsoft.com/office/drawing/2016/5/9/chartex" xmlns:cx4="http://schemas.microsoft.com/office/drawing/2016/5/10/chartex" xmlns:cx5="http://schemas.microsoft.com/office/drawing/2016/5/11/chartex" xmlns:cx6="http://schemas.microsoft.com/office/drawing/2016/5/12/chartex" xmlns:cx7="http://schemas.microsoft.com/office/drawing/2016/5/13/chartex" xmlns:cx8="http://schemas.microsoft.com/office/drawing/2016/5/14/chartex" xmlns:mc="http://schemas.openxmlformats.org/markup-compatibility/2006" xmlns:aink="http://schemas.microsoft.com/office/drawing/2016/ink" xmlns:am3d="http://schemas.microsoft.com/office/drawing/2017/model3d" xmlns:o="urn:schemas-microsoft-com:office:office" xmlns:r="http://schemas.openxmlformats.org/officeDocument/2006/relationships" xmlns:m="http://schemas.openxmlformats.org/officeDocument/2006/math" xmlns:v="urn:schemas-microsoft-com:vml" xmlns:wp14="http://schemas.microsoft.com/office/word/2010/wordprocessingDrawing" xmlns:wp="http://schemas.openxmlformats.org/drawingml/2006/wordprocessingDrawing" xmlns:w10="urn:schemas-microsoft-com:office:word" xmlns:w="http://schemas.openxmlformats.org/wordprocessingml/2006/main" xmlns:w14="http://schemas.microsoft.com/office/word/2010/wordml" xmlns:w15="http://schemas.microsoft.com/office/word/2012/wordml" xmlns:w16cid="http://schemas.microsoft.com/office/word/2016/wordml/cid" xmlns:w16se="http://schemas.microsoft.com/office/word/2015/wordml/symex" xmlns:wpg="http://schemas.microsoft.com/office/word/2010/wordprocessingGroup" xmlns:wpi="http://schemas.microsoft.com/office/word/2010/wordprocessingInk" xmlns:wne="http://schemas.microsoft.com/office/word/2006/wordml" xmlns:wps="http://schemas.microsoft.com/office/word/2010/wordprocessingShape" mc:Ignorable="w14 w15 w16se w16cid wp14">
+<w:ftr xmlns:wpc="http://schemas.microsoft.com/office/word/2010/wordprocessingCanvas" xmlns:cx="http://schemas.microsoft.com/office/drawing/2014/chartex" xmlns:cx1="http://schemas.microsoft.com/office/drawing/2015/9/8/chartex" xmlns:cx2="http://schemas.microsoft.com/office/drawing/2015/10/21/chartex" xmlns:cx3="http://schemas.microsoft.com/office/drawing/2016/5/9/chartex" xmlns:cx4="http://schemas.microsoft.com/office/drawing/2016/5/10/chartex" xmlns:cx5="http://schemas.microsoft.com/office/drawing/2016/5/11/chartex" xmlns:cx6="http://schemas.microsoft.com/office/drawing/2016/5/12/chartex" xmlns:cx7="http://schemas.microsoft.com/office/drawing/2016/5/13/chartex" xmlns:cx8="http://schemas.microsoft.com/office/drawing/2016/5/14/chartex" xmlns:mc="http://schemas.openxmlformats.org/markup-compatibility/2006" xmlns:aink="http://schemas.microsoft.com/office/drawing/2016/ink" xmlns:am3d="http://schemas.microsoft.com/office/drawing/2017/model3d" xmlns:o="urn:schemas-microsoft-com:office:office" xmlns:oel="http://schemas.microsoft.com/office/2019/extlst" xmlns:r="http://schemas.openxmlformats.org/officeDocument/2006/relationships" xmlns:m="http://schemas.openxmlformats.org/officeDocument/2006/math" xmlns:v="urn:schemas-microsoft-com:vml" xmlns:wp14="http://schemas.microsoft.com/office/word/2010/wordprocessingDrawing" xmlns:wp="http://schemas.openxmlformats.org/drawingml/2006/wordprocessingDrawing" xmlns:w10="urn:schemas-microsoft-com:office:word" xmlns:w="http://schemas.openxmlformats.org/wordprocessingml/2006/main" xmlns:w14="http://schemas.microsoft.com/office/word/2010/wordml" xmlns:w15="http://schemas.microsoft.com/office/word/2012/wordml" xmlns:w16cex="http://schemas.microsoft.com/office/word/2018/wordml/cex" xmlns:w16cid="http://schemas.microsoft.com/office/word/2016/wordml/cid" xmlns:w16="http://schemas.microsoft.com/office/word/2018/wordml" xmlns:w16sdtdh="http://schemas.microsoft.com/office/word/2020/wordml/sdtdatahash" xmlns:w16se="http://schemas.microsoft.com/office/word/2015/wordml/symex" xmlns:wpg="http://schemas.microsoft.com/office/word/2010/wordprocessingGroup" xmlns:wpi="http://schemas.microsoft.com/office/word/2010/wordprocessingInk" xmlns:wne="http://schemas.microsoft.com/office/word/2006/wordml" xmlns:wps="http://schemas.microsoft.com/office/word/2010/wordprocessingShape" mc:Ignorable="w14 w15 w16se w16cid w16 w16cex w16sdtdh wp14">
   <w:p>
     <w:pPr>
       <w:pStyle w:val="Piedepgina"/>
@@ -6450,7 +7628,7 @@
 </file>
 
 <file path=word/footer2.xml><?xml version="1.0" encoding="utf-8"?>
-<w:ftr xmlns:wpc="http://schemas.microsoft.com/office/word/2010/wordprocessingCanvas" xmlns:cx="http://schemas.microsoft.com/office/drawing/2014/chartex" xmlns:cx1="http://schemas.microsoft.com/office/drawing/2015/9/8/chartex" xmlns:cx2="http://schemas.microsoft.com/office/drawing/2015/10/21/chartex" xmlns:cx3="http://schemas.microsoft.com/office/drawing/2016/5/9/chartex" xmlns:cx4="http://schemas.microsoft.com/office/drawing/2016/5/10/chartex" xmlns:cx5="http://schemas.microsoft.com/office/drawing/2016/5/11/chartex" xmlns:cx6="http://schemas.microsoft.com/office/drawing/2016/5/12/chartex" xmlns:cx7="http://schemas.microsoft.com/office/drawing/2016/5/13/chartex" xmlns:cx8="http://schemas.microsoft.com/office/drawing/2016/5/14/chartex" xmlns:mc="http://schemas.openxmlformats.org/markup-compatibility/2006" xmlns:aink="http://schemas.microsoft.com/office/drawing/2016/ink" xmlns:am3d="http://schemas.microsoft.com/office/drawing/2017/model3d" xmlns:o="urn:schemas-microsoft-com:office:office" xmlns:r="http://schemas.openxmlformats.org/officeDocument/2006/relationships" xmlns:m="http://schemas.openxmlformats.org/officeDocument/2006/math" xmlns:v="urn:schemas-microsoft-com:vml" xmlns:wp14="http://schemas.microsoft.com/office/word/2010/wordprocessingDrawing" xmlns:wp="http://schemas.openxmlformats.org/drawingml/2006/wordprocessingDrawing" xmlns:w10="urn:schemas-microsoft-com:office:word" xmlns:w="http://schemas.openxmlformats.org/wordprocessingml/2006/main" xmlns:w14="http://schemas.microsoft.com/office/word/2010/wordml" xmlns:w15="http://schemas.microsoft.com/office/word/2012/wordml" xmlns:w16cid="http://schemas.microsoft.com/office/word/2016/wordml/cid" xmlns:w16se="http://schemas.microsoft.com/office/word/2015/wordml/symex" xmlns:wpg="http://schemas.microsoft.com/office/word/2010/wordprocessingGroup" xmlns:wpi="http://schemas.microsoft.com/office/word/2010/wordprocessingInk" xmlns:wne="http://schemas.microsoft.com/office/word/2006/wordml" xmlns:wps="http://schemas.microsoft.com/office/word/2010/wordprocessingShape" mc:Ignorable="w14 w15 w16se w16cid wp14">
+<w:ftr xmlns:wpc="http://schemas.microsoft.com/office/word/2010/wordprocessingCanvas" xmlns:cx="http://schemas.microsoft.com/office/drawing/2014/chartex" xmlns:cx1="http://schemas.microsoft.com/office/drawing/2015/9/8/chartex" xmlns:cx2="http://schemas.microsoft.com/office/drawing/2015/10/21/chartex" xmlns:cx3="http://schemas.microsoft.com/office/drawing/2016/5/9/chartex" xmlns:cx4="http://schemas.microsoft.com/office/drawing/2016/5/10/chartex" xmlns:cx5="http://schemas.microsoft.com/office/drawing/2016/5/11/chartex" xmlns:cx6="http://schemas.microsoft.com/office/drawing/2016/5/12/chartex" xmlns:cx7="http://schemas.microsoft.com/office/drawing/2016/5/13/chartex" xmlns:cx8="http://schemas.microsoft.com/office/drawing/2016/5/14/chartex" xmlns:mc="http://schemas.openxmlformats.org/markup-compatibility/2006" xmlns:aink="http://schemas.microsoft.com/office/drawing/2016/ink" xmlns:am3d="http://schemas.microsoft.com/office/drawing/2017/model3d" xmlns:o="urn:schemas-microsoft-com:office:office" xmlns:oel="http://schemas.microsoft.com/office/2019/extlst" xmlns:r="http://schemas.openxmlformats.org/officeDocument/2006/relationships" xmlns:m="http://schemas.openxmlformats.org/officeDocument/2006/math" xmlns:v="urn:schemas-microsoft-com:vml" xmlns:wp14="http://schemas.microsoft.com/office/word/2010/wordprocessingDrawing" xmlns:wp="http://schemas.openxmlformats.org/drawingml/2006/wordprocessingDrawing" xmlns:w10="urn:schemas-microsoft-com:office:word" xmlns:w="http://schemas.openxmlformats.org/wordprocessingml/2006/main" xmlns:w14="http://schemas.microsoft.com/office/word/2010/wordml" xmlns:w15="http://schemas.microsoft.com/office/word/2012/wordml" xmlns:w16cex="http://schemas.microsoft.com/office/word/2018/wordml/cex" xmlns:w16cid="http://schemas.microsoft.com/office/word/2016/wordml/cid" xmlns:w16="http://schemas.microsoft.com/office/word/2018/wordml" xmlns:w16sdtdh="http://schemas.microsoft.com/office/word/2020/wordml/sdtdatahash" xmlns:w16se="http://schemas.microsoft.com/office/word/2015/wordml/symex" xmlns:wpg="http://schemas.microsoft.com/office/word/2010/wordprocessingGroup" xmlns:wpi="http://schemas.microsoft.com/office/word/2010/wordprocessingInk" xmlns:wne="http://schemas.microsoft.com/office/word/2006/wordml" xmlns:wps="http://schemas.microsoft.com/office/word/2010/wordprocessingShape" mc:Ignorable="w14 w15 w16se w16cid w16 w16cex w16sdtdh wp14">
   <w:p>
     <w:pPr>
       <w:pStyle w:val="Piedepgina"/>
@@ -6475,7 +7653,7 @@
 </file>
 
 <file path=word/footer3.xml><?xml version="1.0" encoding="utf-8"?>
-<w:ftr xmlns:wpc="http://schemas.microsoft.com/office/word/2010/wordprocessingCanvas" xmlns:cx="http://schemas.microsoft.com/office/drawing/2014/chartex" xmlns:cx1="http://schemas.microsoft.com/office/drawing/2015/9/8/chartex" xmlns:cx2="http://schemas.microsoft.com/office/drawing/2015/10/21/chartex" xmlns:cx3="http://schemas.microsoft.com/office/drawing/2016/5/9/chartex" xmlns:cx4="http://schemas.microsoft.com/office/drawing/2016/5/10/chartex" xmlns:cx5="http://schemas.microsoft.com/office/drawing/2016/5/11/chartex" xmlns:cx6="http://schemas.microsoft.com/office/drawing/2016/5/12/chartex" xmlns:cx7="http://schemas.microsoft.com/office/drawing/2016/5/13/chartex" xmlns:cx8="http://schemas.microsoft.com/office/drawing/2016/5/14/chartex" xmlns:mc="http://schemas.openxmlformats.org/markup-compatibility/2006" xmlns:aink="http://schemas.microsoft.com/office/drawing/2016/ink" xmlns:am3d="http://schemas.microsoft.com/office/drawing/2017/model3d" xmlns:o="urn:schemas-microsoft-com:office:office" xmlns:r="http://schemas.openxmlformats.org/officeDocument/2006/relationships" xmlns:m="http://schemas.openxmlformats.org/officeDocument/2006/math" xmlns:v="urn:schemas-microsoft-com:vml" xmlns:wp14="http://schemas.microsoft.com/office/word/2010/wordprocessingDrawing" xmlns:wp="http://schemas.openxmlformats.org/drawingml/2006/wordprocessingDrawing" xmlns:w10="urn:schemas-microsoft-com:office:word" xmlns:w="http://schemas.openxmlformats.org/wordprocessingml/2006/main" xmlns:w14="http://schemas.microsoft.com/office/word/2010/wordml" xmlns:w15="http://schemas.microsoft.com/office/word/2012/wordml" xmlns:w16cid="http://schemas.microsoft.com/office/word/2016/wordml/cid" xmlns:w16se="http://schemas.microsoft.com/office/word/2015/wordml/symex" xmlns:wpg="http://schemas.microsoft.com/office/word/2010/wordprocessingGroup" xmlns:wpi="http://schemas.microsoft.com/office/word/2010/wordprocessingInk" xmlns:wne="http://schemas.microsoft.com/office/word/2006/wordml" xmlns:wps="http://schemas.microsoft.com/office/word/2010/wordprocessingShape" mc:Ignorable="w14 w15 w16se w16cid wp14">
+<w:ftr xmlns:wpc="http://schemas.microsoft.com/office/word/2010/wordprocessingCanvas" xmlns:cx="http://schemas.microsoft.com/office/drawing/2014/chartex" xmlns:cx1="http://schemas.microsoft.com/office/drawing/2015/9/8/chartex" xmlns:cx2="http://schemas.microsoft.com/office/drawing/2015/10/21/chartex" xmlns:cx3="http://schemas.microsoft.com/office/drawing/2016/5/9/chartex" xmlns:cx4="http://schemas.microsoft.com/office/drawing/2016/5/10/chartex" xmlns:cx5="http://schemas.microsoft.com/office/drawing/2016/5/11/chartex" xmlns:cx6="http://schemas.microsoft.com/office/drawing/2016/5/12/chartex" xmlns:cx7="http://schemas.microsoft.com/office/drawing/2016/5/13/chartex" xmlns:cx8="http://schemas.microsoft.com/office/drawing/2016/5/14/chartex" xmlns:mc="http://schemas.openxmlformats.org/markup-compatibility/2006" xmlns:aink="http://schemas.microsoft.com/office/drawing/2016/ink" xmlns:am3d="http://schemas.microsoft.com/office/drawing/2017/model3d" xmlns:o="urn:schemas-microsoft-com:office:office" xmlns:oel="http://schemas.microsoft.com/office/2019/extlst" xmlns:r="http://schemas.openxmlformats.org/officeDocument/2006/relationships" xmlns:m="http://schemas.openxmlformats.org/officeDocument/2006/math" xmlns:v="urn:schemas-microsoft-com:vml" xmlns:wp14="http://schemas.microsoft.com/office/word/2010/wordprocessingDrawing" xmlns:wp="http://schemas.openxmlformats.org/drawingml/2006/wordprocessingDrawing" xmlns:w10="urn:schemas-microsoft-com:office:word" xmlns:w="http://schemas.openxmlformats.org/wordprocessingml/2006/main" xmlns:w14="http://schemas.microsoft.com/office/word/2010/wordml" xmlns:w15="http://schemas.microsoft.com/office/word/2012/wordml" xmlns:w16cex="http://schemas.microsoft.com/office/word/2018/wordml/cex" xmlns:w16cid="http://schemas.microsoft.com/office/word/2016/wordml/cid" xmlns:w16="http://schemas.microsoft.com/office/word/2018/wordml" xmlns:w16sdtdh="http://schemas.microsoft.com/office/word/2020/wordml/sdtdatahash" xmlns:w16se="http://schemas.microsoft.com/office/word/2015/wordml/symex" xmlns:wpg="http://schemas.microsoft.com/office/word/2010/wordprocessingGroup" xmlns:wpi="http://schemas.microsoft.com/office/word/2010/wordprocessingInk" xmlns:wne="http://schemas.microsoft.com/office/word/2006/wordml" xmlns:wps="http://schemas.microsoft.com/office/word/2010/wordprocessingShape" mc:Ignorable="w14 w15 w16se w16cid w16 w16cex w16sdtdh wp14">
   <w:p>
     <w:pPr>
       <w:pStyle w:val="Encabezado"/>
@@ -6519,7 +7697,7 @@
 </file>
 
 <file path=word/footer4.xml><?xml version="1.0" encoding="utf-8"?>
-<w:ftr xmlns:wpc="http://schemas.microsoft.com/office/word/2010/wordprocessingCanvas" xmlns:cx="http://schemas.microsoft.com/office/drawing/2014/chartex" xmlns:cx1="http://schemas.microsoft.com/office/drawing/2015/9/8/chartex" xmlns:cx2="http://schemas.microsoft.com/office/drawing/2015/10/21/chartex" xmlns:cx3="http://schemas.microsoft.com/office/drawing/2016/5/9/chartex" xmlns:cx4="http://schemas.microsoft.com/office/drawing/2016/5/10/chartex" xmlns:cx5="http://schemas.microsoft.com/office/drawing/2016/5/11/chartex" xmlns:cx6="http://schemas.microsoft.com/office/drawing/2016/5/12/chartex" xmlns:cx7="http://schemas.microsoft.com/office/drawing/2016/5/13/chartex" xmlns:cx8="http://schemas.microsoft.com/office/drawing/2016/5/14/chartex" xmlns:mc="http://schemas.openxmlformats.org/markup-compatibility/2006" xmlns:aink="http://schemas.microsoft.com/office/drawing/2016/ink" xmlns:am3d="http://schemas.microsoft.com/office/drawing/2017/model3d" xmlns:o="urn:schemas-microsoft-com:office:office" xmlns:r="http://schemas.openxmlformats.org/officeDocument/2006/relationships" xmlns:m="http://schemas.openxmlformats.org/officeDocument/2006/math" xmlns:v="urn:schemas-microsoft-com:vml" xmlns:wp14="http://schemas.microsoft.com/office/word/2010/wordprocessingDrawing" xmlns:wp="http://schemas.openxmlformats.org/drawingml/2006/wordprocessingDrawing" xmlns:w10="urn:schemas-microsoft-com:office:word" xmlns:w="http://schemas.openxmlformats.org/wordprocessingml/2006/main" xmlns:w14="http://schemas.microsoft.com/office/word/2010/wordml" xmlns:w15="http://schemas.microsoft.com/office/word/2012/wordml" xmlns:w16cid="http://schemas.microsoft.com/office/word/2016/wordml/cid" xmlns:w16se="http://schemas.microsoft.com/office/word/2015/wordml/symex" xmlns:wpg="http://schemas.microsoft.com/office/word/2010/wordprocessingGroup" xmlns:wpi="http://schemas.microsoft.com/office/word/2010/wordprocessingInk" xmlns:wne="http://schemas.microsoft.com/office/word/2006/wordml" xmlns:wps="http://schemas.microsoft.com/office/word/2010/wordprocessingShape" mc:Ignorable="w14 w15 w16se w16cid wp14">
+<w:ftr xmlns:wpc="http://schemas.microsoft.com/office/word/2010/wordprocessingCanvas" xmlns:cx="http://schemas.microsoft.com/office/drawing/2014/chartex" xmlns:cx1="http://schemas.microsoft.com/office/drawing/2015/9/8/chartex" xmlns:cx2="http://schemas.microsoft.com/office/drawing/2015/10/21/chartex" xmlns:cx3="http://schemas.microsoft.com/office/drawing/2016/5/9/chartex" xmlns:cx4="http://schemas.microsoft.com/office/drawing/2016/5/10/chartex" xmlns:cx5="http://schemas.microsoft.com/office/drawing/2016/5/11/chartex" xmlns:cx6="http://schemas.microsoft.com/office/drawing/2016/5/12/chartex" xmlns:cx7="http://schemas.microsoft.com/office/drawing/2016/5/13/chartex" xmlns:cx8="http://schemas.microsoft.com/office/drawing/2016/5/14/chartex" xmlns:mc="http://schemas.openxmlformats.org/markup-compatibility/2006" xmlns:aink="http://schemas.microsoft.com/office/drawing/2016/ink" xmlns:am3d="http://schemas.microsoft.com/office/drawing/2017/model3d" xmlns:o="urn:schemas-microsoft-com:office:office" xmlns:oel="http://schemas.microsoft.com/office/2019/extlst" xmlns:r="http://schemas.openxmlformats.org/officeDocument/2006/relationships" xmlns:m="http://schemas.openxmlformats.org/officeDocument/2006/math" xmlns:v="urn:schemas-microsoft-com:vml" xmlns:wp14="http://schemas.microsoft.com/office/word/2010/wordprocessingDrawing" xmlns:wp="http://schemas.openxmlformats.org/drawingml/2006/wordprocessingDrawing" xmlns:w10="urn:schemas-microsoft-com:office:word" xmlns:w="http://schemas.openxmlformats.org/wordprocessingml/2006/main" xmlns:w14="http://schemas.microsoft.com/office/word/2010/wordml" xmlns:w15="http://schemas.microsoft.com/office/word/2012/wordml" xmlns:w16cex="http://schemas.microsoft.com/office/word/2018/wordml/cex" xmlns:w16cid="http://schemas.microsoft.com/office/word/2016/wordml/cid" xmlns:w16="http://schemas.microsoft.com/office/word/2018/wordml" xmlns:w16sdtdh="http://schemas.microsoft.com/office/word/2020/wordml/sdtdatahash" xmlns:w16se="http://schemas.microsoft.com/office/word/2015/wordml/symex" xmlns:wpg="http://schemas.microsoft.com/office/word/2010/wordprocessingGroup" xmlns:wpi="http://schemas.microsoft.com/office/word/2010/wordprocessingInk" xmlns:wne="http://schemas.microsoft.com/office/word/2006/wordml" xmlns:wps="http://schemas.microsoft.com/office/word/2010/wordprocessingShape" mc:Ignorable="w14 w15 w16se w16cid w16 w16cex w16sdtdh wp14">
   <w:p>
     <w:pPr>
       <w:pStyle w:val="Piedepgina"/>
@@ -6588,7 +7766,7 @@
 </file>
 
 <file path=word/footnotes.xml><?xml version="1.0" encoding="utf-8"?>
-<w:footnotes xmlns:wpc="http://schemas.microsoft.com/office/word/2010/wordprocessingCanvas" xmlns:cx="http://schemas.microsoft.com/office/drawing/2014/chartex" xmlns:cx1="http://schemas.microsoft.com/office/drawing/2015/9/8/chartex" xmlns:cx2="http://schemas.microsoft.com/office/drawing/2015/10/21/chartex" xmlns:cx3="http://schemas.microsoft.com/office/drawing/2016/5/9/chartex" xmlns:cx4="http://schemas.microsoft.com/office/drawing/2016/5/10/chartex" xmlns:cx5="http://schemas.microsoft.com/office/drawing/2016/5/11/chartex" xmlns:cx6="http://schemas.microsoft.com/office/drawing/2016/5/12/chartex" xmlns:cx7="http://schemas.microsoft.com/office/drawing/2016/5/13/chartex" xmlns:cx8="http://schemas.microsoft.com/office/drawing/2016/5/14/chartex" xmlns:mc="http://schemas.openxmlformats.org/markup-compatibility/2006" xmlns:aink="http://schemas.microsoft.com/office/drawing/2016/ink" xmlns:am3d="http://schemas.microsoft.com/office/drawing/2017/model3d" xmlns:o="urn:schemas-microsoft-com:office:office" xmlns:r="http://schemas.openxmlformats.org/officeDocument/2006/relationships" xmlns:m="http://schemas.openxmlformats.org/officeDocument/2006/math" xmlns:v="urn:schemas-microsoft-com:vml" xmlns:wp14="http://schemas.microsoft.com/office/word/2010/wordprocessingDrawing" xmlns:wp="http://schemas.openxmlformats.org/drawingml/2006/wordprocessingDrawing" xmlns:w10="urn:schemas-microsoft-com:office:word" xmlns:w="http://schemas.openxmlformats.org/wordprocessingml/2006/main" xmlns:w14="http://schemas.microsoft.com/office/word/2010/wordml" xmlns:w15="http://schemas.microsoft.com/office/word/2012/wordml" xmlns:w16cid="http://schemas.microsoft.com/office/word/2016/wordml/cid" xmlns:w16se="http://schemas.microsoft.com/office/word/2015/wordml/symex" xmlns:wpg="http://schemas.microsoft.com/office/word/2010/wordprocessingGroup" xmlns:wpi="http://schemas.microsoft.com/office/word/2010/wordprocessingInk" xmlns:wne="http://schemas.microsoft.com/office/word/2006/wordml" xmlns:wps="http://schemas.microsoft.com/office/word/2010/wordprocessingShape" mc:Ignorable="w14 w15 w16se w16cid wp14">
+<w:footnotes xmlns:wpc="http://schemas.microsoft.com/office/word/2010/wordprocessingCanvas" xmlns:cx="http://schemas.microsoft.com/office/drawing/2014/chartex" xmlns:cx1="http://schemas.microsoft.com/office/drawing/2015/9/8/chartex" xmlns:cx2="http://schemas.microsoft.com/office/drawing/2015/10/21/chartex" xmlns:cx3="http://schemas.microsoft.com/office/drawing/2016/5/9/chartex" xmlns:cx4="http://schemas.microsoft.com/office/drawing/2016/5/10/chartex" xmlns:cx5="http://schemas.microsoft.com/office/drawing/2016/5/11/chartex" xmlns:cx6="http://schemas.microsoft.com/office/drawing/2016/5/12/chartex" xmlns:cx7="http://schemas.microsoft.com/office/drawing/2016/5/13/chartex" xmlns:cx8="http://schemas.microsoft.com/office/drawing/2016/5/14/chartex" xmlns:mc="http://schemas.openxmlformats.org/markup-compatibility/2006" xmlns:aink="http://schemas.microsoft.com/office/drawing/2016/ink" xmlns:am3d="http://schemas.microsoft.com/office/drawing/2017/model3d" xmlns:o="urn:schemas-microsoft-com:office:office" xmlns:oel="http://schemas.microsoft.com/office/2019/extlst" xmlns:r="http://schemas.openxmlformats.org/officeDocument/2006/relationships" xmlns:m="http://schemas.openxmlformats.org/officeDocument/2006/math" xmlns:v="urn:schemas-microsoft-com:vml" xmlns:wp14="http://schemas.microsoft.com/office/word/2010/wordprocessingDrawing" xmlns:wp="http://schemas.openxmlformats.org/drawingml/2006/wordprocessingDrawing" xmlns:w10="urn:schemas-microsoft-com:office:word" xmlns:w="http://schemas.openxmlformats.org/wordprocessingml/2006/main" xmlns:w14="http://schemas.microsoft.com/office/word/2010/wordml" xmlns:w15="http://schemas.microsoft.com/office/word/2012/wordml" xmlns:w16cex="http://schemas.microsoft.com/office/word/2018/wordml/cex" xmlns:w16cid="http://schemas.microsoft.com/office/word/2016/wordml/cid" xmlns:w16="http://schemas.microsoft.com/office/word/2018/wordml" xmlns:w16sdtdh="http://schemas.microsoft.com/office/word/2020/wordml/sdtdatahash" xmlns:w16se="http://schemas.microsoft.com/office/word/2015/wordml/symex" xmlns:wpg="http://schemas.microsoft.com/office/word/2010/wordprocessingGroup" xmlns:wpi="http://schemas.microsoft.com/office/word/2010/wordprocessingInk" xmlns:wne="http://schemas.microsoft.com/office/word/2006/wordml" xmlns:wps="http://schemas.microsoft.com/office/word/2010/wordprocessingShape" mc:Ignorable="w14 w15 w16se w16cid w16 w16cex w16sdtdh wp14">
   <w:footnote w:type="separator" w:id="-1">
     <w:p>
       <w:pPr>
@@ -6613,7 +7791,7 @@
 </file>
 
 <file path=word/header1.xml><?xml version="1.0" encoding="utf-8"?>
-<w:hdr xmlns:wpc="http://schemas.microsoft.com/office/word/2010/wordprocessingCanvas" xmlns:cx="http://schemas.microsoft.com/office/drawing/2014/chartex" xmlns:cx1="http://schemas.microsoft.com/office/drawing/2015/9/8/chartex" xmlns:cx2="http://schemas.microsoft.com/office/drawing/2015/10/21/chartex" xmlns:cx3="http://schemas.microsoft.com/office/drawing/2016/5/9/chartex" xmlns:cx4="http://schemas.microsoft.com/office/drawing/2016/5/10/chartex" xmlns:cx5="http://schemas.microsoft.com/office/drawing/2016/5/11/chartex" xmlns:cx6="http://schemas.microsoft.com/office/drawing/2016/5/12/chartex" xmlns:cx7="http://schemas.microsoft.com/office/drawing/2016/5/13/chartex" xmlns:cx8="http://schemas.microsoft.com/office/drawing/2016/5/14/chartex" xmlns:mc="http://schemas.openxmlformats.org/markup-compatibility/2006" xmlns:aink="http://schemas.microsoft.com/office/drawing/2016/ink" xmlns:am3d="http://schemas.microsoft.com/office/drawing/2017/model3d" xmlns:o="urn:schemas-microsoft-com:office:office" xmlns:r="http://schemas.openxmlformats.org/officeDocument/2006/relationships" xmlns:m="http://schemas.openxmlformats.org/officeDocument/2006/math" xmlns:v="urn:schemas-microsoft-com:vml" xmlns:wp14="http://schemas.microsoft.com/office/word/2010/wordprocessingDrawing" xmlns:wp="http://schemas.openxmlformats.org/drawingml/2006/wordprocessingDrawing" xmlns:w10="urn:schemas-microsoft-com:office:word" xmlns:w="http://schemas.openxmlformats.org/wordprocessingml/2006/main" xmlns:w14="http://schemas.microsoft.com/office/word/2010/wordml" xmlns:w15="http://schemas.microsoft.com/office/word/2012/wordml" xmlns:w16cid="http://schemas.microsoft.com/office/word/2016/wordml/cid" xmlns:w16se="http://schemas.microsoft.com/office/word/2015/wordml/symex" xmlns:wpg="http://schemas.microsoft.com/office/word/2010/wordprocessingGroup" xmlns:wpi="http://schemas.microsoft.com/office/word/2010/wordprocessingInk" xmlns:wne="http://schemas.microsoft.com/office/word/2006/wordml" xmlns:wps="http://schemas.microsoft.com/office/word/2010/wordprocessingShape" mc:Ignorable="w14 w15 w16se w16cid wp14">
+<w:hdr xmlns:wpc="http://schemas.microsoft.com/office/word/2010/wordprocessingCanvas" xmlns:cx="http://schemas.microsoft.com/office/drawing/2014/chartex" xmlns:cx1="http://schemas.microsoft.com/office/drawing/2015/9/8/chartex" xmlns:cx2="http://schemas.microsoft.com/office/drawing/2015/10/21/chartex" xmlns:cx3="http://schemas.microsoft.com/office/drawing/2016/5/9/chartex" xmlns:cx4="http://schemas.microsoft.com/office/drawing/2016/5/10/chartex" xmlns:cx5="http://schemas.microsoft.com/office/drawing/2016/5/11/chartex" xmlns:cx6="http://schemas.microsoft.com/office/drawing/2016/5/12/chartex" xmlns:cx7="http://schemas.microsoft.com/office/drawing/2016/5/13/chartex" xmlns:cx8="http://schemas.microsoft.com/office/drawing/2016/5/14/chartex" xmlns:mc="http://schemas.openxmlformats.org/markup-compatibility/2006" xmlns:aink="http://schemas.microsoft.com/office/drawing/2016/ink" xmlns:am3d="http://schemas.microsoft.com/office/drawing/2017/model3d" xmlns:o="urn:schemas-microsoft-com:office:office" xmlns:oel="http://schemas.microsoft.com/office/2019/extlst" xmlns:r="http://schemas.openxmlformats.org/officeDocument/2006/relationships" xmlns:m="http://schemas.openxmlformats.org/officeDocument/2006/math" xmlns:v="urn:schemas-microsoft-com:vml" xmlns:wp14="http://schemas.microsoft.com/office/word/2010/wordprocessingDrawing" xmlns:wp="http://schemas.openxmlformats.org/drawingml/2006/wordprocessingDrawing" xmlns:w10="urn:schemas-microsoft-com:office:word" xmlns:w="http://schemas.openxmlformats.org/wordprocessingml/2006/main" xmlns:w14="http://schemas.microsoft.com/office/word/2010/wordml" xmlns:w15="http://schemas.microsoft.com/office/word/2012/wordml" xmlns:w16cex="http://schemas.microsoft.com/office/word/2018/wordml/cex" xmlns:w16cid="http://schemas.microsoft.com/office/word/2016/wordml/cid" xmlns:w16="http://schemas.microsoft.com/office/word/2018/wordml" xmlns:w16sdtdh="http://schemas.microsoft.com/office/word/2020/wordml/sdtdatahash" xmlns:w16se="http://schemas.microsoft.com/office/word/2015/wordml/symex" xmlns:wpg="http://schemas.microsoft.com/office/word/2010/wordprocessingGroup" xmlns:wpi="http://schemas.microsoft.com/office/word/2010/wordprocessingInk" xmlns:wne="http://schemas.microsoft.com/office/word/2006/wordml" xmlns:wps="http://schemas.microsoft.com/office/word/2010/wordprocessingShape" mc:Ignorable="w14 w15 w16se w16cid w16 w16cex w16sdtdh wp14">
   <w:p>
     <w:pPr>
       <w:pStyle w:val="Encabezado"/>
@@ -6623,7 +7801,7 @@
 </file>
 
 <file path=word/header2.xml><?xml version="1.0" encoding="utf-8"?>
-<w:hdr xmlns:wpc="http://schemas.microsoft.com/office/word/2010/wordprocessingCanvas" xmlns:cx="http://schemas.microsoft.com/office/drawing/2014/chartex" xmlns:cx1="http://schemas.microsoft.com/office/drawing/2015/9/8/chartex" xmlns:cx2="http://schemas.microsoft.com/office/drawing/2015/10/21/chartex" xmlns:cx3="http://schemas.microsoft.com/office/drawing/2016/5/9/chartex" xmlns:cx4="http://schemas.microsoft.com/office/drawing/2016/5/10/chartex" xmlns:cx5="http://schemas.microsoft.com/office/drawing/2016/5/11/chartex" xmlns:cx6="http://schemas.microsoft.com/office/drawing/2016/5/12/chartex" xmlns:cx7="http://schemas.microsoft.com/office/drawing/2016/5/13/chartex" xmlns:cx8="http://schemas.microsoft.com/office/drawing/2016/5/14/chartex" xmlns:mc="http://schemas.openxmlformats.org/markup-compatibility/2006" xmlns:aink="http://schemas.microsoft.com/office/drawing/2016/ink" xmlns:am3d="http://schemas.microsoft.com/office/drawing/2017/model3d" xmlns:o="urn:schemas-microsoft-com:office:office" xmlns:r="http://schemas.openxmlformats.org/officeDocument/2006/relationships" xmlns:m="http://schemas.openxmlformats.org/officeDocument/2006/math" xmlns:v="urn:schemas-microsoft-com:vml" xmlns:wp14="http://schemas.microsoft.com/office/word/2010/wordprocessingDrawing" xmlns:wp="http://schemas.openxmlformats.org/drawingml/2006/wordprocessingDrawing" xmlns:w10="urn:schemas-microsoft-com:office:word" xmlns:w="http://schemas.openxmlformats.org/wordprocessingml/2006/main" xmlns:w14="http://schemas.microsoft.com/office/word/2010/wordml" xmlns:w15="http://schemas.microsoft.com/office/word/2012/wordml" xmlns:w16cid="http://schemas.microsoft.com/office/word/2016/wordml/cid" xmlns:w16se="http://schemas.microsoft.com/office/word/2015/wordml/symex" xmlns:wpg="http://schemas.microsoft.com/office/word/2010/wordprocessingGroup" xmlns:wpi="http://schemas.microsoft.com/office/word/2010/wordprocessingInk" xmlns:wne="http://schemas.microsoft.com/office/word/2006/wordml" xmlns:wps="http://schemas.microsoft.com/office/word/2010/wordprocessingShape" mc:Ignorable="w14 w15 w16se w16cid wp14">
+<w:hdr xmlns:wpc="http://schemas.microsoft.com/office/word/2010/wordprocessingCanvas" xmlns:cx="http://schemas.microsoft.com/office/drawing/2014/chartex" xmlns:cx1="http://schemas.microsoft.com/office/drawing/2015/9/8/chartex" xmlns:cx2="http://schemas.microsoft.com/office/drawing/2015/10/21/chartex" xmlns:cx3="http://schemas.microsoft.com/office/drawing/2016/5/9/chartex" xmlns:cx4="http://schemas.microsoft.com/office/drawing/2016/5/10/chartex" xmlns:cx5="http://schemas.microsoft.com/office/drawing/2016/5/11/chartex" xmlns:cx6="http://schemas.microsoft.com/office/drawing/2016/5/12/chartex" xmlns:cx7="http://schemas.microsoft.com/office/drawing/2016/5/13/chartex" xmlns:cx8="http://schemas.microsoft.com/office/drawing/2016/5/14/chartex" xmlns:mc="http://schemas.openxmlformats.org/markup-compatibility/2006" xmlns:aink="http://schemas.microsoft.com/office/drawing/2016/ink" xmlns:am3d="http://schemas.microsoft.com/office/drawing/2017/model3d" xmlns:o="urn:schemas-microsoft-com:office:office" xmlns:oel="http://schemas.microsoft.com/office/2019/extlst" xmlns:r="http://schemas.openxmlformats.org/officeDocument/2006/relationships" xmlns:m="http://schemas.openxmlformats.org/officeDocument/2006/math" xmlns:v="urn:schemas-microsoft-com:vml" xmlns:wp14="http://schemas.microsoft.com/office/word/2010/wordprocessingDrawing" xmlns:wp="http://schemas.openxmlformats.org/drawingml/2006/wordprocessingDrawing" xmlns:w10="urn:schemas-microsoft-com:office:word" xmlns:w="http://schemas.openxmlformats.org/wordprocessingml/2006/main" xmlns:w14="http://schemas.microsoft.com/office/word/2010/wordml" xmlns:w15="http://schemas.microsoft.com/office/word/2012/wordml" xmlns:w16cex="http://schemas.microsoft.com/office/word/2018/wordml/cex" xmlns:w16cid="http://schemas.microsoft.com/office/word/2016/wordml/cid" xmlns:w16="http://schemas.microsoft.com/office/word/2018/wordml" xmlns:w16sdtdh="http://schemas.microsoft.com/office/word/2020/wordml/sdtdatahash" xmlns:w16se="http://schemas.microsoft.com/office/word/2015/wordml/symex" xmlns:wpg="http://schemas.microsoft.com/office/word/2010/wordprocessingGroup" xmlns:wpi="http://schemas.microsoft.com/office/word/2010/wordprocessingInk" xmlns:wne="http://schemas.microsoft.com/office/word/2006/wordml" xmlns:wps="http://schemas.microsoft.com/office/word/2010/wordprocessingShape" mc:Ignorable="w14 w15 w16se w16cid w16 w16cex w16sdtdh wp14">
   <w:p>
     <w:pPr>
       <w:pStyle w:val="Encabezado"/>
@@ -6633,7 +7811,7 @@
 </file>
 
 <file path=word/header3.xml><?xml version="1.0" encoding="utf-8"?>
-<w:hdr xmlns:wpc="http://schemas.microsoft.com/office/word/2010/wordprocessingCanvas" xmlns:cx="http://schemas.microsoft.com/office/drawing/2014/chartex" xmlns:cx1="http://schemas.microsoft.com/office/drawing/2015/9/8/chartex" xmlns:cx2="http://schemas.microsoft.com/office/drawing/2015/10/21/chartex" xmlns:cx3="http://schemas.microsoft.com/office/drawing/2016/5/9/chartex" xmlns:cx4="http://schemas.microsoft.com/office/drawing/2016/5/10/chartex" xmlns:cx5="http://schemas.microsoft.com/office/drawing/2016/5/11/chartex" xmlns:cx6="http://schemas.microsoft.com/office/drawing/2016/5/12/chartex" xmlns:cx7="http://schemas.microsoft.com/office/drawing/2016/5/13/chartex" xmlns:cx8="http://schemas.microsoft.com/office/drawing/2016/5/14/chartex" xmlns:mc="http://schemas.openxmlformats.org/markup-compatibility/2006" xmlns:aink="http://schemas.microsoft.com/office/drawing/2016/ink" xmlns:am3d="http://schemas.microsoft.com/office/drawing/2017/model3d" xmlns:o="urn:schemas-microsoft-com:office:office" xmlns:r="http://schemas.openxmlformats.org/officeDocument/2006/relationships" xmlns:m="http://schemas.openxmlformats.org/officeDocument/2006/math" xmlns:v="urn:schemas-microsoft-com:vml" xmlns:wp14="http://schemas.microsoft.com/office/word/2010/wordprocessingDrawing" xmlns:wp="http://schemas.openxmlformats.org/drawingml/2006/wordprocessingDrawing" xmlns:w10="urn:schemas-microsoft-com:office:word" xmlns:w="http://schemas.openxmlformats.org/wordprocessingml/2006/main" xmlns:w14="http://schemas.microsoft.com/office/word/2010/wordml" xmlns:w15="http://schemas.microsoft.com/office/word/2012/wordml" xmlns:w16cid="http://schemas.microsoft.com/office/word/2016/wordml/cid" xmlns:w16se="http://schemas.microsoft.com/office/word/2015/wordml/symex" xmlns:wpg="http://schemas.microsoft.com/office/word/2010/wordprocessingGroup" xmlns:wpi="http://schemas.microsoft.com/office/word/2010/wordprocessingInk" xmlns:wne="http://schemas.microsoft.com/office/word/2006/wordml" xmlns:wps="http://schemas.microsoft.com/office/word/2010/wordprocessingShape" mc:Ignorable="w14 w15 w16se w16cid wp14">
+<w:hdr xmlns:wpc="http://schemas.microsoft.com/office/word/2010/wordprocessingCanvas" xmlns:cx="http://schemas.microsoft.com/office/drawing/2014/chartex" xmlns:cx1="http://schemas.microsoft.com/office/drawing/2015/9/8/chartex" xmlns:cx2="http://schemas.microsoft.com/office/drawing/2015/10/21/chartex" xmlns:cx3="http://schemas.microsoft.com/office/drawing/2016/5/9/chartex" xmlns:cx4="http://schemas.microsoft.com/office/drawing/2016/5/10/chartex" xmlns:cx5="http://schemas.microsoft.com/office/drawing/2016/5/11/chartex" xmlns:cx6="http://schemas.microsoft.com/office/drawing/2016/5/12/chartex" xmlns:cx7="http://schemas.microsoft.com/office/drawing/2016/5/13/chartex" xmlns:cx8="http://schemas.microsoft.com/office/drawing/2016/5/14/chartex" xmlns:mc="http://schemas.openxmlformats.org/markup-compatibility/2006" xmlns:aink="http://schemas.microsoft.com/office/drawing/2016/ink" xmlns:am3d="http://schemas.microsoft.com/office/drawing/2017/model3d" xmlns:o="urn:schemas-microsoft-com:office:office" xmlns:oel="http://schemas.microsoft.com/office/2019/extlst" xmlns:r="http://schemas.openxmlformats.org/officeDocument/2006/relationships" xmlns:m="http://schemas.openxmlformats.org/officeDocument/2006/math" xmlns:v="urn:schemas-microsoft-com:vml" xmlns:wp14="http://schemas.microsoft.com/office/word/2010/wordprocessingDrawing" xmlns:wp="http://schemas.openxmlformats.org/drawingml/2006/wordprocessingDrawing" xmlns:w10="urn:schemas-microsoft-com:office:word" xmlns:w="http://schemas.openxmlformats.org/wordprocessingml/2006/main" xmlns:w14="http://schemas.microsoft.com/office/word/2010/wordml" xmlns:w15="http://schemas.microsoft.com/office/word/2012/wordml" xmlns:w16cex="http://schemas.microsoft.com/office/word/2018/wordml/cex" xmlns:w16cid="http://schemas.microsoft.com/office/word/2016/wordml/cid" xmlns:w16="http://schemas.microsoft.com/office/word/2018/wordml" xmlns:w16sdtdh="http://schemas.microsoft.com/office/word/2020/wordml/sdtdatahash" xmlns:w16se="http://schemas.microsoft.com/office/word/2015/wordml/symex" xmlns:wpg="http://schemas.microsoft.com/office/word/2010/wordprocessingGroup" xmlns:wpi="http://schemas.microsoft.com/office/word/2010/wordprocessingInk" xmlns:wne="http://schemas.microsoft.com/office/word/2006/wordml" xmlns:wps="http://schemas.microsoft.com/office/word/2010/wordprocessingShape" mc:Ignorable="w14 w15 w16se w16cid w16 w16cex w16sdtdh wp14">
   <w:p>
     <w:pPr>
       <w:pStyle w:val="Encabezado"/>
@@ -6653,7 +7831,7 @@
 </file>
 
 <file path=word/header4.xml><?xml version="1.0" encoding="utf-8"?>
-<w:hdr xmlns:wpc="http://schemas.microsoft.com/office/word/2010/wordprocessingCanvas" xmlns:cx="http://schemas.microsoft.com/office/drawing/2014/chartex" xmlns:cx1="http://schemas.microsoft.com/office/drawing/2015/9/8/chartex" xmlns:cx2="http://schemas.microsoft.com/office/drawing/2015/10/21/chartex" xmlns:cx3="http://schemas.microsoft.com/office/drawing/2016/5/9/chartex" xmlns:cx4="http://schemas.microsoft.com/office/drawing/2016/5/10/chartex" xmlns:cx5="http://schemas.microsoft.com/office/drawing/2016/5/11/chartex" xmlns:cx6="http://schemas.microsoft.com/office/drawing/2016/5/12/chartex" xmlns:cx7="http://schemas.microsoft.com/office/drawing/2016/5/13/chartex" xmlns:cx8="http://schemas.microsoft.com/office/drawing/2016/5/14/chartex" xmlns:mc="http://schemas.openxmlformats.org/markup-compatibility/2006" xmlns:aink="http://schemas.microsoft.com/office/drawing/2016/ink" xmlns:am3d="http://schemas.microsoft.com/office/drawing/2017/model3d" xmlns:o="urn:schemas-microsoft-com:office:office" xmlns:r="http://schemas.openxmlformats.org/officeDocument/2006/relationships" xmlns:m="http://schemas.openxmlformats.org/officeDocument/2006/math" xmlns:v="urn:schemas-microsoft-com:vml" xmlns:wp14="http://schemas.microsoft.com/office/word/2010/wordprocessingDrawing" xmlns:wp="http://schemas.openxmlformats.org/drawingml/2006/wordprocessingDrawing" xmlns:w10="urn:schemas-microsoft-com:office:word" xmlns:w="http://schemas.openxmlformats.org/wordprocessingml/2006/main" xmlns:w14="http://schemas.microsoft.com/office/word/2010/wordml" xmlns:w15="http://schemas.microsoft.com/office/word/2012/wordml" xmlns:w16cid="http://schemas.microsoft.com/office/word/2016/wordml/cid" xmlns:w16se="http://schemas.microsoft.com/office/word/2015/wordml/symex" xmlns:wpg="http://schemas.microsoft.com/office/word/2010/wordprocessingGroup" xmlns:wpi="http://schemas.microsoft.com/office/word/2010/wordprocessingInk" xmlns:wne="http://schemas.microsoft.com/office/word/2006/wordml" xmlns:wps="http://schemas.microsoft.com/office/word/2010/wordprocessingShape" mc:Ignorable="w14 w15 w16se w16cid wp14">
+<w:hdr xmlns:wpc="http://schemas.microsoft.com/office/word/2010/wordprocessingCanvas" xmlns:cx="http://schemas.microsoft.com/office/drawing/2014/chartex" xmlns:cx1="http://schemas.microsoft.com/office/drawing/2015/9/8/chartex" xmlns:cx2="http://schemas.microsoft.com/office/drawing/2015/10/21/chartex" xmlns:cx3="http://schemas.microsoft.com/office/drawing/2016/5/9/chartex" xmlns:cx4="http://schemas.microsoft.com/office/drawing/2016/5/10/chartex" xmlns:cx5="http://schemas.microsoft.com/office/drawing/2016/5/11/chartex" xmlns:cx6="http://schemas.microsoft.com/office/drawing/2016/5/12/chartex" xmlns:cx7="http://schemas.microsoft.com/office/drawing/2016/5/13/chartex" xmlns:cx8="http://schemas.microsoft.com/office/drawing/2016/5/14/chartex" xmlns:mc="http://schemas.openxmlformats.org/markup-compatibility/2006" xmlns:aink="http://schemas.microsoft.com/office/drawing/2016/ink" xmlns:am3d="http://schemas.microsoft.com/office/drawing/2017/model3d" xmlns:o="urn:schemas-microsoft-com:office:office" xmlns:oel="http://schemas.microsoft.com/office/2019/extlst" xmlns:r="http://schemas.openxmlformats.org/officeDocument/2006/relationships" xmlns:m="http://schemas.openxmlformats.org/officeDocument/2006/math" xmlns:v="urn:schemas-microsoft-com:vml" xmlns:wp14="http://schemas.microsoft.com/office/word/2010/wordprocessingDrawing" xmlns:wp="http://schemas.openxmlformats.org/drawingml/2006/wordprocessingDrawing" xmlns:w10="urn:schemas-microsoft-com:office:word" xmlns:w="http://schemas.openxmlformats.org/wordprocessingml/2006/main" xmlns:w14="http://schemas.microsoft.com/office/word/2010/wordml" xmlns:w15="http://schemas.microsoft.com/office/word/2012/wordml" xmlns:w16cex="http://schemas.microsoft.com/office/word/2018/wordml/cex" xmlns:w16cid="http://schemas.microsoft.com/office/word/2016/wordml/cid" xmlns:w16="http://schemas.microsoft.com/office/word/2018/wordml" xmlns:w16sdtdh="http://schemas.microsoft.com/office/word/2020/wordml/sdtdatahash" xmlns:w16se="http://schemas.microsoft.com/office/word/2015/wordml/symex" xmlns:wpg="http://schemas.microsoft.com/office/word/2010/wordprocessingGroup" xmlns:wpi="http://schemas.microsoft.com/office/word/2010/wordprocessingInk" xmlns:wne="http://schemas.microsoft.com/office/word/2006/wordml" xmlns:wps="http://schemas.microsoft.com/office/word/2010/wordprocessingShape" mc:Ignorable="w14 w15 w16se w16cid w16 w16cex w16sdtdh wp14">
   <w:p>
     <w:pPr>
       <w:pStyle w:val="Encabezado"/>
@@ -6698,7 +7876,7 @@
 </file>
 
 <file path=word/numbering.xml><?xml version="1.0" encoding="utf-8"?>
-<w:numbering xmlns:wpc="http://schemas.microsoft.com/office/word/2010/wordprocessingCanvas" xmlns:cx="http://schemas.microsoft.com/office/drawing/2014/chartex" xmlns:cx1="http://schemas.microsoft.com/office/drawing/2015/9/8/chartex" xmlns:cx2="http://schemas.microsoft.com/office/drawing/2015/10/21/chartex" xmlns:cx3="http://schemas.microsoft.com/office/drawing/2016/5/9/chartex" xmlns:cx4="http://schemas.microsoft.com/office/drawing/2016/5/10/chartex" xmlns:cx5="http://schemas.microsoft.com/office/drawing/2016/5/11/chartex" xmlns:cx6="http://schemas.microsoft.com/office/drawing/2016/5/12/chartex" xmlns:cx7="http://schemas.microsoft.com/office/drawing/2016/5/13/chartex" xmlns:cx8="http://schemas.microsoft.com/office/drawing/2016/5/14/chartex" xmlns:mc="http://schemas.openxmlformats.org/markup-compatibility/2006" xmlns:aink="http://schemas.microsoft.com/office/drawing/2016/ink" xmlns:am3d="http://schemas.microsoft.com/office/drawing/2017/model3d" xmlns:o="urn:schemas-microsoft-com:office:office" xmlns:r="http://schemas.openxmlformats.org/officeDocument/2006/relationships" xmlns:m="http://schemas.openxmlformats.org/officeDocument/2006/math" xmlns:v="urn:schemas-microsoft-com:vml" xmlns:wp14="http://schemas.microsoft.com/office/word/2010/wordprocessingDrawing" xmlns:wp="http://schemas.openxmlformats.org/drawingml/2006/wordprocessingDrawing" xmlns:w10="urn:schemas-microsoft-com:office:word" xmlns:w="http://schemas.openxmlformats.org/wordprocessingml/2006/main" xmlns:w14="http://schemas.microsoft.com/office/word/2010/wordml" xmlns:w15="http://schemas.microsoft.com/office/word/2012/wordml" xmlns:w16cid="http://schemas.microsoft.com/office/word/2016/wordml/cid" xmlns:w16se="http://schemas.microsoft.com/office/word/2015/wordml/symex" xmlns:wpg="http://schemas.microsoft.com/office/word/2010/wordprocessingGroup" xmlns:wpi="http://schemas.microsoft.com/office/word/2010/wordprocessingInk" xmlns:wne="http://schemas.microsoft.com/office/word/2006/wordml" xmlns:wps="http://schemas.microsoft.com/office/word/2010/wordprocessingShape" mc:Ignorable="w14 w15 w16se w16cid wp14">
+<w:numbering xmlns:wpc="http://schemas.microsoft.com/office/word/2010/wordprocessingCanvas" xmlns:cx="http://schemas.microsoft.com/office/drawing/2014/chartex" xmlns:cx1="http://schemas.microsoft.com/office/drawing/2015/9/8/chartex" xmlns:cx2="http://schemas.microsoft.com/office/drawing/2015/10/21/chartex" xmlns:cx3="http://schemas.microsoft.com/office/drawing/2016/5/9/chartex" xmlns:cx4="http://schemas.microsoft.com/office/drawing/2016/5/10/chartex" xmlns:cx5="http://schemas.microsoft.com/office/drawing/2016/5/11/chartex" xmlns:cx6="http://schemas.microsoft.com/office/drawing/2016/5/12/chartex" xmlns:cx7="http://schemas.microsoft.com/office/drawing/2016/5/13/chartex" xmlns:cx8="http://schemas.microsoft.com/office/drawing/2016/5/14/chartex" xmlns:mc="http://schemas.openxmlformats.org/markup-compatibility/2006" xmlns:aink="http://schemas.microsoft.com/office/drawing/2016/ink" xmlns:am3d="http://schemas.microsoft.com/office/drawing/2017/model3d" xmlns:o="urn:schemas-microsoft-com:office:office" xmlns:oel="http://schemas.microsoft.com/office/2019/extlst" xmlns:r="http://schemas.openxmlformats.org/officeDocument/2006/relationships" xmlns:m="http://schemas.openxmlformats.org/officeDocument/2006/math" xmlns:v="urn:schemas-microsoft-com:vml" xmlns:wp14="http://schemas.microsoft.com/office/word/2010/wordprocessingDrawing" xmlns:wp="http://schemas.openxmlformats.org/drawingml/2006/wordprocessingDrawing" xmlns:w10="urn:schemas-microsoft-com:office:word" xmlns:w="http://schemas.openxmlformats.org/wordprocessingml/2006/main" xmlns:w14="http://schemas.microsoft.com/office/word/2010/wordml" xmlns:w15="http://schemas.microsoft.com/office/word/2012/wordml" xmlns:w16cex="http://schemas.microsoft.com/office/word/2018/wordml/cex" xmlns:w16cid="http://schemas.microsoft.com/office/word/2016/wordml/cid" xmlns:w16="http://schemas.microsoft.com/office/word/2018/wordml" xmlns:w16sdtdh="http://schemas.microsoft.com/office/word/2020/wordml/sdtdatahash" xmlns:w16se="http://schemas.microsoft.com/office/word/2015/wordml/symex" xmlns:wpg="http://schemas.microsoft.com/office/word/2010/wordprocessingGroup" xmlns:wpi="http://schemas.microsoft.com/office/word/2010/wordprocessingInk" xmlns:wne="http://schemas.microsoft.com/office/word/2006/wordml" xmlns:wps="http://schemas.microsoft.com/office/word/2010/wordprocessingShape" mc:Ignorable="w14 w15 w16se w16cid w16 w16cex w16sdtdh wp14">
   <w:abstractNum w:abstractNumId="0" w15:restartNumberingAfterBreak="0">
     <w:nsid w:val="052A51B3"/>
     <w:multiLevelType w:val="hybridMultilevel"/>
@@ -7035,20 +8213,20 @@
       </w:rPr>
     </w:lvl>
   </w:abstractNum>
-  <w:num w:numId="1">
+  <w:num w:numId="1" w16cid:durableId="1633093747">
     <w:abstractNumId w:val="0"/>
   </w:num>
-  <w:num w:numId="2">
+  <w:num w:numId="2" w16cid:durableId="647440523">
     <w:abstractNumId w:val="1"/>
   </w:num>
-  <w:num w:numId="3">
+  <w:num w:numId="3" w16cid:durableId="1708487031">
     <w:abstractNumId w:val="2"/>
   </w:num>
 </w:numbering>
 </file>
 
 <file path=word/styles.xml><?xml version="1.0" encoding="utf-8"?>
-<w:styles xmlns:mc="http://schemas.openxmlformats.org/markup-compatibility/2006" xmlns:r="http://schemas.openxmlformats.org/officeDocument/2006/relationships" xmlns:w="http://schemas.openxmlformats.org/wordprocessingml/2006/main" xmlns:w14="http://schemas.microsoft.com/office/word/2010/wordml" xmlns:w15="http://schemas.microsoft.com/office/word/2012/wordml" xmlns:w16cid="http://schemas.microsoft.com/office/word/2016/wordml/cid" xmlns:w16se="http://schemas.microsoft.com/office/word/2015/wordml/symex" mc:Ignorable="w14 w15 w16se w16cid">
+<w:styles xmlns:mc="http://schemas.openxmlformats.org/markup-compatibility/2006" xmlns:r="http://schemas.openxmlformats.org/officeDocument/2006/relationships" xmlns:w="http://schemas.openxmlformats.org/wordprocessingml/2006/main" xmlns:w14="http://schemas.microsoft.com/office/word/2010/wordml" xmlns:w15="http://schemas.microsoft.com/office/word/2012/wordml" xmlns:w16cex="http://schemas.microsoft.com/office/word/2018/wordml/cex" xmlns:w16cid="http://schemas.microsoft.com/office/word/2016/wordml/cid" xmlns:w16="http://schemas.microsoft.com/office/word/2018/wordml" xmlns:w16sdtdh="http://schemas.microsoft.com/office/word/2020/wordml/sdtdatahash" xmlns:w16se="http://schemas.microsoft.com/office/word/2015/wordml/symex" mc:Ignorable="w14 w15 w16se w16cid w16 w16cex w16sdtdh">
   <w:docDefaults>
     <w:rPrDefault>
       <w:rPr>
@@ -7064,7 +8242,7 @@
       </w:pPr>
     </w:pPrDefault>
   </w:docDefaults>
-  <w:latentStyles w:defLockedState="0" w:defUIPriority="99" w:defSemiHidden="0" w:defUnhideWhenUsed="0" w:defQFormat="0" w:count="375">
+  <w:latentStyles w:defLockedState="0" w:defUIPriority="99" w:defSemiHidden="0" w:defUnhideWhenUsed="0" w:defQFormat="0" w:count="376">
     <w:lsdException w:name="Normal" w:uiPriority="0" w:qFormat="1"/>
     <w:lsdException w:name="heading 1" w:uiPriority="9" w:qFormat="1"/>
     <w:lsdException w:name="heading 2" w:semiHidden="1" w:uiPriority="9" w:unhideWhenUsed="1" w:qFormat="1"/>
@@ -7440,6 +8618,7 @@
     <w:lsdException w:name="Smart Hyperlink" w:semiHidden="1" w:unhideWhenUsed="1"/>
     <w:lsdException w:name="Hashtag" w:semiHidden="1" w:unhideWhenUsed="1"/>
     <w:lsdException w:name="Unresolved Mention" w:semiHidden="1" w:unhideWhenUsed="1"/>
+    <w:lsdException w:name="Smart Link" w:semiHidden="1" w:unhideWhenUsed="1"/>
   </w:latentStyles>
   <w:style w:type="paragraph" w:default="1" w:styleId="Normal">
     <w:name w:val="Normal"/>
@@ -7552,6 +8731,26 @@
     <w:rPr>
       <w:rFonts w:asciiTheme="majorHAnsi" w:eastAsiaTheme="majorEastAsia" w:hAnsiTheme="majorHAnsi" w:cstheme="majorBidi"/>
       <w:color w:val="2F5496" w:themeColor="accent1" w:themeShade="BF"/>
+    </w:rPr>
+  </w:style>
+  <w:style w:type="paragraph" w:styleId="Ttulo6">
+    <w:name w:val="heading 6"/>
+    <w:basedOn w:val="Normal"/>
+    <w:next w:val="Normal"/>
+    <w:link w:val="Ttulo6Car"/>
+    <w:uiPriority w:val="9"/>
+    <w:unhideWhenUsed/>
+    <w:qFormat/>
+    <w:rsid w:val="002D0B0A"/>
+    <w:pPr>
+      <w:keepNext/>
+      <w:keepLines/>
+      <w:spacing w:before="40" w:after="0"/>
+      <w:outlineLvl w:val="5"/>
+    </w:pPr>
+    <w:rPr>
+      <w:rFonts w:asciiTheme="majorHAnsi" w:eastAsiaTheme="majorEastAsia" w:hAnsiTheme="majorHAnsi" w:cstheme="majorBidi"/>
+      <w:color w:val="1F3763" w:themeColor="accent1" w:themeShade="7F"/>
     </w:rPr>
   </w:style>
   <w:style w:type="character" w:default="1" w:styleId="Fuentedeprrafopredeter">
@@ -7986,6 +9185,17 @@
       <w:color w:val="2F5496" w:themeColor="accent1" w:themeShade="BF"/>
     </w:rPr>
   </w:style>
+  <w:style w:type="character" w:customStyle="1" w:styleId="Ttulo6Car">
+    <w:name w:val="Título 6 Car"/>
+    <w:basedOn w:val="Fuentedeprrafopredeter"/>
+    <w:link w:val="Ttulo6"/>
+    <w:uiPriority w:val="9"/>
+    <w:rsid w:val="002D0B0A"/>
+    <w:rPr>
+      <w:rFonts w:asciiTheme="majorHAnsi" w:eastAsiaTheme="majorEastAsia" w:hAnsiTheme="majorHAnsi" w:cstheme="majorBidi"/>
+      <w:color w:val="1F3763" w:themeColor="accent1" w:themeShade="7F"/>
+    </w:rPr>
+  </w:style>
 </w:styles>
 </file>
 
